--- a/TestWord_1/F_ГО УААСП Правовласник-Видавництво.docx
+++ b/TestWord_1/F_ГО УААСП Правовласник-Видавництво.docx
@@ -219,6 +219,7 @@
           <w15:appearance w15:val="tags"/>
           <w:text/>
         </w:sdtPr>
+        <w:sdtEndPr/>
         <w:sdtContent>
           <w:r>
             <w:rPr>
@@ -305,6 +306,7 @@
           <w15:appearance w15:val="tags"/>
           <w:text/>
         </w:sdtPr>
+        <w:sdtEndPr/>
         <w:sdtContent>
           <w:r>
             <w:rPr>
@@ -579,6 +581,7 @@
         <w15:appearance w15:val="tags"/>
         <w:text/>
       </w:sdtPr>
+      <w:sdtEndPr/>
       <w:sdtContent>
         <w:p>
           <w:pPr>
@@ -1255,8 +1258,51 @@
           <w:szCs w:val="22"/>
           <w:lang w:val="uk-UA"/>
         </w:rPr>
-        <w:t>та</w:t>
-      </w:r>
+        <w:t>т</w:t>
+      </w:r>
+      <w:r>
+        <w:rPr>
+          <w:sz w:val="22"/>
+          <w:szCs w:val="22"/>
+          <w:lang w:val="uk-UA"/>
+        </w:rPr>
+        <w:t>а</w:t>
+      </w:r>
+      <w:r>
+        <w:rPr>
+          <w:sz w:val="22"/>
+          <w:szCs w:val="22"/>
+          <w:lang w:val="uk-UA"/>
+        </w:rPr>
+        <w:t xml:space="preserve"> </w:t>
+      </w:r>
+      <w:sdt>
+        <w:sdtPr>
+          <w:rPr>
+            <w:sz w:val="22"/>
+            <w:szCs w:val="22"/>
+            <w:lang w:val="uk-UA"/>
+          </w:rPr>
+          <w:alias w:val="fop"/>
+          <w:tag w:val="fop"/>
+          <w:id w:val="399024136"/>
+          <w:placeholder>
+            <w:docPart w:val="DefaultPlaceholder_-1854013440"/>
+          </w:placeholder>
+          <w:showingPlcHdr/>
+          <w15:appearance w15:val="tags"/>
+          <w:text/>
+        </w:sdtPr>
+        <w:sdtEndPr/>
+        <w:sdtContent>
+          <w:r>
+            <w:rPr>
+              <w:rStyle w:val="af5"/>
+            </w:rPr>
+            <w:t>Место для ввода текста.</w:t>
+          </w:r>
+        </w:sdtContent>
+      </w:sdt>
       <w:r>
         <w:rPr>
           <w:b/>
@@ -1271,8 +1317,8 @@
           <w:rPr>
             <w:b/>
           </w:rPr>
-          <w:alias w:val="СstName"/>
-          <w:tag w:val="СstName"/>
+          <w:alias w:val="CstName"/>
+          <w:tag w:val="CstName"/>
           <w:id w:val="-710183628"/>
           <w:placeholder>
             <w:docPart w:val="9531A73B67344BCEB562720EF6460F47"/>
@@ -1281,6 +1327,7 @@
           <w15:appearance w15:val="tags"/>
           <w:text/>
         </w:sdtPr>
+        <w:sdtEndPr/>
         <w:sdtContent>
           <w:r>
             <w:rPr>
@@ -1313,15 +1360,35 @@
           <w:szCs w:val="22"/>
           <w:lang w:val="uk-UA"/>
         </w:rPr>
-        <w:t xml:space="preserve"> в особі</w:t>
-      </w:r>
-      <w:r>
-        <w:rPr>
-          <w:sz w:val="22"/>
-          <w:szCs w:val="22"/>
-        </w:rPr>
         <w:t xml:space="preserve"> </w:t>
       </w:r>
+      <w:sdt>
+        <w:sdtPr>
+          <w:rPr>
+            <w:sz w:val="22"/>
+            <w:szCs w:val="22"/>
+            <w:lang w:val="uk-UA"/>
+          </w:rPr>
+          <w:alias w:val="vOsobi"/>
+          <w:tag w:val="vOsobi"/>
+          <w:id w:val="865805416"/>
+          <w:placeholder>
+            <w:docPart w:val="DefaultPlaceholder_-1854013440"/>
+          </w:placeholder>
+          <w:showingPlcHdr/>
+          <w15:appearance w15:val="tags"/>
+          <w:text/>
+        </w:sdtPr>
+        <w:sdtEndPr/>
+        <w:sdtContent>
+          <w:r>
+            <w:rPr>
+              <w:rStyle w:val="af5"/>
+            </w:rPr>
+            <w:t>Место для ввода текста.</w:t>
+          </w:r>
+        </w:sdtContent>
+      </w:sdt>
       <w:sdt>
         <w:sdtPr>
           <w:rPr>
@@ -1337,6 +1404,7 @@
           <w15:appearance w15:val="tags"/>
           <w:text/>
         </w:sdtPr>
+        <w:sdtEndPr/>
         <w:sdtContent>
           <w:r>
             <w:rPr>
@@ -1354,32 +1422,35 @@
           <w:szCs w:val="22"/>
           <w:lang w:val="uk-UA"/>
         </w:rPr>
-        <w:t xml:space="preserve"> (</w:t>
-      </w:r>
-      <w:r>
-        <w:rPr>
-          <w:i/>
-          <w:sz w:val="22"/>
-          <w:szCs w:val="22"/>
-          <w:lang w:val="uk-UA"/>
-        </w:rPr>
-        <w:t>посада, ПІБ</w:t>
-      </w:r>
-      <w:r>
-        <w:rPr>
-          <w:sz w:val="22"/>
-          <w:szCs w:val="22"/>
-          <w:lang w:val="uk-UA"/>
-        </w:rPr>
-        <w:t>), що діє на підставі</w:t>
-      </w:r>
-      <w:r>
-        <w:rPr>
-          <w:sz w:val="22"/>
-          <w:szCs w:val="22"/>
-        </w:rPr>
         <w:t xml:space="preserve"> </w:t>
       </w:r>
+      <w:sdt>
+        <w:sdtPr>
+          <w:rPr>
+            <w:sz w:val="22"/>
+            <w:szCs w:val="22"/>
+            <w:lang w:val="uk-UA"/>
+          </w:rPr>
+          <w:alias w:val="naPidstavi"/>
+          <w:tag w:val="naPidstavi"/>
+          <w:id w:val="-887499098"/>
+          <w:placeholder>
+            <w:docPart w:val="DefaultPlaceholder_-1854013440"/>
+          </w:placeholder>
+          <w:showingPlcHdr/>
+          <w15:appearance w15:val="tags"/>
+          <w:text/>
+        </w:sdtPr>
+        <w:sdtEndPr/>
+        <w:sdtContent>
+          <w:r>
+            <w:rPr>
+              <w:rStyle w:val="af5"/>
+            </w:rPr>
+            <w:t>Место для ввода текста.</w:t>
+          </w:r>
+        </w:sdtContent>
+      </w:sdt>
       <w:sdt>
         <w:sdtPr>
           <w:rPr>
@@ -1395,6 +1466,7 @@
           <w15:appearance w15:val="tags"/>
           <w:text/>
         </w:sdtPr>
+        <w:sdtEndPr/>
         <w:sdtContent>
           <w:r>
             <w:rPr>
@@ -1408,45 +1480,19 @@
       </w:sdt>
       <w:r>
         <w:rPr>
+          <w:b/>
+        </w:rPr>
+        <w:t>,</w:t>
+      </w:r>
+      <w:bookmarkStart w:id="0" w:name="_GoBack"/>
+      <w:bookmarkEnd w:id="0"/>
+      <w:r>
+        <w:rPr>
           <w:sz w:val="22"/>
           <w:szCs w:val="22"/>
           <w:lang w:val="uk-UA"/>
         </w:rPr>
         <w:t xml:space="preserve"> </w:t>
-      </w:r>
-      <w:r>
-        <w:rPr>
-          <w:sz w:val="18"/>
-          <w:szCs w:val="18"/>
-          <w:lang w:val="uk-UA"/>
-        </w:rPr>
-        <w:t>(</w:t>
-      </w:r>
-      <w:r>
-        <w:rPr>
-          <w:i/>
-          <w:sz w:val="22"/>
-          <w:szCs w:val="22"/>
-          <w:lang w:val="uk-UA"/>
-        </w:rPr>
-        <w:t>Статуту, положення, довіреності</w:t>
-      </w:r>
-      <w:r>
-        <w:rPr>
-          <w:i/>
-          <w:sz w:val="22"/>
-          <w:szCs w:val="22"/>
-          <w:lang w:val="uk-UA"/>
-        </w:rPr>
-        <w:t>)</w:t>
-      </w:r>
-      <w:r>
-        <w:rPr>
-          <w:sz w:val="22"/>
-          <w:szCs w:val="22"/>
-          <w:lang w:val="uk-UA"/>
-        </w:rPr>
-        <w:t xml:space="preserve">, </w:t>
       </w:r>
       <w:r>
         <w:rPr>
@@ -3015,7 +3061,7 @@
           <w:lang w:val="uk-UA"/>
         </w:rPr>
       </w:pPr>
-      <w:bookmarkStart w:id="0" w:name="_Ref346106947"/>
+      <w:bookmarkStart w:id="1" w:name="_Ref346106947"/>
       <w:r>
         <w:rPr>
           <w:sz w:val="22"/>
@@ -3104,7 +3150,7 @@
         </w:rPr>
         <w:t>ористувачам на:</w:t>
       </w:r>
-      <w:bookmarkEnd w:id="0"/>
+      <w:bookmarkEnd w:id="1"/>
     </w:p>
     <w:p>
       <w:pPr>
@@ -3140,6 +3186,7 @@
           <w:docPartGallery w:val="Tables"/>
         </w:docPartList>
       </w:sdtPr>
+      <w:sdtEndPr/>
       <w:sdtContent>
         <w:p>
           <w:pPr>
@@ -3306,6 +3353,7 @@
           <w:docPartGallery w:val="Tables"/>
         </w:docPartList>
       </w:sdtPr>
+      <w:sdtEndPr/>
       <w:sdtContent>
         <w:p>
           <w:pPr>
@@ -3488,6 +3536,7 @@
           <w:docPartGallery w:val="Tables"/>
         </w:docPartList>
       </w:sdtPr>
+      <w:sdtEndPr/>
       <w:sdtContent>
         <w:p>
           <w:pPr>
@@ -7686,7 +7735,7 @@
           <w:lang w:val="uk-UA"/>
         </w:rPr>
       </w:pPr>
-      <w:bookmarkStart w:id="1" w:name="_Ref346109396"/>
+      <w:bookmarkStart w:id="2" w:name="_Ref346109396"/>
       <w:r>
         <w:rPr>
           <w:sz w:val="22"/>
@@ -7712,6 +7761,7 @@
           <w15:appearance w15:val="tags"/>
           <w:text/>
         </w:sdtPr>
+        <w:sdtEndPr/>
         <w:sdtContent>
           <w:r>
             <w:rPr>
@@ -7778,6 +7828,7 @@
           <w15:appearance w15:val="tags"/>
           <w:text/>
         </w:sdtPr>
+        <w:sdtEndPr/>
         <w:sdtContent>
           <w:r>
             <w:rPr>
@@ -7804,7 +7855,7 @@
         </w:rPr>
         <w:t xml:space="preserve"> від сум, </w:t>
       </w:r>
-      <w:bookmarkEnd w:id="1"/>
+      <w:bookmarkEnd w:id="2"/>
       <w:r>
         <w:rPr>
           <w:sz w:val="22"/>
@@ -7936,7 +7987,7 @@
         </w:rPr>
         <w:t xml:space="preserve"> </w:t>
       </w:r>
-      <w:bookmarkStart w:id="2" w:name="_Hlk525725174"/>
+      <w:bookmarkStart w:id="3" w:name="_Hlk525725174"/>
       <w:sdt>
         <w:sdtPr>
           <w:rPr>
@@ -7955,6 +8006,7 @@
           <w15:appearance w15:val="tags"/>
           <w:text/>
         </w:sdtPr>
+        <w:sdtEndPr/>
         <w:sdtContent>
           <w:r>
             <w:rPr>
@@ -7978,7 +8030,6 @@
         <w:rPr>
           <w:sz w:val="20"/>
           <w:szCs w:val="20"/>
-          <w:lang w:val="en-US"/>
         </w:rPr>
         <w:t xml:space="preserve">% </w:t>
       </w:r>
@@ -8007,6 +8058,7 @@
           <w15:appearance w15:val="tags"/>
           <w:text/>
         </w:sdtPr>
+        <w:sdtEndPr/>
         <w:sdtContent>
           <w:r>
             <w:rPr>
@@ -8034,7 +8086,7 @@
         </w:rPr>
         <w:t xml:space="preserve"> </w:t>
       </w:r>
-      <w:bookmarkEnd w:id="2"/>
+      <w:bookmarkEnd w:id="3"/>
       <w:r>
         <w:rPr>
           <w:color w:val="000000"/>
@@ -10937,8 +10989,8 @@
                 <w:szCs w:val="16"/>
                 <w:lang w:val="uk-UA"/>
               </w:rPr>
-              <w:alias w:val="СstName"/>
-              <w:tag w:val="СstName"/>
+              <w:alias w:val="CstName"/>
+              <w:tag w:val="CstName"/>
               <w:id w:val="-2037271678"/>
               <w:placeholder>
                 <w:docPart w:val="AE44577397BF4EBFABE8901EDDA4D3F2"/>
@@ -10947,6 +10999,7 @@
               <w15:appearance w15:val="tags"/>
               <w:text/>
             </w:sdtPr>
+            <w:sdtEndPr/>
             <w:sdtContent>
               <w:p>
                 <w:pPr>
@@ -11025,6 +11078,7 @@
                 <w15:appearance w15:val="tags"/>
                 <w:text/>
               </w:sdtPr>
+              <w:sdtEndPr/>
               <w:sdtContent>
                 <w:r>
                   <w:rPr>
@@ -11072,6 +11126,7 @@
                 <w15:appearance w15:val="tags"/>
                 <w:text/>
               </w:sdtPr>
+              <w:sdtEndPr/>
               <w:sdtContent>
                 <w:r>
                   <w:rPr>
@@ -11119,6 +11174,7 @@
                 <w15:appearance w15:val="tags"/>
                 <w:text/>
               </w:sdtPr>
+              <w:sdtEndPr/>
               <w:sdtContent>
                 <w:r>
                   <w:rPr>
@@ -11164,8 +11220,8 @@
                   <w:szCs w:val="20"/>
                   <w:lang w:val="en-US"/>
                 </w:rPr>
-                <w:alias w:val="CstPhone"/>
-                <w:tag w:val="CstPhone"/>
+                <w:alias w:val="СstPhone"/>
+                <w:tag w:val="СstPhone"/>
                 <w:id w:val="-1897351880"/>
                 <w:placeholder>
                   <w:docPart w:val="DefaultPlaceholder_-1854013440"/>
@@ -11174,6 +11230,7 @@
                 <w15:appearance w15:val="tags"/>
                 <w:text/>
               </w:sdtPr>
+              <w:sdtEndPr/>
               <w:sdtContent>
                 <w:r>
                   <w:rPr>
@@ -11242,6 +11299,7 @@
                 <w15:appearance w15:val="tags"/>
                 <w:text/>
               </w:sdtPr>
+              <w:sdtEndPr/>
               <w:sdtContent>
                 <w:r>
                   <w:rPr>
@@ -11296,6 +11354,7 @@
                 <w15:appearance w15:val="tags"/>
                 <w:text/>
               </w:sdtPr>
+              <w:sdtEndPr/>
               <w:sdtContent>
                 <w:r>
                   <w:rPr>
@@ -11363,6 +11422,7 @@
                 <w15:appearance w15:val="tags"/>
                 <w:text/>
               </w:sdtPr>
+              <w:sdtEndPr/>
               <w:sdtContent>
                 <w:r>
                   <w:rPr>
@@ -11417,6 +11477,7 @@
                 <w15:appearance w15:val="tags"/>
                 <w:text/>
               </w:sdtPr>
+              <w:sdtEndPr/>
               <w:sdtContent>
                 <w:r>
                   <w:rPr>
@@ -11465,6 +11526,7 @@
                 <w15:appearance w15:val="tags"/>
                 <w:text/>
               </w:sdtPr>
+              <w:sdtEndPr/>
               <w:sdtContent>
                 <w:r>
                   <w:rPr>
@@ -11491,8 +11553,8 @@
                   <w:szCs w:val="16"/>
                   <w:lang w:val="uk-UA"/>
                 </w:rPr>
-                <w:alias w:val="СstRegData"/>
-                <w:tag w:val="СstRegData"/>
+                <w:alias w:val="CstRegData"/>
+                <w:tag w:val="CstRegData"/>
                 <w:id w:val="1267500302"/>
                 <w:placeholder>
                   <w:docPart w:val="51162FD60223426586D852C9B3DBE47D"/>
@@ -11501,6 +11563,7 @@
                 <w15:appearance w15:val="tags"/>
                 <w:text/>
               </w:sdtPr>
+              <w:sdtEndPr/>
               <w:sdtContent>
                 <w:r>
                   <w:rPr>
@@ -11555,8 +11618,8 @@
                   <w:szCs w:val="20"/>
                   <w:lang w:val="uk-UA"/>
                 </w:rPr>
-                <w:alias w:val="СstVAT"/>
-                <w:tag w:val="СstVAT"/>
+                <w:alias w:val="CstVAT"/>
+                <w:tag w:val="CstVAT"/>
                 <w:id w:val="1483039334"/>
                 <w:placeholder>
                   <w:docPart w:val="0930F70D751C451E94D7FDD7990EC212"/>
@@ -11565,6 +11628,7 @@
                 <w15:appearance w15:val="tags"/>
                 <w:text/>
               </w:sdtPr>
+              <w:sdtEndPr/>
               <w:sdtContent>
                 <w:r>
                   <w:rPr>
@@ -11613,6 +11677,7 @@
                 <w15:appearance w15:val="tags"/>
                 <w:text/>
               </w:sdtPr>
+              <w:sdtEndPr/>
               <w:sdtContent>
                 <w:r>
                   <w:rPr>
@@ -11699,6 +11764,7 @@
                 <w15:appearance w15:val="tags"/>
                 <w:text/>
               </w:sdtPr>
+              <w:sdtEndPr/>
               <w:sdtContent>
                 <w:r>
                   <w:rPr>
@@ -12037,8 +12103,6 @@
           <w:lang w:val="uk-UA"/>
         </w:rPr>
       </w:pPr>
-      <w:bookmarkStart w:id="3" w:name="_GoBack"/>
-      <w:bookmarkEnd w:id="3"/>
       <w:r>
         <w:rPr>
           <w:b/>
@@ -14611,7 +14675,6 @@
                 <w:bCs/>
                 <w:sz w:val="18"/>
                 <w:szCs w:val="18"/>
-                <w:lang w:val="en-US"/>
               </w:rPr>
             </w:pPr>
             <w:proofErr w:type="spellStart"/>
@@ -14719,7 +14782,6 @@
                 <w:bCs/>
                 <w:sz w:val="18"/>
                 <w:szCs w:val="18"/>
-                <w:lang w:val="en-US"/>
               </w:rPr>
               <w:t>0032</w:t>
             </w:r>
@@ -19541,7 +19603,6 @@
                 <w:bCs/>
                 <w:sz w:val="18"/>
                 <w:szCs w:val="18"/>
-                <w:lang w:val="en-US"/>
               </w:rPr>
             </w:pPr>
             <w:proofErr w:type="spellStart"/>
@@ -19650,7 +19711,6 @@
                 <w:bCs/>
                 <w:sz w:val="18"/>
                 <w:szCs w:val="18"/>
-                <w:lang w:val="en-US"/>
               </w:rPr>
               <w:t xml:space="preserve"> 0032</w:t>
             </w:r>
@@ -26043,7 +26103,10 @@
   </w:compat>
   <w:rsids>
     <w:rsidRoot w:val="00B93D3E"/>
+    <w:rsid w:val="007D54E2"/>
+    <w:rsid w:val="008D21B1"/>
     <w:rsid w:val="00B93D3E"/>
+    <w:rsid w:val="00CE1C72"/>
   </w:rsids>
   <m:mathPr>
     <m:mathFont m:val="Cambria Math"/>
@@ -26915,7 +26978,7 @@
 </file>
 
 <file path=customXml/itemProps1.xml><?xml version="1.0" encoding="utf-8"?>
-<ds:datastoreItem xmlns:ds="http://schemas.openxmlformats.org/officeDocument/2006/customXml" ds:itemID="{FD90ABA5-882C-41A2-8D5F-E06DF0402C9C}">
+<ds:datastoreItem xmlns:ds="http://schemas.openxmlformats.org/officeDocument/2006/customXml" ds:itemID="{0684D151-9B4E-4EF6-9823-8F08B703F3C0}">
   <ds:schemaRefs>
     <ds:schemaRef ds:uri="http://schemas.openxmlformats.org/officeDocument/2006/bibliography"/>
   </ds:schemaRefs>

--- a/TestWord_1/F_ГО УААСП Правовласник-Видавництво.docx
+++ b/TestWord_1/F_ГО УААСП Правовласник-Видавництво.docx
@@ -1484,8 +1484,6 @@
         </w:rPr>
         <w:t>,</w:t>
       </w:r>
-      <w:bookmarkStart w:id="0" w:name="_GoBack"/>
-      <w:bookmarkEnd w:id="0"/>
       <w:r>
         <w:rPr>
           <w:sz w:val="22"/>
@@ -3061,7 +3059,7 @@
           <w:lang w:val="uk-UA"/>
         </w:rPr>
       </w:pPr>
-      <w:bookmarkStart w:id="1" w:name="_Ref346106947"/>
+      <w:bookmarkStart w:id="0" w:name="_Ref346106947"/>
       <w:r>
         <w:rPr>
           <w:sz w:val="22"/>
@@ -3150,7 +3148,7 @@
         </w:rPr>
         <w:t>ористувачам на:</w:t>
       </w:r>
-      <w:bookmarkEnd w:id="1"/>
+      <w:bookmarkEnd w:id="0"/>
     </w:p>
     <w:p>
       <w:pPr>
@@ -7735,7 +7733,7 @@
           <w:lang w:val="uk-UA"/>
         </w:rPr>
       </w:pPr>
-      <w:bookmarkStart w:id="2" w:name="_Ref346109396"/>
+      <w:bookmarkStart w:id="1" w:name="_Ref346109396"/>
       <w:r>
         <w:rPr>
           <w:sz w:val="22"/>
@@ -7855,7 +7853,7 @@
         </w:rPr>
         <w:t xml:space="preserve"> від сум, </w:t>
       </w:r>
-      <w:bookmarkEnd w:id="2"/>
+      <w:bookmarkEnd w:id="1"/>
       <w:r>
         <w:rPr>
           <w:sz w:val="22"/>
@@ -7987,7 +7985,7 @@
         </w:rPr>
         <w:t xml:space="preserve"> </w:t>
       </w:r>
-      <w:bookmarkStart w:id="3" w:name="_Hlk525725174"/>
+      <w:bookmarkStart w:id="2" w:name="_Hlk525725174"/>
       <w:sdt>
         <w:sdtPr>
           <w:rPr>
@@ -8086,7 +8084,7 @@
         </w:rPr>
         <w:t xml:space="preserve"> </w:t>
       </w:r>
-      <w:bookmarkEnd w:id="3"/>
+      <w:bookmarkEnd w:id="2"/>
       <w:r>
         <w:rPr>
           <w:color w:val="000000"/>
@@ -26046,7 +26044,7 @@
     <w:charset w:val="CC"/>
     <w:family w:val="swiss"/>
     <w:pitch w:val="variable"/>
-    <w:sig w:usb0="E0002AFF" w:usb1="C000247B" w:usb2="00000009" w:usb3="00000000" w:csb0="000001FF" w:csb1="00000000"/>
+    <w:sig w:usb0="E0002EFF" w:usb1="C000247B" w:usb2="00000009" w:usb3="00000000" w:csb0="000001FF" w:csb1="00000000"/>
   </w:font>
   <w:font w:name="Cambria">
     <w:panose1 w:val="02040503050406030204"/>
@@ -26103,6 +26101,7 @@
   </w:compat>
   <w:rsids>
     <w:rsidRoot w:val="00B93D3E"/>
+    <w:rsid w:val="00567AAF"/>
     <w:rsid w:val="007D54E2"/>
     <w:rsid w:val="008D21B1"/>
     <w:rsid w:val="00B93D3E"/>
@@ -26978,7 +26977,7 @@
 </file>
 
 <file path=customXml/itemProps1.xml><?xml version="1.0" encoding="utf-8"?>
-<ds:datastoreItem xmlns:ds="http://schemas.openxmlformats.org/officeDocument/2006/customXml" ds:itemID="{0684D151-9B4E-4EF6-9823-8F08B703F3C0}">
+<ds:datastoreItem xmlns:ds="http://schemas.openxmlformats.org/officeDocument/2006/customXml" ds:itemID="{6BB2F6A0-AD48-44A1-8DFD-7F6CD0D8CE64}">
   <ds:schemaRefs>
     <ds:schemaRef ds:uri="http://schemas.openxmlformats.org/officeDocument/2006/bibliography"/>
   </ds:schemaRefs>

--- a/TestWord_1/F_ГО УААСП Правовласник-Видавництво.docx
+++ b/TestWord_1/F_ГО УААСП Правовласник-Видавництво.docx
@@ -103,7 +103,6 @@
         </w:rPr>
         <w:t xml:space="preserve">ськими правами </w:t>
       </w:r>
-      <w:proofErr w:type="spellStart"/>
       <w:r>
         <w:rPr>
           <w:b/>
@@ -120,9 +119,19 @@
           <w:szCs w:val="40"/>
           <w:lang w:val="ru-RU"/>
         </w:rPr>
-        <w:t>а</w:t>
-      </w:r>
-      <w:proofErr w:type="spellEnd"/>
+        <w:t xml:space="preserve">а </w:t>
+      </w:r>
+    </w:p>
+    <w:p>
+      <w:pPr>
+        <w:pStyle w:val="a4"/>
+        <w:jc w:val="center"/>
+        <w:rPr>
+          <w:b/>
+          <w:sz w:val="40"/>
+          <w:szCs w:val="40"/>
+        </w:rPr>
+      </w:pPr>
       <w:r>
         <w:rPr>
           <w:b/>
@@ -130,34 +139,14 @@
           <w:szCs w:val="40"/>
           <w:lang w:val="ru-RU"/>
         </w:rPr>
-        <w:t xml:space="preserve"> </w:t>
-      </w:r>
-    </w:p>
-    <w:p>
-      <w:pPr>
-        <w:pStyle w:val="a4"/>
-        <w:jc w:val="center"/>
+        <w:t xml:space="preserve">на </w:t>
+      </w:r>
+      <w:r>
         <w:rPr>
           <w:b/>
           <w:sz w:val="40"/>
           <w:szCs w:val="40"/>
         </w:rPr>
-      </w:pPr>
-      <w:r>
-        <w:rPr>
-          <w:b/>
-          <w:sz w:val="40"/>
-          <w:szCs w:val="40"/>
-          <w:lang w:val="ru-RU"/>
-        </w:rPr>
-        <w:t xml:space="preserve">на </w:t>
-      </w:r>
-      <w:r>
-        <w:rPr>
-          <w:b/>
-          <w:sz w:val="40"/>
-          <w:szCs w:val="40"/>
-        </w:rPr>
         <w:t>колективній основі</w:t>
       </w:r>
     </w:p>
@@ -200,26 +189,1095 @@
         <w:rPr>
           <w:sz w:val="28"/>
           <w:szCs w:val="28"/>
+          <w:lang w:val="uk-UA"/>
         </w:rPr>
         <w:t xml:space="preserve"> </w:t>
       </w:r>
       <w:sdt>
         <w:sdtPr>
           <w:rPr>
+            <w:b/>
             <w:sz w:val="28"/>
             <w:szCs w:val="28"/>
+            <w:lang w:val="en-US"/>
           </w:rPr>
           <w:alias w:val="docNumberR"/>
           <w:tag w:val="docNumberR"/>
-          <w:id w:val="-1112199423"/>
+          <w:id w:val="1279075831"/>
           <w:placeholder>
-            <w:docPart w:val="F0A54218D9C14BA39942E9B7D6D88D4D"/>
+            <w:docPart w:val="530EE0F1F4A44ECB9876DECE6E9EB520"/>
           </w:placeholder>
           <w:showingPlcHdr/>
           <w15:appearance w15:val="tags"/>
           <w:text/>
         </w:sdtPr>
-        <w:sdtEndPr/>
+        <w:sdtContent>
+          <w:r>
+            <w:rPr>
+              <w:rStyle w:val="af5"/>
+            </w:rPr>
+            <w:t>Место для ввода текста.</w:t>
+          </w:r>
+        </w:sdtContent>
+      </w:sdt>
+      <w:r>
+        <w:rPr>
+          <w:sz w:val="28"/>
+          <w:szCs w:val="28"/>
+        </w:rPr>
+        <w:tab/>
+      </w:r>
+    </w:p>
+    <w:p>
+      <w:pPr>
+        <w:pStyle w:val="21"/>
+        <w:spacing w:after="0" w:line="240" w:lineRule="auto"/>
+        <w:rPr>
+          <w:b/>
+          <w:sz w:val="28"/>
+          <w:szCs w:val="28"/>
+          <w:lang w:val="uk-UA"/>
+        </w:rPr>
+      </w:pPr>
+      <w:r>
+        <w:rPr>
+          <w:sz w:val="28"/>
+          <w:szCs w:val="28"/>
+        </w:rPr>
+        <w:t xml:space="preserve">Дата </w:t>
+      </w:r>
+      <w:r>
+        <w:rPr>
+          <w:sz w:val="28"/>
+          <w:szCs w:val="28"/>
+          <w:lang w:val="uk-UA"/>
+        </w:rPr>
+        <w:t xml:space="preserve">підписання </w:t>
+      </w:r>
+      <w:r>
+        <w:rPr>
+          <w:sz w:val="28"/>
+          <w:szCs w:val="28"/>
+        </w:rPr>
+        <w:t>Договор</w:t>
+      </w:r>
+      <w:r>
+        <w:rPr>
+          <w:sz w:val="28"/>
+          <w:szCs w:val="28"/>
+          <w:lang w:val="uk-UA"/>
+        </w:rPr>
+        <w:t>у</w:t>
+      </w:r>
+      <w:r>
+        <w:rPr>
+          <w:sz w:val="28"/>
+          <w:szCs w:val="28"/>
+          <w:lang w:val="uk-UA"/>
+        </w:rPr>
+        <w:t xml:space="preserve"> </w:t>
+      </w:r>
+      <w:sdt>
+        <w:sdtPr>
+          <w:rPr>
+            <w:b/>
+            <w:sz w:val="28"/>
+            <w:szCs w:val="28"/>
+          </w:rPr>
+          <w:alias w:val="docDate"/>
+          <w:tag w:val="docDate"/>
+          <w:id w:val="-218750133"/>
+          <w:placeholder>
+            <w:docPart w:val="E78C8F9728D54D48BCFB70C4762E55CF"/>
+          </w:placeholder>
+          <w:showingPlcHdr/>
+          <w15:appearance w15:val="tags"/>
+          <w:text/>
+        </w:sdtPr>
+        <w:sdtContent>
+          <w:r>
+            <w:rPr>
+              <w:rStyle w:val="af5"/>
+            </w:rPr>
+            <w:t>Место для ввода текста.</w:t>
+          </w:r>
+        </w:sdtContent>
+      </w:sdt>
+      <w:r>
+        <w:rPr>
+          <w:sz w:val="28"/>
+          <w:szCs w:val="28"/>
+        </w:rPr>
+        <w:t xml:space="preserve"> </w:t>
+      </w:r>
+      <w:r>
+        <w:rPr>
+          <w:sz w:val="28"/>
+          <w:szCs w:val="28"/>
+        </w:rPr>
+        <w:t>р.</w:t>
+      </w:r>
+    </w:p>
+    <w:p>
+      <w:pPr>
+        <w:pStyle w:val="21"/>
+        <w:spacing w:after="0" w:line="240" w:lineRule="auto"/>
+        <w:rPr>
+          <w:sz w:val="28"/>
+          <w:szCs w:val="28"/>
+          <w:lang w:val="uk-UA"/>
+        </w:rPr>
+      </w:pPr>
+      <w:r>
+        <w:rPr>
+          <w:sz w:val="28"/>
+          <w:szCs w:val="28"/>
+          <w:lang w:val="uk-UA"/>
+        </w:rPr>
+        <w:t>Україна, м. Київ</w:t>
+      </w:r>
+    </w:p>
+    <w:p>
+      <w:pPr>
+        <w:pStyle w:val="21"/>
+        <w:spacing w:after="0" w:line="240" w:lineRule="auto"/>
+        <w:jc w:val="center"/>
+        <w:rPr>
+          <w:b/>
+          <w:sz w:val="28"/>
+          <w:szCs w:val="28"/>
+          <w:lang w:val="uk-UA"/>
+        </w:rPr>
+      </w:pPr>
+    </w:p>
+    <w:p>
+      <w:pPr>
+        <w:pStyle w:val="21"/>
+        <w:spacing w:after="0" w:line="240" w:lineRule="auto"/>
+        <w:jc w:val="center"/>
+        <w:rPr>
+          <w:sz w:val="28"/>
+          <w:szCs w:val="28"/>
+          <w:lang w:val="uk-UA"/>
+        </w:rPr>
+      </w:pPr>
+      <w:r>
+        <w:rPr>
+          <w:sz w:val="28"/>
+          <w:szCs w:val="28"/>
+          <w:lang w:val="uk-UA"/>
+        </w:rPr>
+        <w:t xml:space="preserve">між </w:t>
+      </w:r>
+    </w:p>
+    <w:p>
+      <w:pPr>
+        <w:pStyle w:val="21"/>
+        <w:spacing w:after="0" w:line="240" w:lineRule="auto"/>
+        <w:jc w:val="center"/>
+        <w:rPr>
+          <w:sz w:val="28"/>
+          <w:szCs w:val="28"/>
+          <w:lang w:val="uk-UA"/>
+        </w:rPr>
+      </w:pPr>
+      <w:r>
+        <w:rPr>
+          <w:sz w:val="28"/>
+          <w:szCs w:val="28"/>
+          <w:lang w:val="uk-UA"/>
+        </w:rPr>
+        <w:t>Громадською</w:t>
+      </w:r>
+      <w:r>
+        <w:rPr>
+          <w:sz w:val="28"/>
+          <w:szCs w:val="28"/>
+          <w:lang w:val="uk-UA"/>
+        </w:rPr>
+        <w:t xml:space="preserve"> організацією </w:t>
+      </w:r>
+    </w:p>
+    <w:p>
+      <w:pPr>
+        <w:pStyle w:val="21"/>
+        <w:spacing w:after="0" w:line="240" w:lineRule="auto"/>
+        <w:jc w:val="center"/>
+        <w:rPr>
+          <w:b/>
+          <w:sz w:val="28"/>
+          <w:szCs w:val="28"/>
+          <w:lang w:val="uk-UA"/>
+        </w:rPr>
+      </w:pPr>
+      <w:r>
+        <w:rPr>
+          <w:sz w:val="28"/>
+          <w:szCs w:val="28"/>
+          <w:lang w:val="uk-UA"/>
+        </w:rPr>
+        <w:t>«Українська агенція</w:t>
+      </w:r>
+      <w:r>
+        <w:rPr>
+          <w:sz w:val="28"/>
+          <w:szCs w:val="28"/>
+          <w:lang w:val="uk-UA"/>
+        </w:rPr>
+        <w:t xml:space="preserve"> з </w:t>
+      </w:r>
+      <w:r>
+        <w:rPr>
+          <w:sz w:val="28"/>
+          <w:szCs w:val="28"/>
+          <w:lang w:val="uk-UA"/>
+        </w:rPr>
+        <w:t>автор</w:t>
+      </w:r>
+      <w:r>
+        <w:rPr>
+          <w:sz w:val="28"/>
+          <w:szCs w:val="28"/>
+          <w:lang w:val="uk-UA"/>
+        </w:rPr>
+        <w:t>ських та суміжних прав»</w:t>
+      </w:r>
+    </w:p>
+    <w:p>
+      <w:pPr>
+        <w:pStyle w:val="21"/>
+        <w:spacing w:after="0" w:line="240" w:lineRule="auto"/>
+        <w:jc w:val="center"/>
+        <w:rPr>
+          <w:sz w:val="28"/>
+          <w:szCs w:val="28"/>
+          <w:lang w:val="uk-UA"/>
+        </w:rPr>
+      </w:pPr>
+      <w:r>
+        <w:rPr>
+          <w:b/>
+          <w:sz w:val="28"/>
+          <w:szCs w:val="28"/>
+          <w:lang w:val="uk-UA"/>
+        </w:rPr>
+        <w:t>(ГО УААСП</w:t>
+      </w:r>
+      <w:r>
+        <w:rPr>
+          <w:b/>
+          <w:sz w:val="28"/>
+          <w:szCs w:val="28"/>
+          <w:lang w:val="uk-UA"/>
+        </w:rPr>
+        <w:t>)</w:t>
+      </w:r>
+    </w:p>
+    <w:p>
+      <w:pPr>
+        <w:pStyle w:val="21"/>
+        <w:spacing w:after="0" w:line="240" w:lineRule="auto"/>
+        <w:jc w:val="center"/>
+        <w:rPr>
+          <w:sz w:val="28"/>
+          <w:szCs w:val="28"/>
+          <w:lang w:val="uk-UA"/>
+        </w:rPr>
+      </w:pPr>
+    </w:p>
+    <w:p>
+      <w:pPr>
+        <w:pStyle w:val="21"/>
+        <w:spacing w:after="0" w:line="240" w:lineRule="auto"/>
+        <w:jc w:val="center"/>
+        <w:rPr>
+          <w:sz w:val="28"/>
+          <w:szCs w:val="28"/>
+          <w:lang w:val="uk-UA"/>
+        </w:rPr>
+      </w:pPr>
+    </w:p>
+    <w:p>
+      <w:pPr>
+        <w:pStyle w:val="21"/>
+        <w:spacing w:after="0" w:line="240" w:lineRule="auto"/>
+        <w:jc w:val="center"/>
+        <w:rPr>
+          <w:sz w:val="28"/>
+          <w:szCs w:val="28"/>
+          <w:lang w:val="uk-UA"/>
+        </w:rPr>
+      </w:pPr>
+      <w:r>
+        <w:rPr>
+          <w:sz w:val="28"/>
+          <w:szCs w:val="28"/>
+          <w:lang w:val="uk-UA"/>
+        </w:rPr>
+        <w:t xml:space="preserve">та </w:t>
+      </w:r>
+    </w:p>
+    <w:p>
+      <w:pPr>
+        <w:pStyle w:val="21"/>
+        <w:spacing w:after="0" w:line="240" w:lineRule="auto"/>
+        <w:jc w:val="center"/>
+        <w:rPr>
+          <w:sz w:val="28"/>
+          <w:szCs w:val="28"/>
+          <w:lang w:val="uk-UA"/>
+        </w:rPr>
+      </w:pPr>
+    </w:p>
+    <w:p>
+      <w:pPr>
+        <w:pStyle w:val="21"/>
+        <w:spacing w:after="0" w:line="240" w:lineRule="auto"/>
+        <w:jc w:val="center"/>
+        <w:rPr>
+          <w:b/>
+          <w:sz w:val="28"/>
+          <w:szCs w:val="28"/>
+          <w:lang w:val="uk-UA"/>
+        </w:rPr>
+      </w:pPr>
+    </w:p>
+    <w:sdt>
+      <w:sdtPr>
+        <w:rPr>
+          <w:b/>
+          <w:sz w:val="28"/>
+          <w:szCs w:val="28"/>
+          <w:lang w:val="uk-UA"/>
+        </w:rPr>
+        <w:alias w:val="CstName"/>
+        <w:tag w:val="CstName"/>
+        <w:id w:val="1189722633"/>
+        <w:placeholder>
+          <w:docPart w:val="7EEA51828CBE430790989ACA6B8E1F6F"/>
+        </w:placeholder>
+        <w:showingPlcHdr/>
+        <w15:appearance w15:val="tags"/>
+        <w:text/>
+      </w:sdtPr>
+      <w:sdtContent>
+        <w:p>
+          <w:pPr>
+            <w:jc w:val="center"/>
+            <w:rPr>
+              <w:lang w:val="uk-UA"/>
+            </w:rPr>
+          </w:pPr>
+          <w:r>
+            <w:rPr>
+              <w:rStyle w:val="af5"/>
+            </w:rPr>
+            <w:t>Место для ввода текста.</w:t>
+          </w:r>
+        </w:p>
+      </w:sdtContent>
+    </w:sdt>
+    <w:p>
+      <w:pPr>
+        <w:pStyle w:val="21"/>
+        <w:spacing w:after="0" w:line="240" w:lineRule="auto"/>
+        <w:jc w:val="center"/>
+        <w:rPr>
+          <w:b/>
+          <w:sz w:val="22"/>
+          <w:szCs w:val="22"/>
+          <w:lang w:val="uk-UA"/>
+        </w:rPr>
+      </w:pPr>
+      <w:r>
+        <w:rPr>
+          <w:b/>
+          <w:sz w:val="28"/>
+          <w:szCs w:val="28"/>
+          <w:lang w:val="uk-UA"/>
+        </w:rPr>
+        <w:t>(</w:t>
+      </w:r>
+      <w:r>
+        <w:rPr>
+          <w:b/>
+          <w:sz w:val="28"/>
+          <w:szCs w:val="28"/>
+          <w:lang w:val="uk-UA"/>
+        </w:rPr>
+        <w:t>Правовласник</w:t>
+      </w:r>
+      <w:r>
+        <w:rPr>
+          <w:b/>
+          <w:sz w:val="28"/>
+          <w:szCs w:val="28"/>
+          <w:lang w:val="uk-UA"/>
+        </w:rPr>
+        <w:t>)</w:t>
+      </w:r>
+    </w:p>
+    <w:p>
+      <w:pPr>
+        <w:pStyle w:val="21"/>
+        <w:spacing w:after="0" w:line="240" w:lineRule="auto"/>
+        <w:jc w:val="center"/>
+        <w:rPr>
+          <w:b/>
+          <w:sz w:val="22"/>
+          <w:szCs w:val="22"/>
+          <w:lang w:val="uk-UA"/>
+        </w:rPr>
+      </w:pPr>
+    </w:p>
+    <w:p>
+      <w:pPr>
+        <w:pStyle w:val="21"/>
+        <w:spacing w:after="0" w:line="276" w:lineRule="auto"/>
+        <w:ind w:firstLine="720"/>
+        <w:jc w:val="both"/>
+        <w:rPr>
+          <w:sz w:val="16"/>
+          <w:szCs w:val="16"/>
+          <w:lang w:val="uk-UA"/>
+        </w:rPr>
+      </w:pPr>
+    </w:p>
+    <w:p>
+      <w:pPr>
+        <w:pStyle w:val="21"/>
+        <w:spacing w:after="0" w:line="276" w:lineRule="auto"/>
+        <w:ind w:firstLine="720"/>
+        <w:jc w:val="both"/>
+        <w:rPr>
+          <w:sz w:val="16"/>
+          <w:szCs w:val="16"/>
+          <w:lang w:val="uk-UA"/>
+        </w:rPr>
+      </w:pPr>
+    </w:p>
+    <w:p>
+      <w:pPr>
+        <w:pStyle w:val="21"/>
+        <w:spacing w:after="0" w:line="276" w:lineRule="auto"/>
+        <w:ind w:firstLine="720"/>
+        <w:jc w:val="both"/>
+        <w:rPr>
+          <w:sz w:val="16"/>
+          <w:szCs w:val="16"/>
+          <w:lang w:val="uk-UA"/>
+        </w:rPr>
+      </w:pPr>
+    </w:p>
+    <w:p>
+      <w:pPr>
+        <w:pStyle w:val="21"/>
+        <w:spacing w:after="0" w:line="276" w:lineRule="auto"/>
+        <w:ind w:firstLine="720"/>
+        <w:jc w:val="both"/>
+        <w:rPr>
+          <w:sz w:val="16"/>
+          <w:szCs w:val="16"/>
+          <w:lang w:val="uk-UA"/>
+        </w:rPr>
+      </w:pPr>
+    </w:p>
+    <w:p>
+      <w:pPr>
+        <w:pStyle w:val="21"/>
+        <w:spacing w:after="0" w:line="276" w:lineRule="auto"/>
+        <w:ind w:firstLine="720"/>
+        <w:jc w:val="both"/>
+        <w:rPr>
+          <w:sz w:val="16"/>
+          <w:szCs w:val="16"/>
+          <w:lang w:val="uk-UA"/>
+        </w:rPr>
+      </w:pPr>
+    </w:p>
+    <w:p>
+      <w:pPr>
+        <w:pStyle w:val="21"/>
+        <w:spacing w:after="0" w:line="276" w:lineRule="auto"/>
+        <w:ind w:firstLine="720"/>
+        <w:jc w:val="both"/>
+        <w:rPr>
+          <w:sz w:val="16"/>
+          <w:szCs w:val="16"/>
+          <w:lang w:val="uk-UA"/>
+        </w:rPr>
+      </w:pPr>
+    </w:p>
+    <w:p>
+      <w:pPr>
+        <w:pStyle w:val="21"/>
+        <w:spacing w:after="0" w:line="276" w:lineRule="auto"/>
+        <w:ind w:firstLine="720"/>
+        <w:jc w:val="both"/>
+        <w:rPr>
+          <w:sz w:val="16"/>
+          <w:szCs w:val="16"/>
+          <w:lang w:val="uk-UA"/>
+        </w:rPr>
+      </w:pPr>
+    </w:p>
+    <w:p>
+      <w:pPr>
+        <w:pStyle w:val="21"/>
+        <w:spacing w:after="0" w:line="276" w:lineRule="auto"/>
+        <w:ind w:firstLine="720"/>
+        <w:jc w:val="both"/>
+        <w:rPr>
+          <w:sz w:val="16"/>
+          <w:szCs w:val="16"/>
+          <w:lang w:val="uk-UA"/>
+        </w:rPr>
+      </w:pPr>
+    </w:p>
+    <w:p>
+      <w:pPr>
+        <w:pStyle w:val="21"/>
+        <w:spacing w:after="0" w:line="276" w:lineRule="auto"/>
+        <w:ind w:firstLine="720"/>
+        <w:jc w:val="both"/>
+        <w:rPr>
+          <w:sz w:val="16"/>
+          <w:szCs w:val="16"/>
+          <w:lang w:val="uk-UA"/>
+        </w:rPr>
+      </w:pPr>
+    </w:p>
+    <w:p>
+      <w:pPr>
+        <w:pStyle w:val="21"/>
+        <w:spacing w:after="0" w:line="276" w:lineRule="auto"/>
+        <w:ind w:firstLine="720"/>
+        <w:jc w:val="both"/>
+        <w:rPr>
+          <w:sz w:val="16"/>
+          <w:szCs w:val="16"/>
+          <w:lang w:val="uk-UA"/>
+        </w:rPr>
+      </w:pPr>
+    </w:p>
+    <w:p>
+      <w:pPr>
+        <w:pStyle w:val="21"/>
+        <w:spacing w:after="0" w:line="276" w:lineRule="auto"/>
+        <w:ind w:firstLine="720"/>
+        <w:jc w:val="both"/>
+        <w:rPr>
+          <w:sz w:val="16"/>
+          <w:szCs w:val="16"/>
+          <w:lang w:val="uk-UA"/>
+        </w:rPr>
+      </w:pPr>
+    </w:p>
+    <w:p>
+      <w:pPr>
+        <w:pStyle w:val="21"/>
+        <w:spacing w:after="0" w:line="276" w:lineRule="auto"/>
+        <w:ind w:firstLine="720"/>
+        <w:jc w:val="both"/>
+        <w:rPr>
+          <w:sz w:val="16"/>
+          <w:szCs w:val="16"/>
+          <w:lang w:val="uk-UA"/>
+        </w:rPr>
+      </w:pPr>
+    </w:p>
+    <w:p>
+      <w:pPr>
+        <w:pStyle w:val="21"/>
+        <w:spacing w:after="0" w:line="276" w:lineRule="auto"/>
+        <w:ind w:firstLine="720"/>
+        <w:jc w:val="both"/>
+        <w:rPr>
+          <w:sz w:val="16"/>
+          <w:szCs w:val="16"/>
+          <w:lang w:val="uk-UA"/>
+        </w:rPr>
+      </w:pPr>
+    </w:p>
+    <w:p>
+      <w:pPr>
+        <w:pStyle w:val="21"/>
+        <w:spacing w:after="0" w:line="276" w:lineRule="auto"/>
+        <w:ind w:firstLine="720"/>
+        <w:jc w:val="both"/>
+        <w:rPr>
+          <w:sz w:val="16"/>
+          <w:szCs w:val="16"/>
+          <w:lang w:val="uk-UA"/>
+        </w:rPr>
+      </w:pPr>
+    </w:p>
+    <w:p>
+      <w:pPr>
+        <w:pStyle w:val="21"/>
+        <w:spacing w:after="0" w:line="276" w:lineRule="auto"/>
+        <w:ind w:firstLine="720"/>
+        <w:jc w:val="both"/>
+        <w:rPr>
+          <w:sz w:val="16"/>
+          <w:szCs w:val="16"/>
+          <w:lang w:val="uk-UA"/>
+        </w:rPr>
+      </w:pPr>
+    </w:p>
+    <w:p>
+      <w:pPr>
+        <w:pStyle w:val="21"/>
+        <w:spacing w:after="0" w:line="276" w:lineRule="auto"/>
+        <w:ind w:firstLine="720"/>
+        <w:jc w:val="both"/>
+        <w:rPr>
+          <w:sz w:val="16"/>
+          <w:szCs w:val="16"/>
+          <w:lang w:val="uk-UA"/>
+        </w:rPr>
+      </w:pPr>
+    </w:p>
+    <w:p>
+      <w:pPr>
+        <w:pStyle w:val="21"/>
+        <w:spacing w:after="0" w:line="276" w:lineRule="auto"/>
+        <w:ind w:firstLine="720"/>
+        <w:jc w:val="both"/>
+        <w:rPr>
+          <w:sz w:val="16"/>
+          <w:szCs w:val="16"/>
+          <w:lang w:val="uk-UA"/>
+        </w:rPr>
+      </w:pPr>
+    </w:p>
+    <w:p>
+      <w:pPr>
+        <w:pStyle w:val="21"/>
+        <w:spacing w:after="0" w:line="276" w:lineRule="auto"/>
+        <w:ind w:firstLine="720"/>
+        <w:jc w:val="both"/>
+        <w:rPr>
+          <w:sz w:val="16"/>
+          <w:szCs w:val="16"/>
+          <w:lang w:val="uk-UA"/>
+        </w:rPr>
+      </w:pPr>
+    </w:p>
+    <w:p>
+      <w:pPr>
+        <w:pStyle w:val="21"/>
+        <w:spacing w:after="0" w:line="276" w:lineRule="auto"/>
+        <w:ind w:firstLine="720"/>
+        <w:jc w:val="both"/>
+        <w:rPr>
+          <w:sz w:val="16"/>
+          <w:szCs w:val="16"/>
+          <w:lang w:val="uk-UA"/>
+        </w:rPr>
+      </w:pPr>
+    </w:p>
+    <w:p>
+      <w:pPr>
+        <w:pStyle w:val="21"/>
+        <w:spacing w:after="0" w:line="276" w:lineRule="auto"/>
+        <w:ind w:firstLine="720"/>
+        <w:jc w:val="both"/>
+        <w:rPr>
+          <w:sz w:val="16"/>
+          <w:szCs w:val="16"/>
+          <w:lang w:val="uk-UA"/>
+        </w:rPr>
+      </w:pPr>
+    </w:p>
+    <w:p>
+      <w:pPr>
+        <w:pStyle w:val="21"/>
+        <w:spacing w:after="0" w:line="276" w:lineRule="auto"/>
+        <w:ind w:firstLine="720"/>
+        <w:jc w:val="both"/>
+        <w:rPr>
+          <w:sz w:val="16"/>
+          <w:szCs w:val="16"/>
+          <w:lang w:val="uk-UA"/>
+        </w:rPr>
+      </w:pPr>
+    </w:p>
+    <w:p>
+      <w:pPr>
+        <w:pStyle w:val="21"/>
+        <w:spacing w:after="0" w:line="276" w:lineRule="auto"/>
+        <w:ind w:firstLine="720"/>
+        <w:jc w:val="both"/>
+        <w:rPr>
+          <w:sz w:val="16"/>
+          <w:szCs w:val="16"/>
+          <w:lang w:val="uk-UA"/>
+        </w:rPr>
+      </w:pPr>
+    </w:p>
+    <w:p>
+      <w:pPr>
+        <w:pStyle w:val="21"/>
+        <w:spacing w:after="0" w:line="276" w:lineRule="auto"/>
+        <w:ind w:firstLine="720"/>
+        <w:jc w:val="both"/>
+        <w:rPr>
+          <w:sz w:val="16"/>
+          <w:szCs w:val="16"/>
+          <w:lang w:val="uk-UA"/>
+        </w:rPr>
+      </w:pPr>
+    </w:p>
+    <w:p>
+      <w:pPr>
+        <w:pStyle w:val="21"/>
+        <w:spacing w:after="0" w:line="276" w:lineRule="auto"/>
+        <w:ind w:firstLine="720"/>
+        <w:jc w:val="both"/>
+        <w:rPr>
+          <w:sz w:val="16"/>
+          <w:szCs w:val="16"/>
+          <w:lang w:val="uk-UA"/>
+        </w:rPr>
+      </w:pPr>
+    </w:p>
+    <w:p>
+      <w:pPr>
+        <w:pStyle w:val="21"/>
+        <w:spacing w:after="0" w:line="276" w:lineRule="auto"/>
+        <w:ind w:firstLine="720"/>
+        <w:jc w:val="both"/>
+        <w:rPr>
+          <w:sz w:val="16"/>
+          <w:szCs w:val="16"/>
+          <w:lang w:val="uk-UA"/>
+        </w:rPr>
+      </w:pPr>
+    </w:p>
+    <w:p>
+      <w:pPr>
+        <w:pStyle w:val="21"/>
+        <w:spacing w:after="0" w:line="276" w:lineRule="auto"/>
+        <w:ind w:firstLine="720"/>
+        <w:jc w:val="both"/>
+        <w:rPr>
+          <w:sz w:val="16"/>
+          <w:szCs w:val="16"/>
+          <w:lang w:val="uk-UA"/>
+        </w:rPr>
+      </w:pPr>
+    </w:p>
+    <w:p>
+      <w:pPr>
+        <w:pStyle w:val="21"/>
+        <w:spacing w:after="0" w:line="276" w:lineRule="auto"/>
+        <w:ind w:firstLine="720"/>
+        <w:jc w:val="both"/>
+        <w:rPr>
+          <w:sz w:val="16"/>
+          <w:szCs w:val="16"/>
+          <w:lang w:val="uk-UA"/>
+        </w:rPr>
+      </w:pPr>
+    </w:p>
+    <w:p>
+      <w:pPr>
+        <w:pStyle w:val="21"/>
+        <w:spacing w:after="0" w:line="276" w:lineRule="auto"/>
+        <w:ind w:firstLine="720"/>
+        <w:jc w:val="both"/>
+        <w:rPr>
+          <w:sz w:val="16"/>
+          <w:szCs w:val="16"/>
+          <w:lang w:val="uk-UA"/>
+        </w:rPr>
+      </w:pPr>
+    </w:p>
+    <w:p>
+      <w:pPr>
+        <w:pStyle w:val="21"/>
+        <w:spacing w:after="0" w:line="276" w:lineRule="auto"/>
+        <w:ind w:firstLine="720"/>
+        <w:jc w:val="both"/>
+        <w:rPr>
+          <w:sz w:val="22"/>
+          <w:szCs w:val="22"/>
+          <w:lang w:val="uk-UA"/>
+        </w:rPr>
+      </w:pPr>
+      <w:r>
+        <w:rPr>
+          <w:b/>
+          <w:sz w:val="22"/>
+          <w:szCs w:val="22"/>
+          <w:lang w:val="uk-UA"/>
+        </w:rPr>
+        <w:t>Громадська організація «Українська</w:t>
+      </w:r>
+      <w:r>
+        <w:rPr>
+          <w:b/>
+          <w:sz w:val="22"/>
+          <w:szCs w:val="22"/>
+          <w:lang w:val="uk-UA"/>
+        </w:rPr>
+        <w:t xml:space="preserve"> </w:t>
+      </w:r>
+      <w:r>
+        <w:rPr>
+          <w:b/>
+          <w:sz w:val="22"/>
+          <w:szCs w:val="22"/>
+          <w:lang w:val="uk-UA"/>
+        </w:rPr>
+        <w:t>агенція з автор</w:t>
+      </w:r>
+      <w:r>
+        <w:rPr>
+          <w:b/>
+          <w:sz w:val="22"/>
+          <w:szCs w:val="22"/>
+          <w:lang w:val="uk-UA"/>
+        </w:rPr>
+        <w:t>ських та суміжних прав»</w:t>
+      </w:r>
+      <w:r>
+        <w:rPr>
+          <w:b/>
+          <w:sz w:val="22"/>
+          <w:szCs w:val="22"/>
+          <w:lang w:val="uk-UA"/>
+        </w:rPr>
+        <w:t xml:space="preserve"> (далі – ГО УААСП)</w:t>
+      </w:r>
+      <w:r>
+        <w:rPr>
+          <w:sz w:val="22"/>
+          <w:szCs w:val="22"/>
+          <w:lang w:val="uk-UA"/>
+        </w:rPr>
+        <w:t xml:space="preserve">, що відповідно до Закону України «Про </w:t>
+      </w:r>
+      <w:r>
+        <w:rPr>
+          <w:sz w:val="22"/>
+          <w:szCs w:val="22"/>
+          <w:lang w:val="uk-UA"/>
+        </w:rPr>
+        <w:t>автор</w:t>
+      </w:r>
+      <w:r>
+        <w:rPr>
+          <w:sz w:val="22"/>
+          <w:szCs w:val="22"/>
+          <w:lang w:val="uk-UA"/>
+        </w:rPr>
+        <w:t>ське право і суміжні права»</w:t>
+      </w:r>
+      <w:r>
+        <w:rPr>
+          <w:sz w:val="22"/>
+          <w:szCs w:val="22"/>
+          <w:lang w:val="uk-UA"/>
+        </w:rPr>
+        <w:t>,</w:t>
+      </w:r>
+      <w:r>
+        <w:rPr>
+          <w:sz w:val="22"/>
+          <w:szCs w:val="22"/>
+          <w:lang w:val="uk-UA"/>
+        </w:rPr>
+        <w:t xml:space="preserve"> </w:t>
+      </w:r>
+      <w:r>
+        <w:rPr>
+          <w:sz w:val="22"/>
+          <w:szCs w:val="22"/>
+          <w:lang w:val="uk-UA"/>
+        </w:rPr>
+        <w:t xml:space="preserve">Закону України «Про ефективне управління майновими правами правовласників у сфері авторського права і (або) суміжних прав» </w:t>
+      </w:r>
+      <w:r>
+        <w:rPr>
+          <w:sz w:val="22"/>
+          <w:szCs w:val="22"/>
+          <w:lang w:val="uk-UA"/>
+        </w:rPr>
+        <w:t xml:space="preserve">(далі – Закон) та на підставі Свідоцтва № </w:t>
+      </w:r>
+      <w:r>
+        <w:rPr>
+          <w:sz w:val="22"/>
+          <w:szCs w:val="22"/>
+          <w:lang w:val="uk-UA"/>
+        </w:rPr>
+        <w:t>24/2015</w:t>
+      </w:r>
+      <w:r>
+        <w:rPr>
+          <w:sz w:val="22"/>
+          <w:szCs w:val="22"/>
+          <w:lang w:val="uk-UA"/>
+        </w:rPr>
+        <w:t xml:space="preserve"> від </w:t>
+      </w:r>
+      <w:r>
+        <w:rPr>
+          <w:sz w:val="22"/>
+          <w:szCs w:val="22"/>
+          <w:lang w:val="uk-UA"/>
+        </w:rPr>
+        <w:t>03.09.2015</w:t>
+      </w:r>
+      <w:r>
+        <w:rPr>
+          <w:sz w:val="22"/>
+          <w:szCs w:val="22"/>
+          <w:lang w:val="uk-UA"/>
+        </w:rPr>
+        <w:t xml:space="preserve"> р. </w:t>
+      </w:r>
+      <w:r>
+        <w:rPr>
+          <w:sz w:val="22"/>
+          <w:szCs w:val="22"/>
+          <w:lang w:val="uk-UA"/>
+        </w:rPr>
+        <w:t>Державної служби інтелектуальної власності України</w:t>
+      </w:r>
+      <w:r>
+        <w:rPr>
+          <w:sz w:val="22"/>
+          <w:szCs w:val="22"/>
+          <w:lang w:val="uk-UA"/>
+        </w:rPr>
+        <w:t xml:space="preserve"> здійснює колективне управління майновими правами суб’єктів </w:t>
+      </w:r>
+      <w:r>
+        <w:rPr>
+          <w:sz w:val="22"/>
+          <w:szCs w:val="22"/>
+          <w:lang w:val="uk-UA"/>
+        </w:rPr>
+        <w:t>автор</w:t>
+      </w:r>
+      <w:r>
+        <w:rPr>
+          <w:sz w:val="22"/>
+          <w:szCs w:val="22"/>
+          <w:lang w:val="uk-UA"/>
+        </w:rPr>
+        <w:t xml:space="preserve">ського права, в особі </w:t>
+      </w:r>
+      <w:r>
+        <w:rPr>
+          <w:b/>
+          <w:sz w:val="22"/>
+          <w:szCs w:val="22"/>
+          <w:lang w:val="uk-UA"/>
+        </w:rPr>
+        <w:t xml:space="preserve">виконуючого обов'язки Генерального директора </w:t>
+      </w:r>
+      <w:r>
+        <w:rPr>
+          <w:b/>
+          <w:sz w:val="22"/>
+          <w:szCs w:val="22"/>
+          <w:lang w:val="uk-UA"/>
+        </w:rPr>
+        <w:t>Івановича Олексія Володимировича</w:t>
+      </w:r>
+      <w:r>
+        <w:rPr>
+          <w:b/>
+          <w:sz w:val="22"/>
+          <w:szCs w:val="22"/>
+          <w:lang w:val="uk-UA"/>
+        </w:rPr>
+        <w:t>,</w:t>
+      </w:r>
+      <w:r>
+        <w:rPr>
+          <w:sz w:val="22"/>
+          <w:szCs w:val="22"/>
+          <w:lang w:val="uk-UA"/>
+        </w:rPr>
+        <w:t xml:space="preserve"> який діє на підставі </w:t>
+      </w:r>
+      <w:r>
+        <w:rPr>
+          <w:b/>
+          <w:sz w:val="22"/>
+          <w:szCs w:val="22"/>
+          <w:lang w:val="uk-UA"/>
+        </w:rPr>
+        <w:t>Статуту</w:t>
+      </w:r>
+      <w:r>
+        <w:rPr>
+          <w:sz w:val="22"/>
+          <w:szCs w:val="22"/>
+          <w:lang w:val="uk-UA"/>
+        </w:rPr>
+        <w:t xml:space="preserve">, з однієї сторони, </w:t>
+      </w:r>
+    </w:p>
+    <w:p>
+      <w:pPr>
+        <w:pStyle w:val="21"/>
+        <w:spacing w:after="0" w:line="276" w:lineRule="auto"/>
+        <w:jc w:val="both"/>
+        <w:rPr>
+          <w:sz w:val="22"/>
+          <w:szCs w:val="22"/>
+          <w:lang w:val="uk-UA"/>
+        </w:rPr>
+      </w:pPr>
+      <w:r>
+        <w:rPr>
+          <w:sz w:val="22"/>
+          <w:szCs w:val="22"/>
+          <w:lang w:val="uk-UA"/>
+        </w:rPr>
+        <w:t xml:space="preserve">          </w:t>
+      </w:r>
+      <w:r>
+        <w:rPr>
+          <w:sz w:val="22"/>
+          <w:szCs w:val="22"/>
+          <w:lang w:val="uk-UA"/>
+        </w:rPr>
+        <w:t>та</w:t>
+      </w:r>
+      <w:r>
+        <w:rPr>
+          <w:b/>
+          <w:sz w:val="22"/>
+          <w:szCs w:val="22"/>
+          <w:lang w:val="uk-UA"/>
+        </w:rPr>
+        <w:t xml:space="preserve"> </w:t>
+      </w:r>
+      <w:sdt>
+        <w:sdtPr>
+          <w:rPr>
+            <w:b/>
+            <w:sz w:val="22"/>
+            <w:szCs w:val="22"/>
+            <w:lang w:val="uk-UA"/>
+          </w:rPr>
+          <w:alias w:val="CstName"/>
+          <w:tag w:val="CstName"/>
+          <w:id w:val="-257986323"/>
+          <w:placeholder>
+            <w:docPart w:val="204CD124A36D4F3983C19B4CCC15FF2E"/>
+          </w:placeholder>
+          <w:showingPlcHdr/>
+          <w15:appearance w15:val="tags"/>
+          <w:text/>
+        </w:sdtPr>
         <w:sdtContent>
           <w:r>
             <w:rPr>
@@ -232,1108 +1290,63 @@
       </w:sdt>
       <w:r>
         <w:rPr>
-          <w:sz w:val="28"/>
-          <w:szCs w:val="28"/>
-        </w:rPr>
-        <w:tab/>
-        <w:t>________________</w:t>
-      </w:r>
-    </w:p>
-    <w:p>
-      <w:pPr>
-        <w:pStyle w:val="21"/>
-        <w:spacing w:after="0" w:line="240" w:lineRule="auto"/>
-        <w:rPr>
-          <w:b/>
-          <w:sz w:val="28"/>
-          <w:szCs w:val="28"/>
-          <w:lang w:val="uk-UA"/>
-        </w:rPr>
-      </w:pPr>
-      <w:r>
-        <w:rPr>
-          <w:sz w:val="28"/>
-          <w:szCs w:val="28"/>
-        </w:rPr>
-        <w:t xml:space="preserve">Дата </w:t>
-      </w:r>
-      <w:r>
-        <w:rPr>
-          <w:sz w:val="28"/>
-          <w:szCs w:val="28"/>
-          <w:lang w:val="uk-UA"/>
-        </w:rPr>
-        <w:t xml:space="preserve">підписання </w:t>
-      </w:r>
-      <w:r>
-        <w:rPr>
-          <w:sz w:val="28"/>
-          <w:szCs w:val="28"/>
-        </w:rPr>
-        <w:t>Договор</w:t>
-      </w:r>
-      <w:r>
-        <w:rPr>
-          <w:sz w:val="28"/>
-          <w:szCs w:val="28"/>
-          <w:lang w:val="uk-UA"/>
-        </w:rPr>
-        <w:t>у</w:t>
-      </w:r>
-      <w:r>
-        <w:rPr>
-          <w:sz w:val="28"/>
-          <w:szCs w:val="28"/>
+          <w:sz w:val="22"/>
+          <w:szCs w:val="22"/>
           <w:lang w:val="uk-UA"/>
         </w:rPr>
         <w:t xml:space="preserve"> </w:t>
+      </w:r>
+      <w:r>
+        <w:rPr>
+          <w:b/>
+          <w:sz w:val="22"/>
+          <w:szCs w:val="22"/>
+          <w:lang w:val="uk-UA"/>
+        </w:rPr>
+        <w:t>(далі – Правовласник)</w:t>
+      </w:r>
+      <w:r>
+        <w:rPr>
+          <w:b/>
+          <w:sz w:val="22"/>
+          <w:szCs w:val="22"/>
+          <w:lang w:val="uk-UA"/>
+        </w:rPr>
+        <w:t>,</w:t>
+      </w:r>
+      <w:r>
+        <w:rPr>
+          <w:sz w:val="22"/>
+          <w:szCs w:val="22"/>
+          <w:lang w:val="uk-UA"/>
+        </w:rPr>
+        <w:t xml:space="preserve"> в особі </w:t>
       </w:r>
       <w:sdt>
         <w:sdtPr>
           <w:rPr>
-            <w:color w:val="000000" w:themeColor="text1"/>
-            <w:sz w:val="28"/>
-            <w:szCs w:val="28"/>
+            <w:b/>
+            <w:sz w:val="22"/>
+            <w:szCs w:val="22"/>
             <w:lang w:val="uk-UA"/>
           </w:rPr>
-          <w:alias w:val="docDateBegin "/>
-          <w:tag w:val="docDateBegin "/>
-          <w:id w:val="-541976329"/>
+          <w:alias w:val="CstPerson"/>
+          <w:tag w:val="CstPerson"/>
+          <w:id w:val="1052123031"/>
           <w:placeholder>
-            <w:docPart w:val="1445153D1EA24DE8AD54834BB654C2D3"/>
+            <w:docPart w:val="6D48B63B22E145E9B8326089A4015092"/>
           </w:placeholder>
           <w:showingPlcHdr/>
           <w15:appearance w15:val="tags"/>
           <w:text/>
         </w:sdtPr>
-        <w:sdtEndPr/>
-        <w:sdtContent>
-          <w:r>
-            <w:rPr>
-              <w:rStyle w:val="af5"/>
-              <w:rFonts w:eastAsiaTheme="minorHAnsi"/>
-            </w:rPr>
-            <w:t>Место для ввода текста.</w:t>
-          </w:r>
-        </w:sdtContent>
-      </w:sdt>
-      <w:r>
-        <w:rPr>
-          <w:sz w:val="28"/>
-          <w:szCs w:val="28"/>
-        </w:rPr>
-        <w:t xml:space="preserve"> </w:t>
-      </w:r>
-      <w:r>
-        <w:rPr>
-          <w:sz w:val="28"/>
-          <w:szCs w:val="28"/>
-        </w:rPr>
-        <w:t xml:space="preserve">2018 </w:t>
-      </w:r>
-      <w:r>
-        <w:rPr>
-          <w:sz w:val="28"/>
-          <w:szCs w:val="28"/>
-        </w:rPr>
-        <w:t>р.</w:t>
-      </w:r>
-    </w:p>
-    <w:p>
-      <w:pPr>
-        <w:pStyle w:val="21"/>
-        <w:spacing w:after="0" w:line="240" w:lineRule="auto"/>
-        <w:rPr>
-          <w:sz w:val="28"/>
-          <w:szCs w:val="28"/>
-          <w:lang w:val="uk-UA"/>
-        </w:rPr>
-      </w:pPr>
-      <w:r>
-        <w:rPr>
-          <w:sz w:val="28"/>
-          <w:szCs w:val="28"/>
-          <w:lang w:val="uk-UA"/>
-        </w:rPr>
-        <w:t>Україна, м. Київ</w:t>
-      </w:r>
-    </w:p>
-    <w:p>
-      <w:pPr>
-        <w:pStyle w:val="21"/>
-        <w:spacing w:after="0" w:line="240" w:lineRule="auto"/>
-        <w:jc w:val="center"/>
-        <w:rPr>
-          <w:b/>
-          <w:sz w:val="28"/>
-          <w:szCs w:val="28"/>
-          <w:lang w:val="uk-UA"/>
-        </w:rPr>
-      </w:pPr>
-    </w:p>
-    <w:p>
-      <w:pPr>
-        <w:pStyle w:val="21"/>
-        <w:spacing w:after="0" w:line="240" w:lineRule="auto"/>
-        <w:jc w:val="center"/>
-        <w:rPr>
-          <w:sz w:val="28"/>
-          <w:szCs w:val="28"/>
-          <w:lang w:val="uk-UA"/>
-        </w:rPr>
-      </w:pPr>
-      <w:r>
-        <w:rPr>
-          <w:sz w:val="28"/>
-          <w:szCs w:val="28"/>
-          <w:lang w:val="uk-UA"/>
-        </w:rPr>
-        <w:t xml:space="preserve">між </w:t>
-      </w:r>
-    </w:p>
-    <w:p>
-      <w:pPr>
-        <w:pStyle w:val="21"/>
-        <w:spacing w:after="0" w:line="240" w:lineRule="auto"/>
-        <w:jc w:val="center"/>
-        <w:rPr>
-          <w:sz w:val="28"/>
-          <w:szCs w:val="28"/>
-          <w:lang w:val="uk-UA"/>
-        </w:rPr>
-      </w:pPr>
-      <w:r>
-        <w:rPr>
-          <w:sz w:val="28"/>
-          <w:szCs w:val="28"/>
-          <w:lang w:val="uk-UA"/>
-        </w:rPr>
-        <w:t>Громадською</w:t>
-      </w:r>
-      <w:r>
-        <w:rPr>
-          <w:sz w:val="28"/>
-          <w:szCs w:val="28"/>
-          <w:lang w:val="uk-UA"/>
-        </w:rPr>
-        <w:t xml:space="preserve"> організацією </w:t>
-      </w:r>
-    </w:p>
-    <w:p>
-      <w:pPr>
-        <w:pStyle w:val="21"/>
-        <w:spacing w:after="0" w:line="240" w:lineRule="auto"/>
-        <w:jc w:val="center"/>
-        <w:rPr>
-          <w:b/>
-          <w:sz w:val="28"/>
-          <w:szCs w:val="28"/>
-          <w:lang w:val="uk-UA"/>
-        </w:rPr>
-      </w:pPr>
-      <w:r>
-        <w:rPr>
-          <w:sz w:val="28"/>
-          <w:szCs w:val="28"/>
-          <w:lang w:val="uk-UA"/>
-        </w:rPr>
-        <w:t>«Українська агенція</w:t>
-      </w:r>
-      <w:r>
-        <w:rPr>
-          <w:sz w:val="28"/>
-          <w:szCs w:val="28"/>
-          <w:lang w:val="uk-UA"/>
-        </w:rPr>
-        <w:t xml:space="preserve"> з </w:t>
-      </w:r>
-      <w:r>
-        <w:rPr>
-          <w:sz w:val="28"/>
-          <w:szCs w:val="28"/>
-          <w:lang w:val="uk-UA"/>
-        </w:rPr>
-        <w:t>автор</w:t>
-      </w:r>
-      <w:r>
-        <w:rPr>
-          <w:sz w:val="28"/>
-          <w:szCs w:val="28"/>
-          <w:lang w:val="uk-UA"/>
-        </w:rPr>
-        <w:t>ських та суміжних прав»</w:t>
-      </w:r>
-    </w:p>
-    <w:p>
-      <w:pPr>
-        <w:pStyle w:val="21"/>
-        <w:spacing w:after="0" w:line="240" w:lineRule="auto"/>
-        <w:jc w:val="center"/>
-        <w:rPr>
-          <w:sz w:val="28"/>
-          <w:szCs w:val="28"/>
-          <w:lang w:val="uk-UA"/>
-        </w:rPr>
-      </w:pPr>
-      <w:r>
-        <w:rPr>
-          <w:b/>
-          <w:sz w:val="28"/>
-          <w:szCs w:val="28"/>
-          <w:lang w:val="uk-UA"/>
-        </w:rPr>
-        <w:t>(ГО УААСП</w:t>
-      </w:r>
-      <w:r>
-        <w:rPr>
-          <w:b/>
-          <w:sz w:val="28"/>
-          <w:szCs w:val="28"/>
-          <w:lang w:val="uk-UA"/>
-        </w:rPr>
-        <w:t>)</w:t>
-      </w:r>
-    </w:p>
-    <w:p>
-      <w:pPr>
-        <w:pStyle w:val="21"/>
-        <w:spacing w:after="0" w:line="240" w:lineRule="auto"/>
-        <w:jc w:val="center"/>
-        <w:rPr>
-          <w:sz w:val="28"/>
-          <w:szCs w:val="28"/>
-          <w:lang w:val="uk-UA"/>
-        </w:rPr>
-      </w:pPr>
-    </w:p>
-    <w:p>
-      <w:pPr>
-        <w:pStyle w:val="21"/>
-        <w:spacing w:after="0" w:line="240" w:lineRule="auto"/>
-        <w:jc w:val="center"/>
-        <w:rPr>
-          <w:sz w:val="28"/>
-          <w:szCs w:val="28"/>
-          <w:lang w:val="uk-UA"/>
-        </w:rPr>
-      </w:pPr>
-    </w:p>
-    <w:p>
-      <w:pPr>
-        <w:pStyle w:val="21"/>
-        <w:spacing w:after="0" w:line="240" w:lineRule="auto"/>
-        <w:jc w:val="center"/>
-        <w:rPr>
-          <w:sz w:val="28"/>
-          <w:szCs w:val="28"/>
-          <w:lang w:val="uk-UA"/>
-        </w:rPr>
-      </w:pPr>
-      <w:r>
-        <w:rPr>
-          <w:sz w:val="28"/>
-          <w:szCs w:val="28"/>
-          <w:lang w:val="uk-UA"/>
-        </w:rPr>
-        <w:t xml:space="preserve">та </w:t>
-      </w:r>
-    </w:p>
-    <w:p>
-      <w:pPr>
-        <w:pStyle w:val="21"/>
-        <w:spacing w:after="0" w:line="240" w:lineRule="auto"/>
-        <w:jc w:val="center"/>
-        <w:rPr>
-          <w:sz w:val="28"/>
-          <w:szCs w:val="28"/>
-          <w:lang w:val="uk-UA"/>
-        </w:rPr>
-      </w:pPr>
-    </w:p>
-    <w:p>
-      <w:pPr>
-        <w:pStyle w:val="21"/>
-        <w:spacing w:after="0" w:line="240" w:lineRule="auto"/>
-        <w:jc w:val="center"/>
-        <w:rPr>
-          <w:b/>
-          <w:sz w:val="28"/>
-          <w:szCs w:val="28"/>
-          <w:lang w:val="uk-UA"/>
-        </w:rPr>
-      </w:pPr>
-    </w:p>
-    <w:sdt>
-      <w:sdtPr>
-        <w:rPr>
-          <w:b/>
-          <w:sz w:val="28"/>
-          <w:szCs w:val="28"/>
-          <w:lang w:val="uk-UA"/>
-        </w:rPr>
-        <w:alias w:val="CstName"/>
-        <w:tag w:val="CstName"/>
-        <w:id w:val="1283301737"/>
-        <w:placeholder>
-          <w:docPart w:val="DefaultPlaceholder_-1854013440"/>
-        </w:placeholder>
-        <w:showingPlcHdr/>
-        <w15:appearance w15:val="tags"/>
-        <w:text/>
-      </w:sdtPr>
-      <w:sdtEndPr/>
-      <w:sdtContent>
-        <w:p>
-          <w:pPr>
-            <w:jc w:val="center"/>
-            <w:rPr>
-              <w:b/>
-              <w:sz w:val="22"/>
-              <w:szCs w:val="22"/>
-              <w:lang w:val="uk-UA"/>
-            </w:rPr>
-          </w:pPr>
-          <w:r>
-            <w:rPr>
-              <w:rStyle w:val="af5"/>
-              <w:rFonts w:eastAsia="Calibri"/>
-            </w:rPr>
-            <w:t>Место для ввода текста.</w:t>
-          </w:r>
-        </w:p>
-      </w:sdtContent>
-    </w:sdt>
-    <w:p>
-      <w:pPr>
-        <w:pStyle w:val="21"/>
-        <w:spacing w:after="0" w:line="240" w:lineRule="auto"/>
-        <w:jc w:val="center"/>
-        <w:rPr>
-          <w:b/>
-          <w:sz w:val="22"/>
-          <w:szCs w:val="22"/>
-          <w:lang w:val="uk-UA"/>
-        </w:rPr>
-      </w:pPr>
-    </w:p>
-    <w:p>
-      <w:pPr>
-        <w:pStyle w:val="21"/>
-        <w:spacing w:after="0" w:line="276" w:lineRule="auto"/>
-        <w:ind w:firstLine="720"/>
-        <w:jc w:val="both"/>
-        <w:rPr>
-          <w:sz w:val="16"/>
-          <w:szCs w:val="16"/>
-          <w:lang w:val="uk-UA"/>
-        </w:rPr>
-      </w:pPr>
-    </w:p>
-    <w:p>
-      <w:pPr>
-        <w:pStyle w:val="21"/>
-        <w:spacing w:after="0" w:line="276" w:lineRule="auto"/>
-        <w:ind w:firstLine="720"/>
-        <w:jc w:val="both"/>
-        <w:rPr>
-          <w:sz w:val="16"/>
-          <w:szCs w:val="16"/>
-          <w:lang w:val="uk-UA"/>
-        </w:rPr>
-      </w:pPr>
-    </w:p>
-    <w:p>
-      <w:pPr>
-        <w:pStyle w:val="21"/>
-        <w:spacing w:after="0" w:line="276" w:lineRule="auto"/>
-        <w:ind w:firstLine="720"/>
-        <w:jc w:val="both"/>
-        <w:rPr>
-          <w:sz w:val="16"/>
-          <w:szCs w:val="16"/>
-          <w:lang w:val="uk-UA"/>
-        </w:rPr>
-      </w:pPr>
-    </w:p>
-    <w:p>
-      <w:pPr>
-        <w:pStyle w:val="21"/>
-        <w:spacing w:after="0" w:line="276" w:lineRule="auto"/>
-        <w:ind w:firstLine="720"/>
-        <w:jc w:val="both"/>
-        <w:rPr>
-          <w:sz w:val="16"/>
-          <w:szCs w:val="16"/>
-          <w:lang w:val="uk-UA"/>
-        </w:rPr>
-      </w:pPr>
-    </w:p>
-    <w:p>
-      <w:pPr>
-        <w:pStyle w:val="21"/>
-        <w:spacing w:after="0" w:line="276" w:lineRule="auto"/>
-        <w:ind w:firstLine="720"/>
-        <w:jc w:val="both"/>
-        <w:rPr>
-          <w:sz w:val="16"/>
-          <w:szCs w:val="16"/>
-          <w:lang w:val="uk-UA"/>
-        </w:rPr>
-      </w:pPr>
-    </w:p>
-    <w:p>
-      <w:pPr>
-        <w:pStyle w:val="21"/>
-        <w:spacing w:after="0" w:line="276" w:lineRule="auto"/>
-        <w:ind w:firstLine="720"/>
-        <w:jc w:val="both"/>
-        <w:rPr>
-          <w:sz w:val="16"/>
-          <w:szCs w:val="16"/>
-          <w:lang w:val="uk-UA"/>
-        </w:rPr>
-      </w:pPr>
-    </w:p>
-    <w:p>
-      <w:pPr>
-        <w:pStyle w:val="21"/>
-        <w:spacing w:after="0" w:line="276" w:lineRule="auto"/>
-        <w:ind w:firstLine="720"/>
-        <w:jc w:val="both"/>
-        <w:rPr>
-          <w:sz w:val="16"/>
-          <w:szCs w:val="16"/>
-          <w:lang w:val="uk-UA"/>
-        </w:rPr>
-      </w:pPr>
-    </w:p>
-    <w:p>
-      <w:pPr>
-        <w:pStyle w:val="21"/>
-        <w:spacing w:after="0" w:line="276" w:lineRule="auto"/>
-        <w:ind w:firstLine="720"/>
-        <w:jc w:val="both"/>
-        <w:rPr>
-          <w:sz w:val="16"/>
-          <w:szCs w:val="16"/>
-          <w:lang w:val="uk-UA"/>
-        </w:rPr>
-      </w:pPr>
-    </w:p>
-    <w:p>
-      <w:pPr>
-        <w:pStyle w:val="21"/>
-        <w:spacing w:after="0" w:line="276" w:lineRule="auto"/>
-        <w:ind w:firstLine="720"/>
-        <w:jc w:val="both"/>
-        <w:rPr>
-          <w:sz w:val="16"/>
-          <w:szCs w:val="16"/>
-          <w:lang w:val="uk-UA"/>
-        </w:rPr>
-      </w:pPr>
-    </w:p>
-    <w:p>
-      <w:pPr>
-        <w:pStyle w:val="21"/>
-        <w:spacing w:after="0" w:line="276" w:lineRule="auto"/>
-        <w:ind w:firstLine="720"/>
-        <w:jc w:val="both"/>
-        <w:rPr>
-          <w:sz w:val="16"/>
-          <w:szCs w:val="16"/>
-          <w:lang w:val="uk-UA"/>
-        </w:rPr>
-      </w:pPr>
-    </w:p>
-    <w:p>
-      <w:pPr>
-        <w:pStyle w:val="21"/>
-        <w:spacing w:after="0" w:line="276" w:lineRule="auto"/>
-        <w:ind w:firstLine="720"/>
-        <w:jc w:val="both"/>
-        <w:rPr>
-          <w:sz w:val="16"/>
-          <w:szCs w:val="16"/>
-          <w:lang w:val="uk-UA"/>
-        </w:rPr>
-      </w:pPr>
-    </w:p>
-    <w:p>
-      <w:pPr>
-        <w:pStyle w:val="21"/>
-        <w:spacing w:after="0" w:line="276" w:lineRule="auto"/>
-        <w:ind w:firstLine="720"/>
-        <w:jc w:val="both"/>
-        <w:rPr>
-          <w:sz w:val="16"/>
-          <w:szCs w:val="16"/>
-          <w:lang w:val="uk-UA"/>
-        </w:rPr>
-      </w:pPr>
-    </w:p>
-    <w:p>
-      <w:pPr>
-        <w:pStyle w:val="21"/>
-        <w:spacing w:after="0" w:line="276" w:lineRule="auto"/>
-        <w:ind w:firstLine="720"/>
-        <w:jc w:val="both"/>
-        <w:rPr>
-          <w:sz w:val="16"/>
-          <w:szCs w:val="16"/>
-          <w:lang w:val="uk-UA"/>
-        </w:rPr>
-      </w:pPr>
-    </w:p>
-    <w:p>
-      <w:pPr>
-        <w:pStyle w:val="21"/>
-        <w:spacing w:after="0" w:line="276" w:lineRule="auto"/>
-        <w:ind w:firstLine="720"/>
-        <w:jc w:val="both"/>
-        <w:rPr>
-          <w:sz w:val="16"/>
-          <w:szCs w:val="16"/>
-          <w:lang w:val="uk-UA"/>
-        </w:rPr>
-      </w:pPr>
-    </w:p>
-    <w:p>
-      <w:pPr>
-        <w:pStyle w:val="21"/>
-        <w:spacing w:after="0" w:line="276" w:lineRule="auto"/>
-        <w:ind w:firstLine="720"/>
-        <w:jc w:val="both"/>
-        <w:rPr>
-          <w:sz w:val="16"/>
-          <w:szCs w:val="16"/>
-          <w:lang w:val="uk-UA"/>
-        </w:rPr>
-      </w:pPr>
-    </w:p>
-    <w:p>
-      <w:pPr>
-        <w:pStyle w:val="21"/>
-        <w:spacing w:after="0" w:line="276" w:lineRule="auto"/>
-        <w:ind w:firstLine="720"/>
-        <w:jc w:val="both"/>
-        <w:rPr>
-          <w:sz w:val="16"/>
-          <w:szCs w:val="16"/>
-          <w:lang w:val="uk-UA"/>
-        </w:rPr>
-      </w:pPr>
-    </w:p>
-    <w:p>
-      <w:pPr>
-        <w:pStyle w:val="21"/>
-        <w:spacing w:after="0" w:line="276" w:lineRule="auto"/>
-        <w:ind w:firstLine="720"/>
-        <w:jc w:val="both"/>
-        <w:rPr>
-          <w:sz w:val="16"/>
-          <w:szCs w:val="16"/>
-          <w:lang w:val="uk-UA"/>
-        </w:rPr>
-      </w:pPr>
-    </w:p>
-    <w:p>
-      <w:pPr>
-        <w:pStyle w:val="21"/>
-        <w:spacing w:after="0" w:line="276" w:lineRule="auto"/>
-        <w:ind w:firstLine="720"/>
-        <w:jc w:val="both"/>
-        <w:rPr>
-          <w:sz w:val="16"/>
-          <w:szCs w:val="16"/>
-          <w:lang w:val="uk-UA"/>
-        </w:rPr>
-      </w:pPr>
-    </w:p>
-    <w:p>
-      <w:pPr>
-        <w:pStyle w:val="21"/>
-        <w:spacing w:after="0" w:line="276" w:lineRule="auto"/>
-        <w:ind w:firstLine="720"/>
-        <w:jc w:val="both"/>
-        <w:rPr>
-          <w:sz w:val="16"/>
-          <w:szCs w:val="16"/>
-          <w:lang w:val="uk-UA"/>
-        </w:rPr>
-      </w:pPr>
-    </w:p>
-    <w:p>
-      <w:pPr>
-        <w:pStyle w:val="21"/>
-        <w:spacing w:after="0" w:line="276" w:lineRule="auto"/>
-        <w:ind w:firstLine="720"/>
-        <w:jc w:val="both"/>
-        <w:rPr>
-          <w:sz w:val="16"/>
-          <w:szCs w:val="16"/>
-          <w:lang w:val="uk-UA"/>
-        </w:rPr>
-      </w:pPr>
-    </w:p>
-    <w:p>
-      <w:pPr>
-        <w:pStyle w:val="21"/>
-        <w:spacing w:after="0" w:line="276" w:lineRule="auto"/>
-        <w:ind w:firstLine="720"/>
-        <w:jc w:val="both"/>
-        <w:rPr>
-          <w:sz w:val="16"/>
-          <w:szCs w:val="16"/>
-          <w:lang w:val="uk-UA"/>
-        </w:rPr>
-      </w:pPr>
-    </w:p>
-    <w:p>
-      <w:pPr>
-        <w:pStyle w:val="21"/>
-        <w:spacing w:after="0" w:line="276" w:lineRule="auto"/>
-        <w:ind w:firstLine="720"/>
-        <w:jc w:val="both"/>
-        <w:rPr>
-          <w:sz w:val="16"/>
-          <w:szCs w:val="16"/>
-          <w:lang w:val="uk-UA"/>
-        </w:rPr>
-      </w:pPr>
-    </w:p>
-    <w:p>
-      <w:pPr>
-        <w:pStyle w:val="21"/>
-        <w:spacing w:after="0" w:line="276" w:lineRule="auto"/>
-        <w:ind w:firstLine="720"/>
-        <w:jc w:val="both"/>
-        <w:rPr>
-          <w:sz w:val="16"/>
-          <w:szCs w:val="16"/>
-          <w:lang w:val="uk-UA"/>
-        </w:rPr>
-      </w:pPr>
-    </w:p>
-    <w:p>
-      <w:pPr>
-        <w:pStyle w:val="21"/>
-        <w:spacing w:after="0" w:line="276" w:lineRule="auto"/>
-        <w:ind w:firstLine="720"/>
-        <w:jc w:val="both"/>
-        <w:rPr>
-          <w:sz w:val="16"/>
-          <w:szCs w:val="16"/>
-          <w:lang w:val="uk-UA"/>
-        </w:rPr>
-      </w:pPr>
-    </w:p>
-    <w:p>
-      <w:pPr>
-        <w:pStyle w:val="21"/>
-        <w:spacing w:after="0" w:line="276" w:lineRule="auto"/>
-        <w:ind w:firstLine="720"/>
-        <w:jc w:val="both"/>
-        <w:rPr>
-          <w:sz w:val="16"/>
-          <w:szCs w:val="16"/>
-          <w:lang w:val="uk-UA"/>
-        </w:rPr>
-      </w:pPr>
-    </w:p>
-    <w:p>
-      <w:pPr>
-        <w:pStyle w:val="21"/>
-        <w:spacing w:after="0" w:line="276" w:lineRule="auto"/>
-        <w:ind w:firstLine="720"/>
-        <w:jc w:val="both"/>
-        <w:rPr>
-          <w:sz w:val="16"/>
-          <w:szCs w:val="16"/>
-          <w:lang w:val="uk-UA"/>
-        </w:rPr>
-      </w:pPr>
-    </w:p>
-    <w:p>
-      <w:pPr>
-        <w:pStyle w:val="21"/>
-        <w:spacing w:after="0" w:line="276" w:lineRule="auto"/>
-        <w:ind w:firstLine="720"/>
-        <w:jc w:val="both"/>
-        <w:rPr>
-          <w:sz w:val="16"/>
-          <w:szCs w:val="16"/>
-          <w:lang w:val="uk-UA"/>
-        </w:rPr>
-      </w:pPr>
-    </w:p>
-    <w:p>
-      <w:pPr>
-        <w:pStyle w:val="21"/>
-        <w:spacing w:after="0" w:line="276" w:lineRule="auto"/>
-        <w:ind w:firstLine="720"/>
-        <w:jc w:val="both"/>
-        <w:rPr>
-          <w:sz w:val="16"/>
-          <w:szCs w:val="16"/>
-          <w:lang w:val="uk-UA"/>
-        </w:rPr>
-      </w:pPr>
-    </w:p>
-    <w:p>
-      <w:pPr>
-        <w:pStyle w:val="21"/>
-        <w:spacing w:after="0" w:line="276" w:lineRule="auto"/>
-        <w:ind w:firstLine="720"/>
-        <w:jc w:val="both"/>
-        <w:rPr>
-          <w:sz w:val="22"/>
-          <w:szCs w:val="22"/>
-          <w:lang w:val="uk-UA"/>
-        </w:rPr>
-      </w:pPr>
-      <w:r>
-        <w:rPr>
-          <w:b/>
-          <w:sz w:val="22"/>
-          <w:szCs w:val="22"/>
-          <w:lang w:val="uk-UA"/>
-        </w:rPr>
-        <w:lastRenderedPageBreak/>
-        <w:t>Громадська організація «Українська</w:t>
-      </w:r>
-      <w:r>
-        <w:rPr>
-          <w:b/>
-          <w:sz w:val="22"/>
-          <w:szCs w:val="22"/>
-          <w:lang w:val="uk-UA"/>
-        </w:rPr>
-        <w:t xml:space="preserve"> </w:t>
-      </w:r>
-      <w:r>
-        <w:rPr>
-          <w:b/>
-          <w:sz w:val="22"/>
-          <w:szCs w:val="22"/>
-          <w:lang w:val="uk-UA"/>
-        </w:rPr>
-        <w:t>агенція з автор</w:t>
-      </w:r>
-      <w:r>
-        <w:rPr>
-          <w:b/>
-          <w:sz w:val="22"/>
-          <w:szCs w:val="22"/>
-          <w:lang w:val="uk-UA"/>
-        </w:rPr>
-        <w:t>ських та суміжних прав»</w:t>
-      </w:r>
-      <w:r>
-        <w:rPr>
-          <w:b/>
-          <w:sz w:val="22"/>
-          <w:szCs w:val="22"/>
-          <w:lang w:val="uk-UA"/>
-        </w:rPr>
-        <w:t xml:space="preserve"> (далі – ГО УААСП)</w:t>
-      </w:r>
-      <w:r>
-        <w:rPr>
-          <w:sz w:val="22"/>
-          <w:szCs w:val="22"/>
-          <w:lang w:val="uk-UA"/>
-        </w:rPr>
-        <w:t xml:space="preserve">, що відповідно до Закону України «Про </w:t>
-      </w:r>
-      <w:r>
-        <w:rPr>
-          <w:sz w:val="22"/>
-          <w:szCs w:val="22"/>
-          <w:lang w:val="uk-UA"/>
-        </w:rPr>
-        <w:t>автор</w:t>
-      </w:r>
-      <w:r>
-        <w:rPr>
-          <w:sz w:val="22"/>
-          <w:szCs w:val="22"/>
-          <w:lang w:val="uk-UA"/>
-        </w:rPr>
-        <w:t>ське право і суміжні права»</w:t>
-      </w:r>
-      <w:r>
-        <w:rPr>
-          <w:sz w:val="22"/>
-          <w:szCs w:val="22"/>
-          <w:lang w:val="uk-UA"/>
-        </w:rPr>
-        <w:t>,</w:t>
-      </w:r>
-      <w:r>
-        <w:rPr>
-          <w:sz w:val="22"/>
-          <w:szCs w:val="22"/>
-          <w:lang w:val="uk-UA"/>
-        </w:rPr>
-        <w:t xml:space="preserve"> </w:t>
-      </w:r>
-      <w:r>
-        <w:rPr>
-          <w:sz w:val="22"/>
-          <w:szCs w:val="22"/>
-          <w:lang w:val="uk-UA"/>
-        </w:rPr>
-        <w:t xml:space="preserve">Закону України «Про ефективне управління майновими правами правовласників у сфері авторського права і (або) суміжних прав» </w:t>
-      </w:r>
-      <w:r>
-        <w:rPr>
-          <w:sz w:val="22"/>
-          <w:szCs w:val="22"/>
-          <w:lang w:val="uk-UA"/>
-        </w:rPr>
-        <w:t xml:space="preserve">(далі – Закон) та на підставі Свідоцтва № </w:t>
-      </w:r>
-      <w:r>
-        <w:rPr>
-          <w:sz w:val="22"/>
-          <w:szCs w:val="22"/>
-          <w:lang w:val="uk-UA"/>
-        </w:rPr>
-        <w:t>24/2015</w:t>
-      </w:r>
-      <w:r>
-        <w:rPr>
-          <w:sz w:val="22"/>
-          <w:szCs w:val="22"/>
-          <w:lang w:val="uk-UA"/>
-        </w:rPr>
-        <w:t xml:space="preserve"> від </w:t>
-      </w:r>
-      <w:r>
-        <w:rPr>
-          <w:sz w:val="22"/>
-          <w:szCs w:val="22"/>
-          <w:lang w:val="uk-UA"/>
-        </w:rPr>
-        <w:t>03.09.2015</w:t>
-      </w:r>
-      <w:r>
-        <w:rPr>
-          <w:sz w:val="22"/>
-          <w:szCs w:val="22"/>
-          <w:lang w:val="uk-UA"/>
-        </w:rPr>
-        <w:t xml:space="preserve"> р. </w:t>
-      </w:r>
-      <w:r>
-        <w:rPr>
-          <w:sz w:val="22"/>
-          <w:szCs w:val="22"/>
-          <w:lang w:val="uk-UA"/>
-        </w:rPr>
-        <w:t>Державної служби інтелектуальної власності України</w:t>
-      </w:r>
-      <w:r>
-        <w:rPr>
-          <w:sz w:val="22"/>
-          <w:szCs w:val="22"/>
-          <w:lang w:val="uk-UA"/>
-        </w:rPr>
-        <w:t xml:space="preserve"> здійснює колективне управління майновими правами суб’єктів </w:t>
-      </w:r>
-      <w:r>
-        <w:rPr>
-          <w:sz w:val="22"/>
-          <w:szCs w:val="22"/>
-          <w:lang w:val="uk-UA"/>
-        </w:rPr>
-        <w:t>автор</w:t>
-      </w:r>
-      <w:r>
-        <w:rPr>
-          <w:sz w:val="22"/>
-          <w:szCs w:val="22"/>
-          <w:lang w:val="uk-UA"/>
-        </w:rPr>
-        <w:t xml:space="preserve">ського права, в особі </w:t>
-      </w:r>
-      <w:r>
-        <w:rPr>
-          <w:b/>
-          <w:sz w:val="22"/>
-          <w:szCs w:val="22"/>
-          <w:lang w:val="uk-UA"/>
-        </w:rPr>
-        <w:t xml:space="preserve">Генерального директора </w:t>
-      </w:r>
-      <w:proofErr w:type="spellStart"/>
-      <w:r>
-        <w:rPr>
-          <w:b/>
-          <w:sz w:val="22"/>
-          <w:szCs w:val="22"/>
-          <w:lang w:val="uk-UA"/>
-        </w:rPr>
-        <w:t>Ягольника</w:t>
-      </w:r>
-      <w:proofErr w:type="spellEnd"/>
-      <w:r>
-        <w:rPr>
-          <w:b/>
-          <w:sz w:val="22"/>
-          <w:szCs w:val="22"/>
-          <w:lang w:val="uk-UA"/>
-        </w:rPr>
-        <w:t xml:space="preserve"> Олександра Олександровича</w:t>
-      </w:r>
-      <w:r>
-        <w:rPr>
-          <w:sz w:val="22"/>
-          <w:szCs w:val="22"/>
-          <w:lang w:val="uk-UA"/>
-        </w:rPr>
-        <w:t>,</w:t>
-      </w:r>
-      <w:r>
-        <w:rPr>
-          <w:sz w:val="22"/>
-          <w:szCs w:val="22"/>
-          <w:lang w:val="uk-UA"/>
-        </w:rPr>
-        <w:t xml:space="preserve"> який діє на підставі </w:t>
-      </w:r>
-      <w:r>
-        <w:rPr>
-          <w:b/>
-          <w:sz w:val="22"/>
-          <w:szCs w:val="22"/>
-          <w:lang w:val="uk-UA"/>
-        </w:rPr>
-        <w:t>Статуту</w:t>
-      </w:r>
-      <w:r>
-        <w:rPr>
-          <w:sz w:val="22"/>
-          <w:szCs w:val="22"/>
-          <w:lang w:val="uk-UA"/>
-        </w:rPr>
-        <w:t xml:space="preserve">, з однієї сторони, </w:t>
-      </w:r>
-    </w:p>
-    <w:p>
-      <w:pPr>
-        <w:pStyle w:val="21"/>
-        <w:spacing w:after="0" w:line="276" w:lineRule="auto"/>
-        <w:jc w:val="both"/>
-        <w:rPr>
-          <w:sz w:val="22"/>
-          <w:szCs w:val="22"/>
-          <w:lang w:val="uk-UA"/>
-        </w:rPr>
-      </w:pPr>
-    </w:p>
-    <w:p>
-      <w:pPr>
-        <w:pStyle w:val="21"/>
-        <w:spacing w:after="0" w:line="276" w:lineRule="auto"/>
-        <w:jc w:val="both"/>
-        <w:rPr>
-          <w:sz w:val="22"/>
-          <w:szCs w:val="22"/>
-          <w:lang w:val="uk-UA"/>
-        </w:rPr>
-      </w:pPr>
-      <w:r>
-        <w:rPr>
-          <w:sz w:val="22"/>
-          <w:szCs w:val="22"/>
-          <w:lang w:val="uk-UA"/>
-        </w:rPr>
-        <w:t xml:space="preserve">          </w:t>
-      </w:r>
-      <w:r>
-        <w:rPr>
-          <w:sz w:val="22"/>
-          <w:szCs w:val="22"/>
-          <w:lang w:val="uk-UA"/>
-        </w:rPr>
-        <w:t>т</w:t>
-      </w:r>
-      <w:r>
-        <w:rPr>
-          <w:sz w:val="22"/>
-          <w:szCs w:val="22"/>
-          <w:lang w:val="uk-UA"/>
-        </w:rPr>
-        <w:t>а</w:t>
-      </w:r>
-      <w:r>
-        <w:rPr>
-          <w:sz w:val="22"/>
-          <w:szCs w:val="22"/>
-          <w:lang w:val="uk-UA"/>
-        </w:rPr>
-        <w:t xml:space="preserve"> </w:t>
-      </w:r>
-      <w:sdt>
-        <w:sdtPr>
-          <w:rPr>
-            <w:sz w:val="22"/>
-            <w:szCs w:val="22"/>
-            <w:lang w:val="uk-UA"/>
-          </w:rPr>
-          <w:alias w:val="fop"/>
-          <w:tag w:val="fop"/>
-          <w:id w:val="399024136"/>
-          <w:placeholder>
-            <w:docPart w:val="DefaultPlaceholder_-1854013440"/>
-          </w:placeholder>
-          <w:showingPlcHdr/>
-          <w15:appearance w15:val="tags"/>
-          <w:text/>
-        </w:sdtPr>
-        <w:sdtEndPr/>
-        <w:sdtContent>
-          <w:r>
-            <w:rPr>
-              <w:rStyle w:val="af5"/>
-            </w:rPr>
-            <w:t>Место для ввода текста.</w:t>
-          </w:r>
-        </w:sdtContent>
-      </w:sdt>
-      <w:r>
-        <w:rPr>
-          <w:b/>
-          <w:sz w:val="22"/>
-          <w:szCs w:val="22"/>
-          <w:lang w:val="uk-UA"/>
-        </w:rPr>
-        <w:t xml:space="preserve"> </w:t>
-      </w:r>
-      <w:sdt>
-        <w:sdtPr>
-          <w:rPr>
-            <w:b/>
-          </w:rPr>
-          <w:alias w:val="CstName"/>
-          <w:tag w:val="CstName"/>
-          <w:id w:val="-710183628"/>
-          <w:placeholder>
-            <w:docPart w:val="9531A73B67344BCEB562720EF6460F47"/>
-          </w:placeholder>
-          <w:showingPlcHdr/>
-          <w15:appearance w15:val="tags"/>
-          <w:text/>
-        </w:sdtPr>
-        <w:sdtEndPr/>
         <w:sdtContent>
           <w:r>
             <w:rPr>
               <w:rStyle w:val="af5"/>
               <w:rFonts w:eastAsia="Calibri"/>
               <w:b/>
+              <w:lang w:val="uk-UA"/>
             </w:rPr>
             <w:t>Место для ввода текста.</w:t>
           </w:r>
@@ -1342,75 +1355,45 @@
       <w:r>
         <w:rPr>
           <w:b/>
+          <w:sz w:val="22"/>
+          <w:szCs w:val="22"/>
+          <w:lang w:val="uk-UA"/>
         </w:rPr>
         <w:t xml:space="preserve"> </w:t>
       </w:r>
       <w:r>
         <w:rPr>
-          <w:b/>
-          <w:sz w:val="22"/>
-          <w:szCs w:val="22"/>
-          <w:lang w:val="uk-UA"/>
-        </w:rPr>
-        <w:t>(далі – Правовласник)</w:t>
-      </w:r>
-      <w:r>
-        <w:rPr>
-          <w:sz w:val="22"/>
-          <w:szCs w:val="22"/>
-          <w:lang w:val="uk-UA"/>
-        </w:rPr>
-        <w:t xml:space="preserve"> </w:t>
+          <w:sz w:val="22"/>
+          <w:szCs w:val="22"/>
+          <w:lang w:val="uk-UA"/>
+        </w:rPr>
+        <w:t xml:space="preserve">що діє на підставі </w:t>
       </w:r>
       <w:sdt>
         <w:sdtPr>
           <w:rPr>
+            <w:b/>
             <w:sz w:val="22"/>
             <w:szCs w:val="22"/>
             <w:lang w:val="uk-UA"/>
           </w:rPr>
-          <w:alias w:val="vOsobi"/>
-          <w:tag w:val="vOsobi"/>
-          <w:id w:val="865805416"/>
+          <w:alias w:val="CstPersonReason"/>
+          <w:tag w:val="CstPersonReason"/>
+          <w:id w:val="569469801"/>
           <w:placeholder>
-            <w:docPart w:val="DefaultPlaceholder_-1854013440"/>
+            <w:docPart w:val="16AB705F28504B66998FC689AA896180"/>
           </w:placeholder>
           <w:showingPlcHdr/>
           <w15:appearance w15:val="tags"/>
           <w:text/>
         </w:sdtPr>
-        <w:sdtEndPr/>
-        <w:sdtContent>
-          <w:r>
-            <w:rPr>
-              <w:rStyle w:val="af5"/>
-            </w:rPr>
-            <w:t>Место для ввода текста.</w:t>
-          </w:r>
-        </w:sdtContent>
-      </w:sdt>
-      <w:sdt>
-        <w:sdtPr>
-          <w:rPr>
-            <w:b/>
-          </w:rPr>
-          <w:alias w:val="СstPerson"/>
-          <w:tag w:val="СstPerson"/>
-          <w:id w:val="-310023754"/>
-          <w:placeholder>
-            <w:docPart w:val="7C9E28F8D26F4E28B5370CF9974354E8"/>
-          </w:placeholder>
-          <w:showingPlcHdr/>
-          <w15:appearance w15:val="tags"/>
-          <w:text/>
-        </w:sdtPr>
-        <w:sdtEndPr/>
         <w:sdtContent>
           <w:r>
             <w:rPr>
               <w:rStyle w:val="af5"/>
               <w:rFonts w:eastAsia="Calibri"/>
               <w:b/>
+              <w:lang w:val="uk-UA"/>
             </w:rPr>
             <w:t>Место для ввода текста.</w:t>
           </w:r>
@@ -1418,79 +1401,10 @@
       </w:sdt>
       <w:r>
         <w:rPr>
-          <w:sz w:val="22"/>
-          <w:szCs w:val="22"/>
-          <w:lang w:val="uk-UA"/>
-        </w:rPr>
-        <w:t xml:space="preserve"> </w:t>
-      </w:r>
-      <w:sdt>
-        <w:sdtPr>
-          <w:rPr>
-            <w:sz w:val="22"/>
-            <w:szCs w:val="22"/>
-            <w:lang w:val="uk-UA"/>
-          </w:rPr>
-          <w:alias w:val="naPidstavi"/>
-          <w:tag w:val="naPidstavi"/>
-          <w:id w:val="-887499098"/>
-          <w:placeholder>
-            <w:docPart w:val="DefaultPlaceholder_-1854013440"/>
-          </w:placeholder>
-          <w:showingPlcHdr/>
-          <w15:appearance w15:val="tags"/>
-          <w:text/>
-        </w:sdtPr>
-        <w:sdtEndPr/>
-        <w:sdtContent>
-          <w:r>
-            <w:rPr>
-              <w:rStyle w:val="af5"/>
-            </w:rPr>
-            <w:t>Место для ввода текста.</w:t>
-          </w:r>
-        </w:sdtContent>
-      </w:sdt>
-      <w:sdt>
-        <w:sdtPr>
-          <w:rPr>
-            <w:b/>
-          </w:rPr>
-          <w:alias w:val="СstPersonReason"/>
-          <w:tag w:val="СstPersonReason"/>
-          <w:id w:val="-758530018"/>
-          <w:placeholder>
-            <w:docPart w:val="1F1AC8317D4A43A59D2CA36168FEFAAA"/>
-          </w:placeholder>
-          <w:showingPlcHdr/>
-          <w15:appearance w15:val="tags"/>
-          <w:text/>
-        </w:sdtPr>
-        <w:sdtEndPr/>
-        <w:sdtContent>
-          <w:r>
-            <w:rPr>
-              <w:rStyle w:val="af5"/>
-              <w:rFonts w:eastAsia="Calibri"/>
-              <w:b/>
-            </w:rPr>
-            <w:t>Место для ввода текста.</w:t>
-          </w:r>
-        </w:sdtContent>
-      </w:sdt>
-      <w:r>
-        <w:rPr>
-          <w:b/>
-        </w:rPr>
-        <w:t>,</w:t>
-      </w:r>
-      <w:r>
-        <w:rPr>
-          <w:sz w:val="22"/>
-          <w:szCs w:val="22"/>
-          <w:lang w:val="uk-UA"/>
-        </w:rPr>
-        <w:t xml:space="preserve"> </w:t>
+          <w:b/>
+          <w:lang w:val="uk-UA"/>
+        </w:rPr>
+        <w:t xml:space="preserve">  </w:t>
       </w:r>
       <w:r>
         <w:rPr>
@@ -3150,20 +3064,6 @@
       </w:r>
       <w:bookmarkEnd w:id="0"/>
     </w:p>
-    <w:p>
-      <w:pPr>
-        <w:pStyle w:val="11"/>
-        <w:spacing w:before="120" w:line="276" w:lineRule="auto"/>
-        <w:ind w:left="0" w:right="-40"/>
-        <w:jc w:val="both"/>
-        <w:rPr>
-          <w:sz w:val="22"/>
-          <w:szCs w:val="22"/>
-          <w:u w:val="single"/>
-          <w:lang w:val="uk-UA"/>
-        </w:rPr>
-      </w:pPr>
-    </w:p>
     <w:sdt>
       <w:sdtPr>
         <w:rPr>
@@ -3177,14 +3077,13 @@
         <w:tag w:val="TableKind"/>
         <w:id w:val="531317213"/>
         <w:placeholder>
-          <w:docPart w:val="D2ABFCAB60B44E4A8CED742B1AAC2C47"/>
+          <w:docPart w:val="19C59CFD4B2543D8907368B5E1646B31"/>
         </w:placeholder>
         <w15:appearance w15:val="tags"/>
         <w:docPartList>
           <w:docPartGallery w:val="Tables"/>
         </w:docPartList>
       </w:sdtPr>
-      <w:sdtEndPr/>
       <w:sdtContent>
         <w:p>
           <w:pPr>
@@ -3207,8 +3106,8 @@
             <w:tblLook w:val="04A0" w:firstRow="1" w:lastRow="0" w:firstColumn="1" w:lastColumn="0" w:noHBand="0" w:noVBand="1"/>
           </w:tblPr>
           <w:tblGrid>
-            <w:gridCol w:w="8332"/>
-            <w:gridCol w:w="1569"/>
+            <w:gridCol w:w="8255"/>
+            <w:gridCol w:w="1646"/>
           </w:tblGrid>
           <w:tr>
             <w:tc>
@@ -3217,13 +3116,13 @@
               </w:tcPr>
               <w:p>
                 <w:pPr>
-                  <w:pStyle w:val="af"/>
+                  <w:pStyle w:val="11"/>
+                  <w:ind w:left="0" w:right="-40"/>
                   <w:rPr>
-                    <w:rFonts w:ascii="Calibri" w:eastAsiaTheme="minorHAnsi" w:hAnsi="Calibri" w:cs="Calibri"/>
-                    <w:color w:val="002060"/>
-                    <w:sz w:val="16"/>
-                    <w:szCs w:val="16"/>
-                    <w:lang w:eastAsia="en-US"/>
+                    <w:rFonts w:eastAsiaTheme="minorHAnsi"/>
+                    <w:sz w:val="20"/>
+                    <w:szCs w:val="20"/>
+                    <w:lang w:val="uk-UA" w:eastAsia="en-US"/>
                   </w:rPr>
                 </w:pPr>
               </w:p>
@@ -3246,8 +3145,25 @@
                 <w:r>
                   <w:rPr>
                     <w:b/>
+                    <w:lang w:val="uk-UA"/>
                   </w:rPr>
-                  <w:t>підпис Автора</w:t>
+                  <w:t xml:space="preserve">підпис </w:t>
+                </w:r>
+                <w:r>
+                  <w:rPr>
+                    <w:b/>
+                    <w:color w:val="000000"/>
+                    <w:lang w:val="uk-UA"/>
+                  </w:rPr>
+                  <w:t>Правовласник</w:t>
+                </w:r>
+                <w:r>
+                  <w:rPr>
+                    <w:b/>
+                    <w:color w:val="000000"/>
+                    <w:lang w:val="uk-UA"/>
+                  </w:rPr>
+                  <w:t>а</w:t>
                 </w:r>
               </w:p>
             </w:tc>
@@ -3270,6 +3186,42 @@
     </w:sdt>
     <w:p>
       <w:pPr>
+        <w:pStyle w:val="11"/>
+        <w:spacing w:before="120" w:line="276" w:lineRule="auto"/>
+        <w:jc w:val="both"/>
+        <w:rPr>
+          <w:sz w:val="22"/>
+          <w:szCs w:val="22"/>
+          <w:u w:val="single"/>
+          <w:lang w:val="uk-UA"/>
+        </w:rPr>
+      </w:pPr>
+      <w:r>
+        <w:rPr>
+          <w:sz w:val="22"/>
+          <w:szCs w:val="22"/>
+          <w:lang w:val="uk-UA"/>
+        </w:rPr>
+        <w:t xml:space="preserve">При цьому, ГО УААСП звертається до Автора за наданням окремого дозволу на використання </w:t>
+      </w:r>
+      <w:r>
+        <w:rPr>
+          <w:sz w:val="22"/>
+          <w:szCs w:val="22"/>
+        </w:rPr>
+        <w:t>Т</w:t>
+      </w:r>
+      <w:r>
+        <w:rPr>
+          <w:sz w:val="22"/>
+          <w:szCs w:val="22"/>
+          <w:lang w:val="uk-UA"/>
+        </w:rPr>
+        <w:t>ворів шляхом «Об’єднання та переробки», способами передбаченими позиціями 1, 4, 5 та 6 підпункту 3.1.3. Договору.</w:t>
+      </w:r>
+    </w:p>
+    <w:p>
+      <w:pPr>
         <w:pStyle w:val="a4"/>
         <w:spacing w:line="276" w:lineRule="auto"/>
         <w:ind w:left="720"/>
@@ -3344,14 +3296,241 @@
         <w:tag w:val="TableTrrUse"/>
         <w:id w:val="2092968664"/>
         <w:placeholder>
-          <w:docPart w:val="DCCBB53E4B4845FB8EBB48E414063ED8"/>
+          <w:docPart w:val="7781E5C8786B480DBC8B841D2338B98E"/>
         </w:placeholder>
         <w15:appearance w15:val="tags"/>
         <w:docPartList>
           <w:docPartGallery w:val="Tables"/>
         </w:docPartList>
       </w:sdtPr>
-      <w:sdtEndPr/>
+      <w:sdtContent>
+        <w:p>
+          <w:pPr>
+            <w:pStyle w:val="11"/>
+            <w:spacing w:line="276" w:lineRule="auto"/>
+            <w:ind w:left="360"/>
+            <w:rPr>
+              <w:i/>
+              <w:color w:val="000000"/>
+              <w:sz w:val="20"/>
+              <w:szCs w:val="20"/>
+              <w:lang w:val="uk-UA"/>
+            </w:rPr>
+          </w:pPr>
+        </w:p>
+        <w:tbl>
+          <w:tblPr>
+            <w:tblStyle w:val="af6"/>
+            <w:tblW w:w="9661" w:type="dxa"/>
+            <w:tblInd w:w="959" w:type="dxa"/>
+            <w:tblLook w:val="04A0" w:firstRow="1" w:lastRow="0" w:firstColumn="1" w:lastColumn="0" w:noHBand="0" w:noVBand="1"/>
+          </w:tblPr>
+          <w:tblGrid>
+            <w:gridCol w:w="8015"/>
+            <w:gridCol w:w="1646"/>
+          </w:tblGrid>
+          <w:tr>
+            <w:trPr>
+              <w:trHeight w:val="249"/>
+            </w:trPr>
+            <w:tc>
+              <w:tcPr>
+                <w:tcW w:w="8093" w:type="dxa"/>
+                <w:vAlign w:val="center"/>
+              </w:tcPr>
+              <w:p>
+                <w:pPr>
+                  <w:pStyle w:val="11"/>
+                  <w:ind w:left="0" w:right="-40"/>
+                  <w:jc w:val="center"/>
+                  <w:rPr>
+                    <w:sz w:val="20"/>
+                    <w:szCs w:val="20"/>
+                    <w:lang w:val="uk-UA"/>
+                  </w:rPr>
+                </w:pPr>
+                <w:r>
+                  <w:rPr>
+                    <w:rFonts w:eastAsia="Calibri"/>
+                    <w:b/>
+                    <w:sz w:val="20"/>
+                    <w:szCs w:val="20"/>
+                    <w:lang w:val="uk-UA" w:eastAsia="ru-RU"/>
+                  </w:rPr>
+                  <w:t xml:space="preserve">Країна </w:t>
+                </w:r>
+              </w:p>
+            </w:tc>
+            <w:tc>
+              <w:tcPr>
+                <w:tcW w:w="1568" w:type="dxa"/>
+              </w:tcPr>
+              <w:p>
+                <w:pPr>
+                  <w:pStyle w:val="af"/>
+                  <w:rPr>
+                    <w:b/>
+                    <w:i/>
+                    <w:u w:val="single"/>
+                    <w:lang w:val="uk-UA"/>
+                  </w:rPr>
+                </w:pPr>
+                <w:r>
+                  <w:rPr>
+                    <w:b/>
+                    <w:lang w:val="uk-UA"/>
+                  </w:rPr>
+                  <w:t xml:space="preserve">підпис </w:t>
+                </w:r>
+                <w:r>
+                  <w:rPr>
+                    <w:b/>
+                    <w:color w:val="000000"/>
+                    <w:lang w:val="uk-UA"/>
+                  </w:rPr>
+                  <w:t>Правовласник</w:t>
+                </w:r>
+                <w:r>
+                  <w:rPr>
+                    <w:b/>
+                    <w:color w:val="000000"/>
+                    <w:lang w:val="uk-UA"/>
+                  </w:rPr>
+                  <w:t>а</w:t>
+                </w:r>
+              </w:p>
+            </w:tc>
+          </w:tr>
+        </w:tbl>
+        <w:p>
+          <w:pPr>
+            <w:pStyle w:val="11"/>
+            <w:spacing w:line="276" w:lineRule="auto"/>
+            <w:ind w:left="360"/>
+            <w:rPr>
+              <w:i/>
+              <w:color w:val="000000"/>
+              <w:sz w:val="20"/>
+              <w:szCs w:val="20"/>
+              <w:lang w:val="uk-UA"/>
+            </w:rPr>
+          </w:pPr>
+        </w:p>
+      </w:sdtContent>
+    </w:sdt>
+    <w:p>
+      <w:pPr>
+        <w:pStyle w:val="11"/>
+        <w:spacing w:line="276" w:lineRule="auto"/>
+        <w:ind w:left="360"/>
+        <w:jc w:val="both"/>
+        <w:rPr>
+          <w:i/>
+          <w:color w:val="000000"/>
+          <w:sz w:val="16"/>
+          <w:szCs w:val="16"/>
+          <w:lang w:val="uk-UA"/>
+        </w:rPr>
+      </w:pPr>
+    </w:p>
+    <w:p>
+      <w:pPr>
+        <w:pStyle w:val="11"/>
+        <w:spacing w:line="276" w:lineRule="auto"/>
+        <w:ind w:left="360"/>
+        <w:jc w:val="both"/>
+        <w:rPr>
+          <w:i/>
+          <w:color w:val="000000"/>
+          <w:sz w:val="16"/>
+          <w:szCs w:val="16"/>
+          <w:lang w:val="uk-UA"/>
+        </w:rPr>
+      </w:pPr>
+    </w:p>
+    <w:p>
+      <w:pPr>
+        <w:pStyle w:val="11"/>
+        <w:numPr>
+          <w:ilvl w:val="1"/>
+          <w:numId w:val="1"/>
+        </w:numPr>
+        <w:spacing w:line="276" w:lineRule="auto"/>
+        <w:ind w:left="0" w:firstLine="65"/>
+        <w:jc w:val="both"/>
+        <w:rPr>
+          <w:color w:val="000000"/>
+          <w:sz w:val="22"/>
+          <w:szCs w:val="22"/>
+          <w:lang w:val="uk-UA"/>
+        </w:rPr>
+      </w:pPr>
+      <w:r>
+        <w:rPr>
+          <w:color w:val="000000"/>
+          <w:sz w:val="22"/>
+          <w:szCs w:val="22"/>
+          <w:lang w:val="uk-UA"/>
+        </w:rPr>
+        <w:t>Обмеження дії даног</w:t>
+      </w:r>
+      <w:r>
+        <w:rPr>
+          <w:color w:val="000000"/>
+          <w:sz w:val="22"/>
+          <w:szCs w:val="22"/>
+          <w:lang w:val="uk-UA"/>
+        </w:rPr>
+        <w:t>о Догово</w:t>
+      </w:r>
+      <w:r>
+        <w:rPr>
+          <w:color w:val="000000"/>
+          <w:sz w:val="22"/>
+          <w:szCs w:val="22"/>
+          <w:lang w:val="uk-UA"/>
+        </w:rPr>
+        <w:t xml:space="preserve">ру розповсюджується на територію </w:t>
+      </w:r>
+      <w:r>
+        <w:rPr>
+          <w:color w:val="000000"/>
+          <w:sz w:val="22"/>
+          <w:szCs w:val="22"/>
+          <w:lang w:val="uk-UA"/>
+        </w:rPr>
+        <w:t>(зазначити назву країни, на яку не здійснюється передача прав)</w:t>
+      </w:r>
+      <w:r>
+        <w:rPr>
+          <w:color w:val="000000"/>
+          <w:sz w:val="22"/>
+          <w:szCs w:val="22"/>
+        </w:rPr>
+        <w:t>:</w:t>
+      </w:r>
+    </w:p>
+    <w:bookmarkStart w:id="1" w:name="_Hlk525724787" w:displacedByCustomXml="next"/>
+    <w:sdt>
+      <w:sdtPr>
+        <w:rPr>
+          <w:i/>
+          <w:color w:val="000000"/>
+          <w:sz w:val="20"/>
+          <w:szCs w:val="20"/>
+          <w:lang w:val="uk-UA"/>
+        </w:rPr>
+        <w:alias w:val="TableTrrNotUs"/>
+        <w:tag w:val="TableTrrNotUs"/>
+        <w:id w:val="-398902194"/>
+        <w:placeholder>
+          <w:docPart w:val="B8B3C6042E6E4F9FB610A16D28C8E06F"/>
+        </w:placeholder>
+        <w15:appearance w15:val="tags"/>
+        <w:docPartList>
+          <w:docPartGallery w:val="Tables"/>
+        </w:docPartList>
+      </w:sdtPr>
       <w:sdtContent>
         <w:p>
           <w:pPr>
@@ -3369,31 +3548,84 @@
         <w:tbl>
           <w:tblPr>
             <w:tblStyle w:val="af6"/>
-            <w:tblW w:w="9781" w:type="dxa"/>
+            <w:tblW w:w="9661" w:type="dxa"/>
             <w:tblInd w:w="959" w:type="dxa"/>
             <w:tblLook w:val="04A0" w:firstRow="1" w:lastRow="0" w:firstColumn="1" w:lastColumn="0" w:noHBand="0" w:noVBand="1"/>
           </w:tblPr>
           <w:tblGrid>
-            <w:gridCol w:w="9781"/>
+            <w:gridCol w:w="8015"/>
+            <w:gridCol w:w="1646"/>
           </w:tblGrid>
           <w:tr>
+            <w:trPr>
+              <w:trHeight w:val="249"/>
+            </w:trPr>
             <w:tc>
               <w:tcPr>
-                <w:tcW w:w="9781" w:type="dxa"/>
+                <w:tcW w:w="8093" w:type="dxa"/>
+                <w:vAlign w:val="center"/>
               </w:tcPr>
               <w:p>
                 <w:pPr>
                   <w:pStyle w:val="11"/>
                   <w:ind w:left="0" w:right="-40"/>
+                  <w:jc w:val="center"/>
+                  <w:rPr>
+                    <w:sz w:val="20"/>
+                    <w:szCs w:val="20"/>
+                    <w:lang w:val="uk-UA"/>
+                  </w:rPr>
+                </w:pPr>
+                <w:r>
+                  <w:rPr>
+                    <w:rFonts w:eastAsia="Calibri"/>
+                    <w:b/>
+                    <w:sz w:val="20"/>
+                    <w:szCs w:val="20"/>
+                    <w:lang w:val="uk-UA" w:eastAsia="ru-RU"/>
+                  </w:rPr>
+                  <w:t>Країна</w:t>
+                </w:r>
+              </w:p>
+            </w:tc>
+            <w:tc>
+              <w:tcPr>
+                <w:tcW w:w="1568" w:type="dxa"/>
+              </w:tcPr>
+              <w:p>
+                <w:pPr>
+                  <w:pStyle w:val="af"/>
                   <w:jc w:val="both"/>
                   <w:rPr>
                     <w:b/>
                     <w:i/>
-                    <w:sz w:val="20"/>
-                    <w:szCs w:val="20"/>
                     <w:u w:val="single"/>
+                    <w:lang w:val="uk-UA"/>
                   </w:rPr>
                 </w:pPr>
+                <w:r>
+                  <w:rPr>
+                    <w:b/>
+                    <w:lang w:val="uk-UA"/>
+                  </w:rPr>
+                  <w:t xml:space="preserve">підпис </w:t>
+                </w:r>
+                <w:r>
+                  <w:rPr>
+                    <w:b/>
+                    <w:color w:val="000000"/>
+                    <w:lang w:val="uk-UA"/>
+                  </w:rPr>
+                  <w:t>Правовласник</w:t>
+                </w:r>
+                <w:r>
+                  <w:rPr>
+                    <w:b/>
+                    <w:color w:val="000000"/>
+                    <w:lang w:val="uk-UA"/>
+                  </w:rPr>
+                  <w:t>а</w:t>
+                </w:r>
               </w:p>
             </w:tc>
           </w:tr>
@@ -3413,212 +3645,21 @@
         </w:p>
       </w:sdtContent>
     </w:sdt>
+    <w:bookmarkEnd w:id="1" w:displacedByCustomXml="prev"/>
     <w:p>
       <w:pPr>
         <w:pStyle w:val="11"/>
+        <w:widowControl w:val="0"/>
+        <w:autoSpaceDE w:val="0"/>
         <w:spacing w:line="276" w:lineRule="auto"/>
-        <w:ind w:left="360"/>
-        <w:jc w:val="right"/>
-        <w:rPr>
-          <w:i/>
-          <w:color w:val="000000"/>
-          <w:sz w:val="20"/>
-          <w:szCs w:val="20"/>
-          <w:lang w:val="uk-UA"/>
-        </w:rPr>
-      </w:pPr>
-      <w:r>
-        <w:rPr>
-          <w:b/>
-          <w:color w:val="000000"/>
-          <w:sz w:val="20"/>
-          <w:szCs w:val="20"/>
-        </w:rPr>
-        <w:t xml:space="preserve">                                                                                                                                                                          </w:t>
-      </w:r>
-    </w:p>
-    <w:p>
-      <w:pPr>
-        <w:pStyle w:val="11"/>
-        <w:spacing w:line="276" w:lineRule="auto"/>
-        <w:ind w:left="360"/>
+        <w:ind w:left="0" w:right="43"/>
         <w:jc w:val="both"/>
         <w:rPr>
-          <w:i/>
-          <w:color w:val="000000"/>
-          <w:sz w:val="16"/>
-          <w:szCs w:val="16"/>
-          <w:lang w:val="uk-UA"/>
-        </w:rPr>
-      </w:pPr>
-    </w:p>
-    <w:p>
-      <w:pPr>
-        <w:pStyle w:val="11"/>
-        <w:numPr>
-          <w:ilvl w:val="1"/>
-          <w:numId w:val="1"/>
-        </w:numPr>
-        <w:spacing w:line="276" w:lineRule="auto"/>
-        <w:ind w:left="0" w:firstLine="65"/>
-        <w:jc w:val="both"/>
-        <w:rPr>
-          <w:color w:val="000000"/>
-          <w:sz w:val="22"/>
-          <w:szCs w:val="22"/>
-          <w:lang w:val="uk-UA"/>
-        </w:rPr>
-      </w:pPr>
-      <w:r>
-        <w:rPr>
-          <w:color w:val="000000"/>
-          <w:sz w:val="22"/>
-          <w:szCs w:val="22"/>
-          <w:lang w:val="uk-UA"/>
-        </w:rPr>
-        <w:t>Обмеження дії даног</w:t>
-      </w:r>
-      <w:r>
-        <w:rPr>
-          <w:color w:val="000000"/>
-          <w:sz w:val="22"/>
-          <w:szCs w:val="22"/>
-          <w:lang w:val="uk-UA"/>
-        </w:rPr>
-        <w:t>о Догово</w:t>
-      </w:r>
-      <w:r>
-        <w:rPr>
-          <w:color w:val="000000"/>
-          <w:sz w:val="22"/>
-          <w:szCs w:val="22"/>
-          <w:lang w:val="uk-UA"/>
-        </w:rPr>
-        <w:t xml:space="preserve">ру розповсюджується на територію </w:t>
-      </w:r>
-      <w:r>
-        <w:rPr>
-          <w:color w:val="000000"/>
-          <w:sz w:val="22"/>
-          <w:szCs w:val="22"/>
-          <w:lang w:val="uk-UA"/>
-        </w:rPr>
-        <w:t>(зазначити назву країни, на яку не здійснюється передача прав)</w:t>
-      </w:r>
-      <w:r>
-        <w:rPr>
-          <w:color w:val="000000"/>
-          <w:sz w:val="22"/>
-          <w:szCs w:val="22"/>
-        </w:rPr>
-        <w:t>:</w:t>
-      </w:r>
-    </w:p>
-    <w:sdt>
-      <w:sdtPr>
-        <w:rPr>
-          <w:i/>
-          <w:color w:val="000000"/>
-          <w:sz w:val="20"/>
-          <w:szCs w:val="20"/>
-          <w:lang w:val="uk-UA"/>
-        </w:rPr>
-        <w:alias w:val="TableTrrNotUs"/>
-        <w:tag w:val="TableTrrNotUs"/>
-        <w:id w:val="-398902194"/>
-        <w:placeholder>
-          <w:docPart w:val="B25E775B616D45278BE7D903F513D002"/>
-        </w:placeholder>
-        <w15:appearance w15:val="tags"/>
-        <w:docPartList>
-          <w:docPartGallery w:val="Tables"/>
-        </w:docPartList>
-      </w:sdtPr>
-      <w:sdtEndPr/>
-      <w:sdtContent>
-        <w:p>
-          <w:pPr>
-            <w:pStyle w:val="11"/>
-            <w:spacing w:line="276" w:lineRule="auto"/>
-            <w:ind w:left="65"/>
-            <w:rPr>
-              <w:i/>
-              <w:color w:val="000000"/>
-              <w:sz w:val="20"/>
-              <w:szCs w:val="20"/>
-              <w:lang w:val="uk-UA"/>
-            </w:rPr>
-          </w:pPr>
-        </w:p>
-        <w:tbl>
-          <w:tblPr>
-            <w:tblStyle w:val="af6"/>
-            <w:tblW w:w="0" w:type="auto"/>
-            <w:tblInd w:w="961" w:type="dxa"/>
-            <w:tblLook w:val="04A0" w:firstRow="1" w:lastRow="0" w:firstColumn="1" w:lastColumn="0" w:noHBand="0" w:noVBand="1"/>
-          </w:tblPr>
-          <w:tblGrid>
-            <w:gridCol w:w="9660"/>
-          </w:tblGrid>
-          <w:tr>
-            <w:tc>
-              <w:tcPr>
-                <w:tcW w:w="9660" w:type="dxa"/>
-              </w:tcPr>
-              <w:p>
-                <w:pPr>
-                  <w:pStyle w:val="11"/>
-                  <w:spacing w:line="276" w:lineRule="auto"/>
-                  <w:ind w:left="0"/>
-                  <w:jc w:val="center"/>
-                  <w:rPr>
-                    <w:i/>
-                    <w:color w:val="000000"/>
-                    <w:sz w:val="20"/>
-                    <w:szCs w:val="20"/>
-                  </w:rPr>
-                </w:pPr>
-              </w:p>
-            </w:tc>
-          </w:tr>
-        </w:tbl>
-        <w:p>
-          <w:pPr>
-            <w:pStyle w:val="11"/>
-            <w:spacing w:line="276" w:lineRule="auto"/>
-            <w:ind w:left="65"/>
-            <w:rPr>
-              <w:i/>
-              <w:color w:val="000000"/>
-              <w:sz w:val="20"/>
-              <w:szCs w:val="20"/>
-              <w:lang w:val="uk-UA"/>
-            </w:rPr>
-          </w:pPr>
-        </w:p>
-      </w:sdtContent>
-    </w:sdt>
-    <w:p>
-      <w:pPr>
-        <w:pStyle w:val="11"/>
-        <w:spacing w:line="276" w:lineRule="auto"/>
-        <w:ind w:left="65"/>
-        <w:jc w:val="right"/>
-        <w:rPr>
-          <w:sz w:val="22"/>
-          <w:szCs w:val="22"/>
-          <w:lang w:val="uk-UA"/>
-        </w:rPr>
-      </w:pPr>
-      <w:r>
-        <w:rPr>
-          <w:b/>
-          <w:color w:val="000000"/>
-          <w:sz w:val="20"/>
-          <w:szCs w:val="20"/>
-        </w:rPr>
-        <w:t xml:space="preserve">           </w:t>
-      </w:r>
+          <w:sz w:val="22"/>
+          <w:szCs w:val="22"/>
+          <w:lang w:val="uk-UA"/>
+        </w:rPr>
+      </w:pPr>
     </w:p>
     <w:p>
       <w:pPr>
@@ -4032,6 +4073,7 @@
           <w:szCs w:val="22"/>
           <w:lang w:val="uk-UA"/>
         </w:rPr>
+        <w:lastRenderedPageBreak/>
         <w:t xml:space="preserve">отримувати юридичні та інші консультації, у порядку визначеному </w:t>
       </w:r>
       <w:r>
@@ -5634,6 +5676,7 @@
           <w:sz w:val="22"/>
           <w:szCs w:val="22"/>
         </w:rPr>
+        <w:lastRenderedPageBreak/>
         <w:t xml:space="preserve">встановлювати фіксовані мінімальні ставки, тарифи </w:t>
       </w:r>
       <w:r>
@@ -5719,7 +5762,6 @@
           <w:sz w:val="22"/>
           <w:szCs w:val="22"/>
         </w:rPr>
-        <w:lastRenderedPageBreak/>
         <w:t xml:space="preserve">у випадку порушення третіми особами майнових </w:t>
       </w:r>
       <w:r>
@@ -6989,6 +7031,7 @@
           <w:szCs w:val="22"/>
           <w:lang w:val="uk-UA"/>
         </w:rPr>
+        <w:lastRenderedPageBreak/>
         <w:t xml:space="preserve">підписання та подання претензій, пов’язаних з порушенням майнових </w:t>
       </w:r>
       <w:r>
@@ -7032,16 +7075,7 @@
           <w:szCs w:val="22"/>
           <w:lang w:val="uk-UA"/>
         </w:rPr>
-        <w:t xml:space="preserve">підписання та подання позовних заяв, в тому числі, зустрічних позовних заяв, в будь-які судові </w:t>
-      </w:r>
-      <w:r>
-        <w:rPr>
-          <w:sz w:val="22"/>
-          <w:szCs w:val="22"/>
-          <w:lang w:val="uk-UA"/>
-        </w:rPr>
-        <w:lastRenderedPageBreak/>
-        <w:t>інстанції України;</w:t>
+        <w:t>підписання та подання позовних заяв, в тому числі, зустрічних позовних заяв, в будь-які судові інстанції України;</w:t>
       </w:r>
     </w:p>
     <w:p>
@@ -7733,7 +7767,7 @@
           <w:lang w:val="uk-UA"/>
         </w:rPr>
       </w:pPr>
-      <w:bookmarkStart w:id="1" w:name="_Ref346109396"/>
+      <w:bookmarkStart w:id="2" w:name="_Ref346109396"/>
       <w:r>
         <w:rPr>
           <w:sz w:val="22"/>
@@ -7745,6 +7779,7 @@
       <w:sdt>
         <w:sdtPr>
           <w:rPr>
+            <w:b/>
             <w:sz w:val="22"/>
             <w:szCs w:val="22"/>
             <w:lang w:val="uk-UA"/>
@@ -7753,13 +7788,12 @@
           <w:tag w:val="prcntARlt"/>
           <w:id w:val="501395838"/>
           <w:placeholder>
-            <w:docPart w:val="12AB08C734544DA69799945ED086AD84"/>
+            <w:docPart w:val="D88FEA2A7C2E4E2AB5F6D3754731B322"/>
           </w:placeholder>
           <w:showingPlcHdr/>
           <w15:appearance w15:val="tags"/>
           <w:text/>
         </w:sdtPr>
-        <w:sdtEndPr/>
         <w:sdtContent>
           <w:r>
             <w:rPr>
@@ -7776,38 +7810,7 @@
           <w:szCs w:val="20"/>
           <w:lang w:val="uk-UA"/>
         </w:rPr>
-        <w:t xml:space="preserve"> </w:t>
-      </w:r>
-      <w:r>
-        <w:rPr>
-          <w:sz w:val="22"/>
-          <w:szCs w:val="22"/>
-          <w:lang w:val="uk-UA"/>
-        </w:rPr>
-        <w:t>%</w:t>
-      </w:r>
-      <w:r>
-        <w:rPr>
-          <w:sz w:val="20"/>
-          <w:szCs w:val="20"/>
-          <w:lang w:val="uk-UA"/>
-        </w:rPr>
-        <w:t xml:space="preserve"> </w:t>
-      </w:r>
-      <w:r>
-        <w:rPr>
-          <w:sz w:val="20"/>
-          <w:szCs w:val="20"/>
-        </w:rPr>
-        <w:t xml:space="preserve"> </w:t>
-      </w:r>
-      <w:r>
-        <w:rPr>
-          <w:sz w:val="20"/>
-          <w:szCs w:val="20"/>
-          <w:lang w:val="uk-UA"/>
-        </w:rPr>
-        <w:t>(</w:t>
+        <w:t xml:space="preserve"> (</w:t>
       </w:r>
       <w:sdt>
         <w:sdtPr>
@@ -7820,18 +7823,18 @@
           <w:tag w:val="prcntARltText"/>
           <w:id w:val="1411892243"/>
           <w:placeholder>
-            <w:docPart w:val="F6621E48E7644EBAB69D5A9E7D8E50B2"/>
+            <w:docPart w:val="8BA6D92A4A114F0698515DCC6CA3F820"/>
           </w:placeholder>
           <w:showingPlcHdr/>
           <w15:appearance w15:val="tags"/>
           <w:text/>
         </w:sdtPr>
-        <w:sdtEndPr/>
         <w:sdtContent>
           <w:r>
             <w:rPr>
               <w:rStyle w:val="af5"/>
               <w:rFonts w:eastAsiaTheme="minorHAnsi"/>
+              <w:lang w:val="uk-UA"/>
             </w:rPr>
             <w:t>Место для ввода текста.</w:t>
           </w:r>
@@ -7843,7 +7846,7 @@
           <w:szCs w:val="20"/>
           <w:lang w:val="uk-UA"/>
         </w:rPr>
-        <w:t>)</w:t>
+        <w:t>) %</w:t>
       </w:r>
       <w:r>
         <w:rPr>
@@ -7853,7 +7856,7 @@
         </w:rPr>
         <w:t xml:space="preserve"> від сум, </w:t>
       </w:r>
-      <w:bookmarkEnd w:id="1"/>
+      <w:bookmarkEnd w:id="2"/>
       <w:r>
         <w:rPr>
           <w:sz w:val="22"/>
@@ -7974,21 +7977,12 @@
           <w:szCs w:val="22"/>
           <w:lang w:val="uk-UA"/>
         </w:rPr>
-        <w:t>. даного Договору, здійснює відрахування із суми зібраної (стягнутої) авторської винагороди (доходу від прав) у розмірі)</w:t>
-      </w:r>
-      <w:r>
-        <w:rPr>
-          <w:color w:val="000000"/>
-          <w:sz w:val="22"/>
-          <w:szCs w:val="22"/>
-          <w:lang w:val="uk-UA"/>
-        </w:rPr>
-        <w:t xml:space="preserve"> </w:t>
-      </w:r>
-      <w:bookmarkStart w:id="2" w:name="_Hlk525725174"/>
+        <w:t xml:space="preserve">. даного Договору, здійснює відрахування із суми зібраної (стягнутої) авторської винагороди (доходу від прав) у розмірі </w:t>
+      </w:r>
       <w:sdt>
         <w:sdtPr>
           <w:rPr>
+            <w:b/>
             <w:color w:val="000000"/>
             <w:sz w:val="22"/>
             <w:szCs w:val="22"/>
@@ -7998,13 +7992,12 @@
           <w:tag w:val="prcntARltJ"/>
           <w:id w:val="-1302618045"/>
           <w:placeholder>
-            <w:docPart w:val="1632A1DE11E8424CA8DCA805CF9A24FD"/>
+            <w:docPart w:val="6983AC2EBE3E47A49966144EB9C0C836"/>
           </w:placeholder>
           <w:showingPlcHdr/>
           <w15:appearance w15:val="tags"/>
           <w:text/>
         </w:sdtPr>
-        <w:sdtEndPr/>
         <w:sdtContent>
           <w:r>
             <w:rPr>
@@ -8022,22 +8015,7 @@
           <w:szCs w:val="20"/>
           <w:lang w:val="uk-UA"/>
         </w:rPr>
-        <w:t xml:space="preserve"> </w:t>
-      </w:r>
-      <w:r>
-        <w:rPr>
-          <w:sz w:val="20"/>
-          <w:szCs w:val="20"/>
-        </w:rPr>
-        <w:t xml:space="preserve">% </w:t>
-      </w:r>
-      <w:r>
-        <w:rPr>
-          <w:sz w:val="20"/>
-          <w:szCs w:val="20"/>
-          <w:lang w:val="uk-UA"/>
-        </w:rPr>
-        <w:t>(</w:t>
+        <w:t xml:space="preserve"> (</w:t>
       </w:r>
       <w:sdt>
         <w:sdtPr>
@@ -8050,13 +8028,12 @@
           <w:tag w:val="prcntARltJText"/>
           <w:id w:val="-518936309"/>
           <w:placeholder>
-            <w:docPart w:val="C0115821730E4705B1D20F60A5631C7E"/>
+            <w:docPart w:val="D09906AED5F642DCB70CA4D5C58E4C9D"/>
           </w:placeholder>
           <w:showingPlcHdr/>
           <w15:appearance w15:val="tags"/>
           <w:text/>
         </w:sdtPr>
-        <w:sdtEndPr/>
         <w:sdtContent>
           <w:r>
             <w:rPr>
@@ -8077,14 +8054,12 @@
       </w:r>
       <w:r>
         <w:rPr>
-          <w:color w:val="000000"/>
-          <w:sz w:val="22"/>
-          <w:szCs w:val="22"/>
-          <w:lang w:val="uk-UA"/>
-        </w:rPr>
-        <w:t xml:space="preserve"> </w:t>
-      </w:r>
-      <w:bookmarkEnd w:id="2"/>
+          <w:sz w:val="20"/>
+          <w:szCs w:val="20"/>
+          <w:lang w:val="uk-UA"/>
+        </w:rPr>
+        <w:t xml:space="preserve"> %</w:t>
+      </w:r>
       <w:r>
         <w:rPr>
           <w:color w:val="000000"/>
@@ -8218,6 +8193,7 @@
           <w:szCs w:val="22"/>
           <w:lang w:val="uk-UA"/>
         </w:rPr>
+        <w:lastRenderedPageBreak/>
         <w:t>Акт підлягає розгляду та п</w:t>
       </w:r>
       <w:r>
@@ -8284,7 +8260,6 @@
           <w:szCs w:val="22"/>
           <w:lang w:val="uk-UA"/>
         </w:rPr>
-        <w:lastRenderedPageBreak/>
         <w:t>ГО УААСП</w:t>
       </w:r>
       <w:r>
@@ -9309,7 +9284,16 @@
           <w:szCs w:val="22"/>
           <w:lang w:val="uk-UA"/>
         </w:rPr>
-        <w:t xml:space="preserve">Сторона, для якої виникла неможливість виконання зобов’язань за даним Договором, зобов’язана своєчасно, не пізніше 10 днів, повідомити іншу Сторону про виникнення та закінчення обставин, які перешкоджають виконанню зобов’язань. Неповідомлення або несвоєчасне повідомлення про початок або кінець форс-мажорних обставин позбавляє Сторону права посилатися на них. </w:t>
+        <w:t xml:space="preserve">Сторона, для якої виникла неможливість виконання зобов’язань за даним Договором, зобов’язана своєчасно, не пізніше 10 днів, повідомити іншу Сторону про виникнення та закінчення обставин, які </w:t>
+      </w:r>
+      <w:r>
+        <w:rPr>
+          <w:sz w:val="22"/>
+          <w:szCs w:val="22"/>
+          <w:lang w:val="uk-UA"/>
+        </w:rPr>
+        <w:lastRenderedPageBreak/>
+        <w:t xml:space="preserve">перешкоджають виконанню зобов’язань. Неповідомлення або несвоєчасне повідомлення про початок або кінець форс-мажорних обставин позбавляє Сторону права посилатися на них. </w:t>
       </w:r>
     </w:p>
     <w:p>
@@ -9344,7 +9328,6 @@
           <w:sz w:val="22"/>
           <w:szCs w:val="22"/>
         </w:rPr>
-        <w:lastRenderedPageBreak/>
         <w:t>ВІДПОВІДАЛЬНІСТЬ СТОРІН</w:t>
       </w:r>
     </w:p>
@@ -10223,6 +10206,7 @@
           <w:szCs w:val="22"/>
           <w:lang w:val="uk-UA"/>
         </w:rPr>
+        <w:lastRenderedPageBreak/>
         <w:t>Усі зміни, доповнення і додатки є невід'ємною частиною даного Договору.</w:t>
       </w:r>
     </w:p>
@@ -10248,7 +10232,6 @@
           <w:szCs w:val="22"/>
           <w:lang w:val="uk-UA"/>
         </w:rPr>
-        <w:lastRenderedPageBreak/>
         <w:t xml:space="preserve">Сторони зобов’язуються у п’ятиденний строк повідомляти одна одну в письмовій формі про зміну організаційно-правової форми, характеру діяльності, зміни юридичної та (або) фактичної адреси, обсягу прав, переліку творів, надати іншу інформацію, пов’язану з виконанням Сторонами зобов’язань за цим Договором, а у разі неповідомлення несе ризик настання пов’язаних із ним несприятливих наслідків. </w:t>
       </w:r>
     </w:p>
@@ -10440,16 +10423,16 @@
               <w:jc w:val="center"/>
               <w:rPr>
                 <w:b/>
-                <w:sz w:val="18"/>
-                <w:szCs w:val="18"/>
-                <w:lang w:val="uk-UA"/>
-              </w:rPr>
-            </w:pPr>
-            <w:r>
-              <w:rPr>
-                <w:b/>
-                <w:sz w:val="18"/>
-                <w:szCs w:val="18"/>
+                <w:sz w:val="20"/>
+                <w:szCs w:val="20"/>
+                <w:lang w:val="uk-UA"/>
+              </w:rPr>
+            </w:pPr>
+            <w:r>
+              <w:rPr>
+                <w:b/>
+                <w:sz w:val="20"/>
+                <w:szCs w:val="20"/>
                 <w:lang w:val="uk-UA"/>
               </w:rPr>
               <w:t>Громадська організація</w:t>
@@ -10461,37 +10444,19 @@
               <w:jc w:val="center"/>
               <w:rPr>
                 <w:b/>
-                <w:sz w:val="18"/>
-                <w:szCs w:val="18"/>
-                <w:lang w:val="uk-UA"/>
-              </w:rPr>
-            </w:pPr>
-            <w:r>
-              <w:rPr>
-                <w:b/>
-                <w:sz w:val="18"/>
-                <w:szCs w:val="18"/>
-                <w:lang w:val="uk-UA"/>
-              </w:rPr>
-              <w:t xml:space="preserve"> «Українська агенція</w:t>
-            </w:r>
-            <w:r>
-              <w:rPr>
-                <w:b/>
-                <w:sz w:val="18"/>
-                <w:szCs w:val="18"/>
-                <w:lang w:val="uk-UA"/>
-              </w:rPr>
-              <w:t xml:space="preserve"> з авторсь</w:t>
-            </w:r>
-            <w:r>
-              <w:rPr>
-                <w:b/>
-                <w:sz w:val="18"/>
-                <w:szCs w:val="18"/>
-                <w:lang w:val="uk-UA"/>
-              </w:rPr>
-              <w:t>ких</w:t>
+                <w:sz w:val="20"/>
+                <w:szCs w:val="20"/>
+                <w:lang w:val="uk-UA"/>
+              </w:rPr>
+            </w:pPr>
+            <w:r>
+              <w:rPr>
+                <w:b/>
+                <w:sz w:val="20"/>
+                <w:szCs w:val="20"/>
+                <w:lang w:val="uk-UA"/>
+              </w:rPr>
+              <w:t xml:space="preserve"> «Українська агенція з авторських</w:t>
             </w:r>
           </w:p>
           <w:p>
@@ -10499,17 +10464,17 @@
               <w:ind w:left="180"/>
               <w:jc w:val="center"/>
               <w:rPr>
-                <w:bCs/>
-                <w:sz w:val="18"/>
-                <w:szCs w:val="18"/>
-                <w:lang w:val="uk-UA"/>
-              </w:rPr>
-            </w:pPr>
-            <w:r>
-              <w:rPr>
-                <w:b/>
-                <w:sz w:val="18"/>
-                <w:szCs w:val="18"/>
+                <w:b/>
+                <w:sz w:val="20"/>
+                <w:szCs w:val="20"/>
+                <w:lang w:val="uk-UA"/>
+              </w:rPr>
+            </w:pPr>
+            <w:r>
+              <w:rPr>
+                <w:b/>
+                <w:sz w:val="20"/>
+                <w:szCs w:val="20"/>
                 <w:lang w:val="uk-UA"/>
               </w:rPr>
               <w:t>та суміжних прав»</w:t>
@@ -10519,342 +10484,338 @@
             <w:pPr>
               <w:ind w:left="180"/>
               <w:rPr>
-                <w:bCs/>
-                <w:sz w:val="18"/>
-                <w:szCs w:val="18"/>
-                <w:lang w:val="uk-UA"/>
-              </w:rPr>
-            </w:pPr>
+                <w:b/>
+                <w:sz w:val="20"/>
+                <w:szCs w:val="20"/>
+                <w:lang w:val="uk-UA"/>
+              </w:rPr>
+            </w:pPr>
+          </w:p>
+          <w:p>
+            <w:pPr>
+              <w:rPr>
+                <w:b/>
+                <w:sz w:val="20"/>
+                <w:szCs w:val="20"/>
+                <w:lang w:val="uk-UA"/>
+              </w:rPr>
+            </w:pPr>
+            <w:r>
+              <w:rPr>
+                <w:sz w:val="20"/>
+                <w:szCs w:val="20"/>
+                <w:lang w:val="uk-UA"/>
+              </w:rPr>
+              <w:t xml:space="preserve">    01030, м. Київ, </w:t>
+            </w:r>
           </w:p>
           <w:p>
             <w:pPr>
               <w:ind w:left="180"/>
               <w:rPr>
-                <w:bCs/>
-                <w:sz w:val="18"/>
-                <w:szCs w:val="18"/>
-                <w:lang w:val="uk-UA"/>
-              </w:rPr>
-            </w:pPr>
+                <w:b/>
+                <w:sz w:val="20"/>
+                <w:szCs w:val="20"/>
+                <w:lang w:val="uk-UA"/>
+              </w:rPr>
+            </w:pPr>
+            <w:r>
+              <w:rPr>
+                <w:sz w:val="20"/>
+                <w:szCs w:val="20"/>
+                <w:lang w:val="uk-UA"/>
+              </w:rPr>
+              <w:t>вул. Б. Хмельницького,</w:t>
+            </w:r>
+            <w:r>
+              <w:rPr>
+                <w:sz w:val="20"/>
+                <w:szCs w:val="20"/>
+              </w:rPr>
+              <w:t xml:space="preserve"> буд.</w:t>
+            </w:r>
+            <w:r>
+              <w:rPr>
+                <w:sz w:val="20"/>
+                <w:szCs w:val="20"/>
+                <w:lang w:val="uk-UA"/>
+              </w:rPr>
+              <w:t xml:space="preserve"> 41 літера А, прим. 1-3,</w:t>
+            </w:r>
           </w:p>
           <w:p>
             <w:pPr>
               <w:ind w:left="180"/>
               <w:rPr>
-                <w:bCs/>
-                <w:sz w:val="18"/>
-                <w:szCs w:val="18"/>
-                <w:lang w:val="uk-UA"/>
-              </w:rPr>
-            </w:pPr>
-            <w:r>
-              <w:rPr>
-                <w:bCs/>
-                <w:sz w:val="18"/>
-                <w:szCs w:val="18"/>
-                <w:lang w:val="uk-UA"/>
-              </w:rPr>
-              <w:t>01030, м. Київ, вул. Б. Хмельницького, 41 літера А, оф.1-3,</w:t>
+                <w:sz w:val="20"/>
+                <w:szCs w:val="20"/>
+                <w:lang w:val="uk-UA"/>
+              </w:rPr>
+            </w:pPr>
+            <w:proofErr w:type="spellStart"/>
+            <w:r>
+              <w:rPr>
+                <w:sz w:val="20"/>
+                <w:szCs w:val="20"/>
+                <w:lang w:val="uk-UA"/>
+              </w:rPr>
+              <w:t>тел</w:t>
+            </w:r>
+            <w:proofErr w:type="spellEnd"/>
+            <w:r>
+              <w:rPr>
+                <w:sz w:val="20"/>
+                <w:szCs w:val="20"/>
+                <w:lang w:val="uk-UA"/>
+              </w:rPr>
+              <w:t>.: (044) 223-60-40;</w:t>
             </w:r>
           </w:p>
           <w:p>
             <w:pPr>
               <w:ind w:left="180"/>
               <w:rPr>
-                <w:bCs/>
-                <w:sz w:val="18"/>
-                <w:szCs w:val="18"/>
-                <w:lang w:val="uk-UA"/>
-              </w:rPr>
-            </w:pPr>
+                <w:b/>
+                <w:sz w:val="20"/>
+                <w:szCs w:val="20"/>
+                <w:u w:val="single"/>
+                <w:lang w:val="uk-UA"/>
+              </w:rPr>
+            </w:pPr>
+            <w:r>
+              <w:rPr>
+                <w:b/>
+                <w:sz w:val="20"/>
+                <w:szCs w:val="20"/>
+                <w:u w:val="single"/>
+                <w:lang w:val="uk-UA"/>
+              </w:rPr>
+              <w:t>Адреса для листування: 01030, м. Київ, вул. Б. Хмельницького, 44, а/c 146</w:t>
+            </w:r>
+          </w:p>
+          <w:p>
+            <w:pPr>
+              <w:ind w:left="180"/>
+              <w:rPr>
+                <w:b/>
+                <w:sz w:val="20"/>
+                <w:szCs w:val="20"/>
+              </w:rPr>
+            </w:pPr>
+            <w:r>
+              <w:rPr>
+                <w:sz w:val="20"/>
+                <w:szCs w:val="20"/>
+                <w:lang w:val="uk-UA"/>
+              </w:rPr>
+              <w:t>код ЄДРПОУ: 39939650;</w:t>
+            </w:r>
+          </w:p>
+          <w:p>
+            <w:pPr>
+              <w:ind w:left="180"/>
+              <w:rPr>
+                <w:b/>
+                <w:sz w:val="20"/>
+                <w:szCs w:val="20"/>
+                <w:lang w:val="uk-UA"/>
+              </w:rPr>
+            </w:pPr>
+            <w:r>
+              <w:rPr>
+                <w:sz w:val="20"/>
+                <w:szCs w:val="20"/>
+                <w:lang w:val="uk-UA"/>
+              </w:rPr>
+              <w:t>поточний рахунок: 26002053021074</w:t>
+            </w:r>
+          </w:p>
+          <w:p>
+            <w:pPr>
+              <w:ind w:left="180"/>
+              <w:rPr>
+                <w:b/>
+                <w:sz w:val="20"/>
+                <w:szCs w:val="20"/>
+                <w:lang w:val="uk-UA"/>
+              </w:rPr>
+            </w:pPr>
+            <w:r>
+              <w:rPr>
+                <w:sz w:val="20"/>
+                <w:szCs w:val="20"/>
+                <w:lang w:val="uk-UA"/>
+              </w:rPr>
+              <w:t xml:space="preserve">в АТ </w:t>
+            </w:r>
+            <w:r>
+              <w:rPr>
+                <w:sz w:val="20"/>
+                <w:szCs w:val="20"/>
+              </w:rPr>
+              <w:t xml:space="preserve">КБ </w:t>
+            </w:r>
+            <w:r>
+              <w:rPr>
+                <w:sz w:val="20"/>
+                <w:szCs w:val="20"/>
+                <w:lang w:val="uk-UA"/>
+              </w:rPr>
+              <w:t>«Приватбанк»;</w:t>
+            </w:r>
+          </w:p>
+          <w:p>
+            <w:pPr>
+              <w:ind w:left="180"/>
+              <w:rPr>
+                <w:b/>
+                <w:sz w:val="20"/>
+                <w:szCs w:val="20"/>
+                <w:lang w:val="uk-UA"/>
+              </w:rPr>
+            </w:pPr>
+            <w:r>
+              <w:rPr>
+                <w:sz w:val="20"/>
+                <w:szCs w:val="20"/>
+                <w:lang w:val="uk-UA"/>
+              </w:rPr>
+              <w:t>МФО 321842</w:t>
+            </w:r>
+          </w:p>
+          <w:p>
+            <w:pPr>
+              <w:rPr>
+                <w:b/>
+                <w:sz w:val="20"/>
+                <w:szCs w:val="20"/>
+              </w:rPr>
+            </w:pPr>
+            <w:r>
+              <w:rPr>
+                <w:sz w:val="20"/>
+                <w:szCs w:val="20"/>
+                <w:lang w:val="uk-UA"/>
+              </w:rPr>
+              <w:t xml:space="preserve">    </w:t>
+            </w:r>
             <w:proofErr w:type="spellStart"/>
             <w:r>
               <w:rPr>
-                <w:bCs/>
-                <w:sz w:val="18"/>
-                <w:szCs w:val="18"/>
-                <w:lang w:val="uk-UA"/>
-              </w:rPr>
-              <w:t>Тел</w:t>
+                <w:sz w:val="20"/>
+                <w:szCs w:val="20"/>
+              </w:rPr>
+              <w:t>Організація</w:t>
             </w:r>
             <w:proofErr w:type="spellEnd"/>
             <w:r>
               <w:rPr>
-                <w:bCs/>
-                <w:sz w:val="18"/>
-                <w:szCs w:val="18"/>
-                <w:lang w:val="uk-UA"/>
-              </w:rPr>
-              <w:t xml:space="preserve">/факс </w:t>
-            </w:r>
-            <w:r>
-              <w:rPr>
-                <w:bCs/>
-                <w:sz w:val="18"/>
-                <w:szCs w:val="18"/>
-                <w:lang w:val="uk-UA"/>
-              </w:rPr>
-              <w:t>044-223-60-40</w:t>
-            </w:r>
-            <w:r>
-              <w:rPr>
-                <w:bCs/>
-                <w:sz w:val="18"/>
-                <w:szCs w:val="18"/>
-                <w:lang w:val="uk-UA"/>
-              </w:rPr>
-              <w:t>;</w:t>
+                <w:sz w:val="20"/>
+                <w:szCs w:val="20"/>
+              </w:rPr>
+              <w:t xml:space="preserve"> </w:t>
+            </w:r>
+            <w:proofErr w:type="spellStart"/>
+            <w:r>
+              <w:rPr>
+                <w:sz w:val="20"/>
+                <w:szCs w:val="20"/>
+              </w:rPr>
+              <w:t>має</w:t>
+            </w:r>
+            <w:proofErr w:type="spellEnd"/>
+            <w:r>
+              <w:rPr>
+                <w:sz w:val="20"/>
+                <w:szCs w:val="20"/>
+              </w:rPr>
+              <w:t xml:space="preserve"> статус </w:t>
+            </w:r>
+            <w:proofErr w:type="spellStart"/>
+            <w:r>
+              <w:rPr>
+                <w:sz w:val="20"/>
+                <w:szCs w:val="20"/>
+              </w:rPr>
+              <w:t>неприбуткової</w:t>
+            </w:r>
+            <w:proofErr w:type="spellEnd"/>
+            <w:r>
+              <w:rPr>
+                <w:sz w:val="20"/>
+                <w:szCs w:val="20"/>
+              </w:rPr>
+              <w:t xml:space="preserve"> за </w:t>
+            </w:r>
+            <w:proofErr w:type="spellStart"/>
+            <w:r>
+              <w:rPr>
+                <w:sz w:val="20"/>
+                <w:szCs w:val="20"/>
+              </w:rPr>
+              <w:t>ознакою</w:t>
+            </w:r>
+            <w:proofErr w:type="spellEnd"/>
+          </w:p>
+          <w:p>
+            <w:pPr>
+              <w:rPr>
+                <w:b/>
+                <w:sz w:val="20"/>
+                <w:szCs w:val="20"/>
+                <w:lang w:val="uk-UA"/>
+              </w:rPr>
+            </w:pPr>
+            <w:r>
+              <w:rPr>
+                <w:sz w:val="20"/>
+                <w:szCs w:val="20"/>
+                <w:lang w:val="uk-UA"/>
+              </w:rPr>
+              <w:t xml:space="preserve">    </w:t>
+            </w:r>
+            <w:proofErr w:type="spellStart"/>
+            <w:r>
+              <w:rPr>
+                <w:sz w:val="20"/>
+                <w:szCs w:val="20"/>
+              </w:rPr>
+              <w:t>неприбутковості</w:t>
+            </w:r>
+            <w:proofErr w:type="spellEnd"/>
+            <w:r>
+              <w:rPr>
+                <w:sz w:val="20"/>
+                <w:szCs w:val="20"/>
+              </w:rPr>
+              <w:t xml:space="preserve"> </w:t>
+            </w:r>
+            <w:r>
+              <w:rPr>
+                <w:sz w:val="20"/>
+                <w:szCs w:val="20"/>
+                <w:lang w:val="uk-UA"/>
+              </w:rPr>
+              <w:t>0032</w:t>
             </w:r>
           </w:p>
           <w:p>
             <w:pPr>
               <w:ind w:left="180"/>
               <w:rPr>
-                <w:bCs/>
-                <w:sz w:val="18"/>
-                <w:szCs w:val="18"/>
-              </w:rPr>
-            </w:pPr>
-            <w:r>
-              <w:rPr>
-                <w:bCs/>
-                <w:sz w:val="18"/>
-                <w:szCs w:val="18"/>
-                <w:lang w:val="uk-UA"/>
-              </w:rPr>
-              <w:t>код ЄДРПОУ: 39939650;</w:t>
-            </w:r>
-          </w:p>
-          <w:p>
-            <w:pPr>
-              <w:ind w:left="180"/>
-              <w:rPr>
-                <w:bCs/>
-                <w:sz w:val="18"/>
-                <w:szCs w:val="18"/>
-                <w:lang w:val="uk-UA"/>
-              </w:rPr>
-            </w:pPr>
-            <w:r>
-              <w:rPr>
-                <w:bCs/>
-                <w:sz w:val="18"/>
-                <w:szCs w:val="18"/>
-                <w:lang w:val="uk-UA"/>
-              </w:rPr>
-              <w:t>поточний рахунок 26002053021074</w:t>
-            </w:r>
-          </w:p>
-          <w:p>
-            <w:pPr>
-              <w:ind w:left="180"/>
-              <w:rPr>
-                <w:bCs/>
-                <w:sz w:val="18"/>
-                <w:szCs w:val="18"/>
-                <w:lang w:val="uk-UA"/>
-              </w:rPr>
-            </w:pPr>
-            <w:r>
-              <w:rPr>
-                <w:bCs/>
-                <w:sz w:val="18"/>
-                <w:szCs w:val="18"/>
-                <w:lang w:val="uk-UA"/>
-              </w:rPr>
-              <w:t>в ПАТ КБ «Приватбанк»;</w:t>
-            </w:r>
-          </w:p>
-          <w:p>
-            <w:pPr>
-              <w:ind w:left="180"/>
-              <w:rPr>
-                <w:bCs/>
-                <w:sz w:val="18"/>
-                <w:szCs w:val="18"/>
-                <w:lang w:val="uk-UA"/>
-              </w:rPr>
-            </w:pPr>
-            <w:r>
-              <w:rPr>
-                <w:bCs/>
-                <w:sz w:val="18"/>
-                <w:szCs w:val="18"/>
-                <w:lang w:val="uk-UA"/>
-              </w:rPr>
-              <w:t>МФО 321842</w:t>
-            </w:r>
-          </w:p>
-          <w:p>
-            <w:pPr>
-              <w:rPr>
-                <w:bCs/>
-                <w:sz w:val="18"/>
-                <w:szCs w:val="18"/>
-              </w:rPr>
-            </w:pPr>
-            <w:r>
-              <w:rPr>
-                <w:bCs/>
-                <w:sz w:val="18"/>
-                <w:szCs w:val="18"/>
-                <w:lang w:val="uk-UA"/>
-              </w:rPr>
-              <w:t xml:space="preserve">    </w:t>
-            </w:r>
-            <w:proofErr w:type="spellStart"/>
-            <w:r>
-              <w:rPr>
-                <w:bCs/>
-                <w:sz w:val="18"/>
-                <w:szCs w:val="18"/>
-              </w:rPr>
-              <w:t>Організація</w:t>
-            </w:r>
-            <w:proofErr w:type="spellEnd"/>
-            <w:r>
-              <w:rPr>
-                <w:bCs/>
-                <w:sz w:val="18"/>
-                <w:szCs w:val="18"/>
-              </w:rPr>
-              <w:t xml:space="preserve"> </w:t>
-            </w:r>
-            <w:proofErr w:type="spellStart"/>
-            <w:r>
-              <w:rPr>
-                <w:bCs/>
-                <w:sz w:val="18"/>
-                <w:szCs w:val="18"/>
-              </w:rPr>
-              <w:t>має</w:t>
-            </w:r>
-            <w:proofErr w:type="spellEnd"/>
-            <w:r>
-              <w:rPr>
-                <w:bCs/>
-                <w:sz w:val="18"/>
-                <w:szCs w:val="18"/>
-              </w:rPr>
-              <w:t xml:space="preserve"> статус </w:t>
-            </w:r>
-            <w:proofErr w:type="spellStart"/>
-            <w:r>
-              <w:rPr>
-                <w:bCs/>
-                <w:sz w:val="18"/>
-                <w:szCs w:val="18"/>
-              </w:rPr>
-              <w:t>неприбуткової</w:t>
-            </w:r>
-            <w:proofErr w:type="spellEnd"/>
-            <w:r>
-              <w:rPr>
-                <w:bCs/>
-                <w:sz w:val="18"/>
-                <w:szCs w:val="18"/>
-              </w:rPr>
-              <w:t xml:space="preserve"> за </w:t>
-            </w:r>
-            <w:proofErr w:type="spellStart"/>
-            <w:r>
-              <w:rPr>
-                <w:bCs/>
-                <w:sz w:val="18"/>
-                <w:szCs w:val="18"/>
-              </w:rPr>
-              <w:t>ознакою</w:t>
-            </w:r>
-            <w:proofErr w:type="spellEnd"/>
-          </w:p>
-          <w:p>
-            <w:pPr>
-              <w:rPr>
-                <w:bCs/>
-                <w:sz w:val="18"/>
-                <w:szCs w:val="18"/>
-              </w:rPr>
-            </w:pPr>
-            <w:r>
-              <w:rPr>
-                <w:bCs/>
-                <w:sz w:val="18"/>
-                <w:szCs w:val="18"/>
-                <w:lang w:val="uk-UA"/>
-              </w:rPr>
-              <w:t xml:space="preserve">    </w:t>
-            </w:r>
-            <w:proofErr w:type="spellStart"/>
-            <w:r>
-              <w:rPr>
-                <w:bCs/>
-                <w:sz w:val="18"/>
-                <w:szCs w:val="18"/>
-              </w:rPr>
-              <w:t>неприбутковості</w:t>
-            </w:r>
-            <w:proofErr w:type="spellEnd"/>
-            <w:r>
-              <w:rPr>
-                <w:bCs/>
-                <w:sz w:val="18"/>
-                <w:szCs w:val="18"/>
-              </w:rPr>
-              <w:t xml:space="preserve"> </w:t>
-            </w:r>
-            <w:r>
-              <w:rPr>
-                <w:bCs/>
-                <w:sz w:val="18"/>
-                <w:szCs w:val="18"/>
-              </w:rPr>
-              <w:t>0032</w:t>
-            </w:r>
-          </w:p>
-          <w:p>
-            <w:pPr>
-              <w:ind w:left="180"/>
-              <w:rPr>
-                <w:bCs/>
-                <w:sz w:val="18"/>
-                <w:szCs w:val="18"/>
-                <w:lang w:val="uk-UA"/>
-              </w:rPr>
-            </w:pPr>
-            <w:r>
-              <w:rPr>
-                <w:sz w:val="18"/>
-                <w:szCs w:val="18"/>
+                <w:sz w:val="20"/>
+                <w:szCs w:val="20"/>
+                <w:lang w:val="uk-UA"/>
+              </w:rPr>
+            </w:pPr>
+            <w:r>
+              <w:rPr>
+                <w:sz w:val="20"/>
+                <w:szCs w:val="20"/>
                 <w:lang w:val="uk-UA"/>
               </w:rPr>
               <w:t>http://uacrr.org.ua</w:t>
             </w:r>
-          </w:p>
-          <w:p>
-            <w:pPr>
-              <w:pStyle w:val="a4"/>
-              <w:ind w:left="180" w:right="-1"/>
-              <w:jc w:val="left"/>
-              <w:rPr>
-                <w:b/>
-                <w:bCs/>
-                <w:sz w:val="18"/>
-                <w:szCs w:val="18"/>
-              </w:rPr>
-            </w:pPr>
-          </w:p>
-          <w:p>
-            <w:pPr>
-              <w:pStyle w:val="a4"/>
-              <w:ind w:left="180" w:right="-1"/>
-              <w:jc w:val="left"/>
-              <w:rPr>
-                <w:b/>
-                <w:bCs/>
-                <w:sz w:val="18"/>
-                <w:szCs w:val="18"/>
-              </w:rPr>
-            </w:pPr>
           </w:p>
           <w:p>
             <w:pPr>
@@ -10902,6 +10863,7 @@
               <w:ind w:left="180" w:right="-1"/>
               <w:jc w:val="left"/>
               <w:rPr>
+                <w:b/>
                 <w:bCs/>
                 <w:sz w:val="18"/>
                 <w:szCs w:val="18"/>
@@ -10909,29 +10871,38 @@
             </w:pPr>
             <w:r>
               <w:rPr>
+                <w:b/>
                 <w:bCs/>
                 <w:sz w:val="18"/>
                 <w:szCs w:val="18"/>
               </w:rPr>
-              <w:t xml:space="preserve">____________________   / </w:t>
-            </w:r>
-            <w:proofErr w:type="spellStart"/>
-            <w:r>
-              <w:rPr>
+              <w:t xml:space="preserve">____________________  </w:t>
+            </w:r>
+            <w:r>
+              <w:rPr>
+                <w:b/>
                 <w:bCs/>
                 <w:sz w:val="18"/>
                 <w:szCs w:val="18"/>
               </w:rPr>
-              <w:t>Ягольник</w:t>
-            </w:r>
-            <w:proofErr w:type="spellEnd"/>
-            <w:r>
-              <w:rPr>
+              <w:t>/</w:t>
+            </w:r>
+            <w:r>
+              <w:rPr>
+                <w:b/>
                 <w:bCs/>
                 <w:sz w:val="18"/>
                 <w:szCs w:val="18"/>
               </w:rPr>
-              <w:t xml:space="preserve"> О.О./</w:t>
+              <w:t xml:space="preserve"> </w:t>
+            </w:r>
+            <w:r>
+              <w:rPr>
+                <w:b/>
+                <w:bCs/>
+                <w:sz w:val="20"/>
+              </w:rPr>
+              <w:t>Іванович О.В./</w:t>
             </w:r>
           </w:p>
           <w:p>
@@ -10966,46 +10937,34 @@
             </w:tcBorders>
             <w:shd w:val="clear" w:color="auto" w:fill="auto"/>
           </w:tcPr>
-          <w:p>
-            <w:pPr>
-              <w:snapToGrid w:val="0"/>
-              <w:jc w:val="center"/>
-              <w:rPr>
-                <w:b/>
-                <w:color w:val="000000"/>
-                <w:sz w:val="18"/>
-                <w:szCs w:val="18"/>
-                <w:lang w:val="uk-UA"/>
-              </w:rPr>
-            </w:pPr>
-          </w:p>
           <w:sdt>
             <w:sdtPr>
               <w:rPr>
+                <w:b/>
                 <w:color w:val="000000"/>
-                <w:sz w:val="16"/>
-                <w:szCs w:val="16"/>
+                <w:sz w:val="20"/>
+                <w:szCs w:val="20"/>
                 <w:lang w:val="uk-UA"/>
               </w:rPr>
               <w:alias w:val="CstName"/>
               <w:tag w:val="CstName"/>
               <w:id w:val="-2037271678"/>
               <w:placeholder>
-                <w:docPart w:val="AE44577397BF4EBFABE8901EDDA4D3F2"/>
+                <w:docPart w:val="99B0A774B8004B8799906580889DB84C"/>
               </w:placeholder>
               <w:showingPlcHdr/>
               <w15:appearance w15:val="tags"/>
               <w:text/>
             </w:sdtPr>
-            <w:sdtEndPr/>
             <w:sdtContent>
               <w:p>
                 <w:pPr>
                   <w:jc w:val="center"/>
                   <w:rPr>
+                    <w:b/>
                     <w:color w:val="000000"/>
-                    <w:sz w:val="16"/>
-                    <w:szCs w:val="16"/>
+                    <w:sz w:val="20"/>
+                    <w:szCs w:val="20"/>
                     <w:lang w:val="uk-UA"/>
                   </w:rPr>
                 </w:pPr>
@@ -11045,15 +11004,16 @@
               <w:rPr>
                 <w:b/>
                 <w:bCs/>
-                <w:sz w:val="18"/>
-                <w:szCs w:val="18"/>
-                <w:lang w:val="uk-UA"/>
-              </w:rPr>
-            </w:pPr>
-            <w:r>
-              <w:rPr>
-                <w:sz w:val="18"/>
-                <w:szCs w:val="18"/>
+                <w:sz w:val="20"/>
+                <w:szCs w:val="20"/>
+                <w:lang w:val="uk-UA"/>
+              </w:rPr>
+            </w:pPr>
+            <w:r>
+              <w:rPr>
+                <w:b/>
+                <w:sz w:val="20"/>
+                <w:szCs w:val="20"/>
                 <w:lang w:val="uk-UA"/>
               </w:rPr>
               <w:t xml:space="preserve">Юридична адреса: </w:t>
@@ -11062,21 +11022,20 @@
               <w:sdtPr>
                 <w:rPr>
                   <w:color w:val="000000"/>
-                  <w:sz w:val="18"/>
-                  <w:szCs w:val="18"/>
+                  <w:sz w:val="20"/>
+                  <w:szCs w:val="20"/>
                   <w:lang w:val="uk-UA"/>
                 </w:rPr>
-                <w:alias w:val="СstLegalAddress"/>
-                <w:tag w:val="СstLegalAddress"/>
+                <w:alias w:val="CstLegalAddress"/>
+                <w:tag w:val="CstLegalAddress"/>
                 <w:id w:val="861866030"/>
                 <w:placeholder>
-                  <w:docPart w:val="96EA1072FBEC44EAB281A4B367BED180"/>
+                  <w:docPart w:val="2D82C32D3D8943D29C5344004C58E351"/>
                 </w:placeholder>
                 <w:showingPlcHdr/>
                 <w15:appearance w15:val="tags"/>
                 <w:text/>
               </w:sdtPr>
-              <w:sdtEndPr/>
               <w:sdtContent>
                 <w:r>
                   <w:rPr>
@@ -11094,15 +11053,16 @@
               <w:rPr>
                 <w:b/>
                 <w:bCs/>
-                <w:sz w:val="18"/>
-                <w:szCs w:val="18"/>
-                <w:lang w:val="uk-UA"/>
-              </w:rPr>
-            </w:pPr>
-            <w:r>
-              <w:rPr>
-                <w:sz w:val="18"/>
-                <w:szCs w:val="18"/>
+                <w:sz w:val="20"/>
+                <w:szCs w:val="20"/>
+                <w:lang w:val="uk-UA"/>
+              </w:rPr>
+            </w:pPr>
+            <w:r>
+              <w:rPr>
+                <w:b/>
+                <w:sz w:val="20"/>
+                <w:szCs w:val="20"/>
                 <w:lang w:val="uk-UA"/>
               </w:rPr>
               <w:t xml:space="preserve">Фактична адреса: </w:t>
@@ -11110,26 +11070,26 @@
             <w:sdt>
               <w:sdtPr>
                 <w:rPr>
+                  <w:color w:val="000000"/>
                   <w:sz w:val="20"/>
                   <w:szCs w:val="20"/>
                   <w:lang w:val="uk-UA"/>
                 </w:rPr>
-                <w:alias w:val="СstResidentialAddress"/>
-                <w:tag w:val="СstResidentialAddress"/>
-                <w:id w:val="144553938"/>
+                <w:alias w:val="CstResidentialAddress"/>
+                <w:tag w:val="CstResidentialAddress"/>
+                <w:id w:val="-12305741"/>
                 <w:placeholder>
-                  <w:docPart w:val="8C71AE017F2B40EFB2843FED881232D7"/>
+                  <w:docPart w:val="F360BADA60AB4C6E971FA9E4C3FD4B44"/>
                 </w:placeholder>
                 <w:showingPlcHdr/>
                 <w15:appearance w15:val="tags"/>
                 <w:text/>
               </w:sdtPr>
-              <w:sdtEndPr/>
               <w:sdtContent>
                 <w:r>
                   <w:rPr>
                     <w:rStyle w:val="af5"/>
-                    <w:rFonts w:eastAsia="Calibri"/>
+                    <w:rFonts w:eastAsiaTheme="minorHAnsi"/>
                   </w:rPr>
                   <w:t>Место для ввода текста.</w:t>
                 </w:r>
@@ -11141,15 +11101,16 @@
               <w:rPr>
                 <w:b/>
                 <w:bCs/>
-                <w:sz w:val="18"/>
-                <w:szCs w:val="18"/>
-                <w:lang w:val="uk-UA"/>
-              </w:rPr>
-            </w:pPr>
-            <w:r>
-              <w:rPr>
-                <w:sz w:val="18"/>
-                <w:szCs w:val="18"/>
+                <w:sz w:val="20"/>
+                <w:szCs w:val="20"/>
+                <w:lang w:val="uk-UA"/>
+              </w:rPr>
+            </w:pPr>
+            <w:r>
+              <w:rPr>
+                <w:b/>
+                <w:sz w:val="20"/>
+                <w:szCs w:val="20"/>
                 <w:lang w:val="uk-UA"/>
               </w:rPr>
               <w:t xml:space="preserve">Адреса для листування: </w:t>
@@ -11162,22 +11123,20 @@
                   <w:szCs w:val="20"/>
                   <w:lang w:val="uk-UA"/>
                 </w:rPr>
-                <w:alias w:val="СstCorrespAddress"/>
-                <w:tag w:val="СstCorrespAddress"/>
+                <w:alias w:val="CstCorrespAddress"/>
+                <w:tag w:val="CstCorrespAddress"/>
                 <w:id w:val="972402476"/>
                 <w:placeholder>
-                  <w:docPart w:val="D8AFF062609847CF88B591E0FA998AFD"/>
+                  <w:docPart w:val="A89048BF40C34BA299AEB4BDFA6B6B42"/>
                 </w:placeholder>
                 <w:showingPlcHdr/>
                 <w15:appearance w15:val="tags"/>
                 <w:text/>
               </w:sdtPr>
-              <w:sdtEndPr/>
               <w:sdtContent>
                 <w:r>
                   <w:rPr>
                     <w:rStyle w:val="af5"/>
-                    <w:rFonts w:eastAsia="Calibri"/>
                   </w:rPr>
                   <w:t>Место для ввода текста.</w:t>
                 </w:r>
@@ -11188,16 +11147,18 @@
             <w:pPr>
               <w:ind w:right="-108"/>
               <w:rPr>
-                <w:sz w:val="18"/>
-                <w:szCs w:val="18"/>
+                <w:b/>
+                <w:sz w:val="20"/>
+                <w:szCs w:val="20"/>
                 <w:lang w:val="uk-UA"/>
               </w:rPr>
             </w:pPr>
             <w:proofErr w:type="spellStart"/>
             <w:r>
               <w:rPr>
-                <w:sz w:val="18"/>
-                <w:szCs w:val="18"/>
+                <w:b/>
+                <w:sz w:val="20"/>
+                <w:szCs w:val="20"/>
                 <w:lang w:val="uk-UA"/>
               </w:rPr>
               <w:t>Тел</w:t>
@@ -11205,8 +11166,9 @@
             <w:proofErr w:type="spellEnd"/>
             <w:r>
               <w:rPr>
-                <w:sz w:val="18"/>
-                <w:szCs w:val="18"/>
+                <w:b/>
+                <w:sz w:val="20"/>
+                <w:szCs w:val="20"/>
                 <w:lang w:val="uk-UA"/>
               </w:rPr>
               <w:t xml:space="preserve">. </w:t>
@@ -11216,24 +11178,22 @@
                 <w:rPr>
                   <w:sz w:val="20"/>
                   <w:szCs w:val="20"/>
-                  <w:lang w:val="en-US"/>
+                  <w:lang w:val="uk-UA"/>
                 </w:rPr>
-                <w:alias w:val="СstPhone"/>
-                <w:tag w:val="СstPhone"/>
-                <w:id w:val="-1897351880"/>
+                <w:alias w:val="CstPhone"/>
+                <w:tag w:val="CstPhone"/>
+                <w:id w:val="-620303014"/>
                 <w:placeholder>
-                  <w:docPart w:val="DefaultPlaceholder_-1854013440"/>
+                  <w:docPart w:val="E1B79CAA995142739B37ACA7AFEA6BFF"/>
                 </w:placeholder>
                 <w:showingPlcHdr/>
                 <w15:appearance w15:val="tags"/>
                 <w:text/>
               </w:sdtPr>
-              <w:sdtEndPr/>
               <w:sdtContent>
                 <w:r>
                   <w:rPr>
                     <w:rStyle w:val="af5"/>
-                    <w:rFonts w:eastAsia="Calibri"/>
                   </w:rPr>
                   <w:t>Место для ввода текста.</w:t>
                 </w:r>
@@ -11246,15 +11206,16 @@
               <w:rPr>
                 <w:b/>
                 <w:bCs/>
-                <w:sz w:val="18"/>
-                <w:szCs w:val="18"/>
-                <w:lang w:val="uk-UA"/>
-              </w:rPr>
-            </w:pPr>
-            <w:r>
-              <w:rPr>
-                <w:sz w:val="18"/>
-                <w:szCs w:val="18"/>
+                <w:sz w:val="20"/>
+                <w:szCs w:val="20"/>
+                <w:lang w:val="uk-UA"/>
+              </w:rPr>
+            </w:pPr>
+            <w:r>
+              <w:rPr>
+                <w:b/>
+                <w:sz w:val="20"/>
+                <w:szCs w:val="20"/>
                 <w:lang w:val="uk-UA"/>
               </w:rPr>
               <w:t>факс _______________</w:t>
@@ -11266,15 +11227,16 @@
               <w:rPr>
                 <w:b/>
                 <w:bCs/>
-                <w:sz w:val="18"/>
-                <w:szCs w:val="18"/>
-                <w:lang w:val="uk-UA"/>
-              </w:rPr>
-            </w:pPr>
-            <w:r>
-              <w:rPr>
-                <w:sz w:val="18"/>
-                <w:szCs w:val="18"/>
+                <w:sz w:val="20"/>
+                <w:szCs w:val="20"/>
+                <w:lang w:val="uk-UA"/>
+              </w:rPr>
+            </w:pPr>
+            <w:r>
+              <w:rPr>
+                <w:b/>
+                <w:sz w:val="20"/>
+                <w:szCs w:val="20"/>
                 <w:lang w:val="uk-UA"/>
               </w:rPr>
               <w:t xml:space="preserve">Код ЄДРПОУ: </w:t>
@@ -11287,22 +11249,20 @@
                   <w:szCs w:val="20"/>
                   <w:lang w:val="uk-UA"/>
                 </w:rPr>
-                <w:alias w:val="СstEDRPOU"/>
-                <w:tag w:val="СstEDRPOU"/>
+                <w:alias w:val="CstEDRPOU"/>
+                <w:tag w:val="CstEDRPOU"/>
                 <w:id w:val="843672134"/>
                 <w:placeholder>
-                  <w:docPart w:val="60A636A6D7AB49F29C006B3634EA8229"/>
+                  <w:docPart w:val="619CD5F2E412427CA285A84D8E061E3E"/>
                 </w:placeholder>
                 <w:showingPlcHdr/>
                 <w15:appearance w15:val="tags"/>
                 <w:text/>
               </w:sdtPr>
-              <w:sdtEndPr/>
               <w:sdtContent>
                 <w:r>
                   <w:rPr>
                     <w:rStyle w:val="af5"/>
-                    <w:rFonts w:eastAsia="Calibri"/>
                   </w:rPr>
                   <w:t>Место для ввода текста.</w:t>
                 </w:r>
@@ -11313,6 +11273,7 @@
             <w:pPr>
               <w:ind w:right="-108"/>
               <w:rPr>
+                <w:b/>
                 <w:bCs/>
                 <w:sz w:val="20"/>
                 <w:szCs w:val="20"/>
@@ -11321,16 +11282,201 @@
             </w:pPr>
             <w:r>
               <w:rPr>
-                <w:sz w:val="18"/>
-                <w:szCs w:val="18"/>
-                <w:lang w:val="uk-UA"/>
-              </w:rPr>
-              <w:t>Банк :</w:t>
-            </w:r>
-            <w:r>
-              <w:rPr>
-                <w:sz w:val="18"/>
-                <w:szCs w:val="18"/>
+                <w:b/>
+                <w:sz w:val="20"/>
+                <w:szCs w:val="20"/>
+                <w:lang w:val="uk-UA"/>
+              </w:rPr>
+              <w:t>Банк:</w:t>
+            </w:r>
+            <w:r>
+              <w:rPr>
+                <w:b/>
+                <w:sz w:val="20"/>
+                <w:szCs w:val="20"/>
+                <w:lang w:val="uk-UA"/>
+              </w:rPr>
+              <w:t xml:space="preserve"> </w:t>
+            </w:r>
+            <w:sdt>
+              <w:sdtPr>
+                <w:rPr>
+                  <w:color w:val="000000"/>
+                  <w:sz w:val="20"/>
+                  <w:szCs w:val="20"/>
+                  <w:lang w:val="uk-UA"/>
+                </w:rPr>
+                <w:alias w:val="CstBankName"/>
+                <w:tag w:val="CstBankName"/>
+                <w:id w:val="1529370303"/>
+                <w:placeholder>
+                  <w:docPart w:val="915F116B3F644E2D9FF2C33967F65CFB"/>
+                </w:placeholder>
+                <w:showingPlcHdr/>
+                <w15:appearance w15:val="tags"/>
+                <w:text/>
+              </w:sdtPr>
+              <w:sdtContent>
+                <w:r>
+                  <w:rPr>
+                    <w:rStyle w:val="af5"/>
+                    <w:rFonts w:eastAsiaTheme="minorHAnsi"/>
+                  </w:rPr>
+                  <w:t>Место для ввода текста.</w:t>
+                </w:r>
+              </w:sdtContent>
+            </w:sdt>
+          </w:p>
+          <w:p>
+            <w:pPr>
+              <w:ind w:right="-108"/>
+              <w:rPr>
+                <w:b/>
+                <w:bCs/>
+                <w:sz w:val="20"/>
+                <w:szCs w:val="20"/>
+                <w:lang w:val="uk-UA"/>
+              </w:rPr>
+            </w:pPr>
+            <w:r>
+              <w:rPr>
+                <w:b/>
+                <w:sz w:val="20"/>
+                <w:szCs w:val="20"/>
+                <w:lang w:val="uk-UA"/>
+              </w:rPr>
+              <w:t>МФО:</w:t>
+            </w:r>
+            <w:r>
+              <w:rPr>
+                <w:b/>
+                <w:sz w:val="20"/>
+                <w:szCs w:val="20"/>
+                <w:lang w:val="uk-UA"/>
+              </w:rPr>
+              <w:t xml:space="preserve"> </w:t>
+            </w:r>
+            <w:sdt>
+              <w:sdtPr>
+                <w:rPr>
+                  <w:color w:val="000000"/>
+                  <w:sz w:val="20"/>
+                  <w:szCs w:val="20"/>
+                  <w:lang w:val="uk-UA"/>
+                </w:rPr>
+                <w:alias w:val="CstBankMFO"/>
+                <w:tag w:val="CstBankMFO"/>
+                <w:id w:val="-1427185679"/>
+                <w:placeholder>
+                  <w:docPart w:val="11577F2D7CDB478381C39E605B9AA2D9"/>
+                </w:placeholder>
+                <w:showingPlcHdr/>
+                <w15:appearance w15:val="tags"/>
+                <w:text/>
+              </w:sdtPr>
+              <w:sdtContent>
+                <w:r>
+                  <w:rPr>
+                    <w:rStyle w:val="af5"/>
+                    <w:rFonts w:eastAsiaTheme="minorHAnsi"/>
+                  </w:rPr>
+                  <w:t>Место для ввода текста.</w:t>
+                </w:r>
+              </w:sdtContent>
+            </w:sdt>
+          </w:p>
+          <w:p>
+            <w:pPr>
+              <w:ind w:right="-108"/>
+              <w:rPr>
+                <w:b/>
+                <w:bCs/>
+                <w:sz w:val="20"/>
+                <w:szCs w:val="20"/>
+                <w:lang w:val="uk-UA"/>
+              </w:rPr>
+            </w:pPr>
+            <w:r>
+              <w:rPr>
+                <w:b/>
+                <w:sz w:val="20"/>
+                <w:szCs w:val="20"/>
+                <w:lang w:val="uk-UA"/>
+              </w:rPr>
+              <w:t>р/р</w:t>
+            </w:r>
+            <w:r>
+              <w:rPr>
+                <w:b/>
+                <w:sz w:val="20"/>
+                <w:szCs w:val="20"/>
+                <w:lang w:val="uk-UA"/>
+              </w:rPr>
+              <w:t xml:space="preserve"> </w:t>
+            </w:r>
+            <w:sdt>
+              <w:sdtPr>
+                <w:rPr>
+                  <w:color w:val="000000"/>
+                  <w:sz w:val="20"/>
+                  <w:szCs w:val="20"/>
+                  <w:lang w:val="uk-UA"/>
+                </w:rPr>
+                <w:alias w:val="CstBankEDRPOU"/>
+                <w:tag w:val="CstBankEDRPOU"/>
+                <w:id w:val="-2133317600"/>
+                <w:placeholder>
+                  <w:docPart w:val="F0FE2D89833B467B8F71AE2D40749386"/>
+                </w:placeholder>
+                <w:showingPlcHdr/>
+                <w15:appearance w15:val="tags"/>
+                <w:text/>
+              </w:sdtPr>
+              <w:sdtContent>
+                <w:r>
+                  <w:rPr>
+                    <w:rStyle w:val="af5"/>
+                    <w:rFonts w:eastAsiaTheme="minorHAnsi"/>
+                  </w:rPr>
+                  <w:t>Место для ввода текста.</w:t>
+                </w:r>
+              </w:sdtContent>
+            </w:sdt>
+          </w:p>
+          <w:p>
+            <w:pPr>
+              <w:rPr>
+                <w:b/>
+                <w:bCs/>
+                <w:sz w:val="20"/>
+                <w:szCs w:val="20"/>
+                <w:lang w:val="uk-UA"/>
+              </w:rPr>
+            </w:pPr>
+            <w:r>
+              <w:rPr>
+                <w:b/>
+                <w:sz w:val="20"/>
+                <w:szCs w:val="20"/>
+                <w:lang w:val="uk-UA"/>
+              </w:rPr>
+              <w:t>Свідоцтво</w:t>
+            </w:r>
+            <w:r>
+              <w:rPr>
+                <w:b/>
+                <w:sz w:val="20"/>
+                <w:szCs w:val="20"/>
+                <w:lang w:val="uk-UA"/>
+              </w:rPr>
+              <w:t xml:space="preserve"> №</w:t>
+            </w:r>
+            <w:r>
+              <w:rPr>
+                <w:b/>
+                <w:sz w:val="20"/>
+                <w:szCs w:val="20"/>
+                <w:lang w:val="uk-UA"/>
               </w:rPr>
               <w:t xml:space="preserve"> </w:t>
             </w:r>
@@ -11342,27 +11488,96 @@
                   <w:szCs w:val="20"/>
                   <w:lang w:val="uk-UA"/>
                 </w:rPr>
-                <w:alias w:val="СstBankName"/>
-                <w:tag w:val="СstBankName"/>
-                <w:id w:val="-1276246176"/>
+                <w:alias w:val="CstRegNumber"/>
+                <w:tag w:val="CstRegNumber"/>
+                <w:id w:val="-1794891208"/>
                 <w:placeholder>
-                  <w:docPart w:val="891E451924484477A5210B71FE33C5E0"/>
+                  <w:docPart w:val="4C9373E5D68D47B18281FE8B26CE2814"/>
                 </w:placeholder>
                 <w:showingPlcHdr/>
                 <w15:appearance w15:val="tags"/>
                 <w:text/>
               </w:sdtPr>
-              <w:sdtEndPr/>
               <w:sdtContent>
                 <w:r>
                   <w:rPr>
                     <w:rStyle w:val="af5"/>
-                    <w:rFonts w:eastAsia="Calibri"/>
+                    <w:lang w:val="uk-UA"/>
                   </w:rPr>
                   <w:t>Место для ввода текста.</w:t>
                 </w:r>
               </w:sdtContent>
             </w:sdt>
+            <w:r>
+              <w:rPr>
+                <w:b/>
+                <w:sz w:val="20"/>
+                <w:szCs w:val="20"/>
+                <w:lang w:val="uk-UA"/>
+              </w:rPr>
+              <w:t xml:space="preserve"> </w:t>
+            </w:r>
+            <w:r>
+              <w:rPr>
+                <w:sz w:val="20"/>
+                <w:szCs w:val="20"/>
+                <w:lang w:val="uk-UA"/>
+              </w:rPr>
+              <w:t>від</w:t>
+            </w:r>
+            <w:r>
+              <w:rPr>
+                <w:b/>
+                <w:sz w:val="20"/>
+                <w:szCs w:val="20"/>
+                <w:lang w:val="uk-UA"/>
+              </w:rPr>
+              <w:t xml:space="preserve"> </w:t>
+            </w:r>
+            <w:sdt>
+              <w:sdtPr>
+                <w:rPr>
+                  <w:sz w:val="20"/>
+                  <w:szCs w:val="20"/>
+                  <w:lang w:val="uk-UA"/>
+                </w:rPr>
+                <w:alias w:val="CstRegData"/>
+                <w:tag w:val="CstRegData"/>
+                <w:id w:val="1267500302"/>
+                <w:placeholder>
+                  <w:docPart w:val="BDAF6BE210B04597AC7351BF6E2D2ED4"/>
+                </w:placeholder>
+                <w:showingPlcHdr/>
+                <w15:appearance w15:val="tags"/>
+                <w:text/>
+              </w:sdtPr>
+              <w:sdtContent>
+                <w:r>
+                  <w:rPr>
+                    <w:rStyle w:val="af5"/>
+                    <w:lang w:val="uk-UA"/>
+                  </w:rPr>
+                  <w:t>Место для ввода текста.</w:t>
+                </w:r>
+              </w:sdtContent>
+            </w:sdt>
+            <w:r>
+              <w:rPr>
+                <w:b/>
+                <w:sz w:val="20"/>
+                <w:szCs w:val="20"/>
+                <w:lang w:val="uk-UA"/>
+              </w:rPr>
+              <w:t xml:space="preserve"> </w:t>
+            </w:r>
+            <w:r>
+              <w:rPr>
+                <w:sz w:val="20"/>
+                <w:szCs w:val="20"/>
+                <w:lang w:val="uk-UA"/>
+              </w:rPr>
+              <w:t>р.</w:t>
+            </w:r>
           </w:p>
           <w:p>
             <w:pPr>
@@ -11370,37 +11585,19 @@
               <w:rPr>
                 <w:b/>
                 <w:bCs/>
-                <w:sz w:val="18"/>
-                <w:szCs w:val="18"/>
-                <w:lang w:val="uk-UA"/>
-              </w:rPr>
-            </w:pPr>
-          </w:p>
-          <w:p>
-            <w:pPr>
-              <w:ind w:right="-108"/>
-              <w:rPr>
-                <w:b/>
-                <w:bCs/>
-                <w:sz w:val="18"/>
-                <w:szCs w:val="18"/>
-                <w:lang w:val="uk-UA"/>
-              </w:rPr>
-            </w:pPr>
-            <w:r>
-              <w:rPr>
-                <w:sz w:val="18"/>
-                <w:szCs w:val="18"/>
-                <w:lang w:val="uk-UA"/>
-              </w:rPr>
-              <w:t>МФО:</w:t>
-            </w:r>
-            <w:r>
-              <w:rPr>
-                <w:sz w:val="18"/>
-                <w:szCs w:val="18"/>
-              </w:rPr>
-              <w:t xml:space="preserve"> </w:t>
+                <w:sz w:val="20"/>
+                <w:szCs w:val="20"/>
+                <w:lang w:val="uk-UA"/>
+              </w:rPr>
+            </w:pPr>
+            <w:r>
+              <w:rPr>
+                <w:b/>
+                <w:sz w:val="20"/>
+                <w:szCs w:val="20"/>
+                <w:lang w:val="uk-UA"/>
+              </w:rPr>
+              <w:t xml:space="preserve">Є платником: </w:t>
             </w:r>
             <w:sdt>
               <w:sdtPr>
@@ -11410,203 +11607,46 @@
                   <w:szCs w:val="20"/>
                   <w:lang w:val="uk-UA"/>
                 </w:rPr>
-                <w:alias w:val="СstBankMFO"/>
-                <w:tag w:val="СstBankMFO"/>
-                <w:id w:val="-1170875350"/>
+                <w:alias w:val="CstVATType"/>
+                <w:tag w:val="CstVATType"/>
+                <w:id w:val="25303977"/>
                 <w:placeholder>
-                  <w:docPart w:val="9CB65150BFDB43B4A655726BE56009D7"/>
+                  <w:docPart w:val="FFAC20BE111649BDA8AF4CA54FB2F383"/>
                 </w:placeholder>
                 <w:showingPlcHdr/>
                 <w15:appearance w15:val="tags"/>
                 <w:text/>
               </w:sdtPr>
-              <w:sdtEndPr/>
               <w:sdtContent>
                 <w:r>
                   <w:rPr>
                     <w:rStyle w:val="af5"/>
-                    <w:rFonts w:eastAsia="Calibri"/>
-                  </w:rPr>
-                  <w:t>Место для ввода текста.</w:t>
-                </w:r>
-              </w:sdtContent>
-            </w:sdt>
-          </w:p>
-          <w:p>
-            <w:pPr>
-              <w:ind w:right="-108"/>
-              <w:rPr>
-                <w:b/>
-                <w:bCs/>
-                <w:sz w:val="18"/>
-                <w:szCs w:val="18"/>
-              </w:rPr>
-            </w:pPr>
-            <w:r>
-              <w:rPr>
-                <w:sz w:val="18"/>
-                <w:szCs w:val="18"/>
-                <w:lang w:val="uk-UA"/>
-              </w:rPr>
-              <w:t>р/р</w:t>
-            </w:r>
-            <w:r>
-              <w:rPr>
-                <w:sz w:val="18"/>
-                <w:szCs w:val="18"/>
-              </w:rPr>
-              <w:t xml:space="preserve"> </w:t>
-            </w:r>
-            <w:sdt>
-              <w:sdtPr>
-                <w:rPr>
-                  <w:bCs/>
-                  <w:sz w:val="20"/>
-                  <w:szCs w:val="20"/>
-                  <w:lang w:val="uk-UA"/>
-                </w:rPr>
-                <w:alias w:val="СstAcc"/>
-                <w:tag w:val="СstAcc"/>
-                <w:id w:val="-1767922333"/>
-                <w:placeholder>
-                  <w:docPart w:val="00F089EADE1C47E0912B6D2391354F3F"/>
-                </w:placeholder>
-                <w:showingPlcHdr/>
-                <w15:appearance w15:val="tags"/>
-                <w:text/>
-              </w:sdtPr>
-              <w:sdtEndPr/>
-              <w:sdtContent>
-                <w:r>
-                  <w:rPr>
-                    <w:rStyle w:val="af5"/>
-                    <w:rFonts w:eastAsia="Calibri"/>
-                  </w:rPr>
-                  <w:t>Место для ввода текста.</w:t>
-                </w:r>
-              </w:sdtContent>
-            </w:sdt>
-          </w:p>
-          <w:p>
-            <w:pPr>
-              <w:ind w:right="-108"/>
-              <w:rPr>
-                <w:b/>
-                <w:bCs/>
-                <w:sz w:val="20"/>
-                <w:szCs w:val="20"/>
-                <w:lang w:val="uk-UA"/>
-              </w:rPr>
-            </w:pPr>
-            <w:r>
-              <w:rPr>
-                <w:sz w:val="18"/>
-                <w:szCs w:val="18"/>
-                <w:lang w:val="uk-UA"/>
-              </w:rPr>
-              <w:t xml:space="preserve">Свідоцтво № </w:t>
-            </w:r>
-            <w:sdt>
-              <w:sdtPr>
-                <w:rPr>
-                  <w:bCs/>
-                  <w:sz w:val="20"/>
-                  <w:szCs w:val="20"/>
-                  <w:lang w:val="uk-UA"/>
-                </w:rPr>
-                <w:alias w:val="СstRegNumber"/>
-                <w:tag w:val="СstRegNumber"/>
-                <w:id w:val="-1794891208"/>
-                <w:placeholder>
-                  <w:docPart w:val="51162FD60223426586D852C9B3DBE47D"/>
-                </w:placeholder>
-                <w:showingPlcHdr/>
-                <w15:appearance w15:val="tags"/>
-                <w:text/>
-              </w:sdtPr>
-              <w:sdtEndPr/>
-              <w:sdtContent>
-                <w:r>
-                  <w:rPr>
-                    <w:rStyle w:val="af5"/>
-                    <w:rFonts w:eastAsia="Calibri"/>
                     <w:lang w:val="uk-UA"/>
                   </w:rPr>
                   <w:t>Место для ввода текста.</w:t>
                 </w:r>
               </w:sdtContent>
             </w:sdt>
-            <w:r>
-              <w:rPr>
-                <w:sz w:val="16"/>
-                <w:szCs w:val="16"/>
-                <w:lang w:val="uk-UA"/>
-              </w:rPr>
-              <w:t xml:space="preserve">від </w:t>
-            </w:r>
-            <w:sdt>
-              <w:sdtPr>
-                <w:rPr>
-                  <w:sz w:val="16"/>
-                  <w:szCs w:val="16"/>
-                  <w:lang w:val="uk-UA"/>
-                </w:rPr>
-                <w:alias w:val="CstRegData"/>
-                <w:tag w:val="CstRegData"/>
-                <w:id w:val="1267500302"/>
-                <w:placeholder>
-                  <w:docPart w:val="51162FD60223426586D852C9B3DBE47D"/>
-                </w:placeholder>
-                <w:showingPlcHdr/>
-                <w15:appearance w15:val="tags"/>
-                <w:text/>
-              </w:sdtPr>
-              <w:sdtEndPr/>
-              <w:sdtContent>
-                <w:r>
-                  <w:rPr>
-                    <w:rStyle w:val="af5"/>
-                    <w:rFonts w:eastAsia="Calibri"/>
-                  </w:rPr>
-                  <w:t>Место для ввода текста.</w:t>
-                </w:r>
-              </w:sdtContent>
-            </w:sdt>
-            <w:r>
-              <w:rPr>
-                <w:rFonts w:ascii="Calibri" w:hAnsi="Calibri" w:cs="Calibri"/>
-                <w:color w:val="FF0000"/>
-                <w:sz w:val="16"/>
-                <w:szCs w:val="16"/>
-                <w:lang w:val="uk-UA"/>
-              </w:rPr>
-              <w:t xml:space="preserve"> </w:t>
-            </w:r>
-            <w:proofErr w:type="spellStart"/>
-            <w:r>
-              <w:rPr>
+          </w:p>
+          <w:p>
+            <w:pPr>
+              <w:ind w:right="-108"/>
+              <w:rPr>
+                <w:b/>
+                <w:bCs/>
                 <w:sz w:val="20"/>
                 <w:szCs w:val="20"/>
                 <w:lang w:val="uk-UA"/>
               </w:rPr>
-              <w:t>р.</w:t>
-            </w:r>
-            <w:r>
-              <w:rPr>
-                <w:sz w:val="18"/>
-                <w:szCs w:val="18"/>
-                <w:lang w:val="uk-UA"/>
-              </w:rPr>
-              <w:t>Індивідуальний</w:t>
-            </w:r>
-            <w:proofErr w:type="spellEnd"/>
-            <w:r>
-              <w:rPr>
-                <w:sz w:val="18"/>
-                <w:szCs w:val="18"/>
-                <w:lang w:val="uk-UA"/>
-              </w:rPr>
-              <w:t xml:space="preserve"> податковий № </w:t>
+            </w:pPr>
+            <w:r>
+              <w:rPr>
+                <w:b/>
+                <w:sz w:val="20"/>
+                <w:szCs w:val="20"/>
+                <w:lang w:val="uk-UA"/>
+              </w:rPr>
+              <w:t xml:space="preserve">Індивідуальний податковий № </w:t>
             </w:r>
             <w:sdt>
               <w:sdtPr>
@@ -11620,18 +11660,16 @@
                 <w:tag w:val="CstVAT"/>
                 <w:id w:val="1483039334"/>
                 <w:placeholder>
-                  <w:docPart w:val="0930F70D751C451E94D7FDD7990EC212"/>
+                  <w:docPart w:val="F70D5AF6E26F423981B3F3AE949574F5"/>
                 </w:placeholder>
                 <w:showingPlcHdr/>
                 <w15:appearance w15:val="tags"/>
                 <w:text/>
               </w:sdtPr>
-              <w:sdtEndPr/>
               <w:sdtContent>
                 <w:r>
                   <w:rPr>
                     <w:rStyle w:val="af5"/>
-                    <w:rFonts w:eastAsia="Calibri"/>
                   </w:rPr>
                   <w:t>Место для ввода текста.</w:t>
                 </w:r>
@@ -11644,48 +11682,20 @@
               <w:rPr>
                 <w:b/>
                 <w:bCs/>
-                <w:sz w:val="18"/>
-                <w:szCs w:val="18"/>
-                <w:lang w:val="uk-UA"/>
-              </w:rPr>
-            </w:pPr>
-            <w:r>
-              <w:rPr>
-                <w:sz w:val="18"/>
-                <w:szCs w:val="18"/>
-                <w:lang w:val="uk-UA"/>
-              </w:rPr>
-              <w:t xml:space="preserve">Є платником: </w:t>
-            </w:r>
-            <w:sdt>
-              <w:sdtPr>
-                <w:rPr>
-                  <w:bCs/>
-                  <w:sz w:val="20"/>
-                  <w:szCs w:val="20"/>
-                  <w:lang w:val="uk-UA"/>
-                </w:rPr>
-                <w:alias w:val="СstVATType"/>
-                <w:tag w:val="СstVATType"/>
-                <w:id w:val="25303977"/>
-                <w:placeholder>
-                  <w:docPart w:val="797D4ACAC02F4FF68D348B5FF679ADF2"/>
-                </w:placeholder>
-                <w:showingPlcHdr/>
-                <w15:appearance w15:val="tags"/>
-                <w:text/>
-              </w:sdtPr>
-              <w:sdtEndPr/>
-              <w:sdtContent>
-                <w:r>
-                  <w:rPr>
-                    <w:rStyle w:val="af5"/>
-                    <w:rFonts w:eastAsia="Calibri"/>
-                  </w:rPr>
-                  <w:t>Место для ввода текста.</w:t>
-                </w:r>
-              </w:sdtContent>
-            </w:sdt>
+                <w:sz w:val="20"/>
+                <w:szCs w:val="20"/>
+                <w:lang w:val="uk-UA"/>
+              </w:rPr>
+            </w:pPr>
+            <w:r>
+              <w:rPr>
+                <w:b/>
+                <w:sz w:val="20"/>
+                <w:szCs w:val="20"/>
+                <w:lang w:val="uk-UA"/>
+              </w:rPr>
+              <w:t>http://________________________________________</w:t>
+            </w:r>
           </w:p>
           <w:p>
             <w:pPr>
@@ -11700,28 +11710,9 @@
             </w:pPr>
             <w:r>
               <w:rPr>
-                <w:sz w:val="18"/>
-                <w:szCs w:val="18"/>
-                <w:lang w:val="uk-UA"/>
-              </w:rPr>
-              <w:t>http://________________________________________</w:t>
-            </w:r>
-          </w:p>
-          <w:p>
-            <w:pPr>
-              <w:ind w:right="-108"/>
-              <w:rPr>
-                <w:b/>
-                <w:bCs/>
-                <w:sz w:val="18"/>
-                <w:szCs w:val="18"/>
-                <w:lang w:val="uk-UA"/>
-              </w:rPr>
-            </w:pPr>
-            <w:r>
-              <w:rPr>
-                <w:sz w:val="18"/>
-                <w:szCs w:val="18"/>
+                <w:b/>
+                <w:sz w:val="20"/>
+                <w:szCs w:val="20"/>
                 <w:lang w:val="uk-UA"/>
               </w:rPr>
               <w:t>E-</w:t>
@@ -11729,8 +11720,9 @@
             <w:proofErr w:type="spellStart"/>
             <w:r>
               <w:rPr>
-                <w:sz w:val="18"/>
-                <w:szCs w:val="18"/>
+                <w:b/>
+                <w:sz w:val="20"/>
+                <w:szCs w:val="20"/>
                 <w:lang w:val="uk-UA"/>
               </w:rPr>
               <w:t>mail</w:t>
@@ -11738,41 +11730,13 @@
             <w:proofErr w:type="spellEnd"/>
             <w:r>
               <w:rPr>
-                <w:sz w:val="18"/>
-                <w:szCs w:val="18"/>
-                <w:lang w:val="uk-UA"/>
-              </w:rPr>
-              <w:t xml:space="preserve">: </w:t>
-            </w:r>
-            <w:sdt>
-              <w:sdtPr>
-                <w:rPr>
-                  <w:bCs/>
-                  <w:sz w:val="20"/>
-                  <w:szCs w:val="20"/>
-                  <w:lang w:val="uk-UA"/>
-                </w:rPr>
-                <w:alias w:val="СstEmail"/>
-                <w:tag w:val="СstEmail"/>
-                <w:id w:val="1481886836"/>
-                <w:placeholder>
-                  <w:docPart w:val="91F97F3366F04D49B3A2047795C94F09"/>
-                </w:placeholder>
-                <w:showingPlcHdr/>
-                <w15:appearance w15:val="tags"/>
-                <w:text/>
-              </w:sdtPr>
-              <w:sdtEndPr/>
-              <w:sdtContent>
-                <w:r>
-                  <w:rPr>
-                    <w:rStyle w:val="af5"/>
-                    <w:rFonts w:eastAsia="Calibri"/>
-                  </w:rPr>
-                  <w:t>Место для ввода текста.</w:t>
-                </w:r>
-              </w:sdtContent>
-            </w:sdt>
+                <w:b/>
+                <w:sz w:val="20"/>
+                <w:szCs w:val="20"/>
+                <w:lang w:val="uk-UA"/>
+              </w:rPr>
+              <w:t>: ______________________________________</w:t>
+            </w:r>
           </w:p>
           <w:p>
             <w:pPr>
@@ -11789,86 +11753,175 @@
               </w:rPr>
             </w:pPr>
           </w:p>
-          <w:p>
-            <w:pPr>
-              <w:tabs>
-                <w:tab w:val="left" w:pos="244"/>
-              </w:tabs>
-              <w:ind w:right="-108"/>
-              <w:rPr>
-                <w:b/>
-                <w:bCs/>
+          <w:tbl>
+            <w:tblPr>
+              <w:tblStyle w:val="af6"/>
+              <w:tblW w:w="0" w:type="auto"/>
+              <w:tblBorders>
+                <w:top w:val="none" w:sz="0" w:space="0" w:color="auto"/>
+                <w:left w:val="none" w:sz="0" w:space="0" w:color="auto"/>
+                <w:bottom w:val="none" w:sz="0" w:space="0" w:color="auto"/>
+                <w:right w:val="none" w:sz="0" w:space="0" w:color="auto"/>
+                <w:insideV w:val="none" w:sz="0" w:space="0" w:color="auto"/>
+              </w:tblBorders>
+              <w:tblLayout w:type="fixed"/>
+              <w:tblCellMar>
+                <w:left w:w="0" w:type="dxa"/>
+                <w:right w:w="0" w:type="dxa"/>
+              </w:tblCellMar>
+              <w:tblLook w:val="04A0" w:firstRow="1" w:lastRow="0" w:firstColumn="1" w:lastColumn="0" w:noHBand="0" w:noVBand="1"/>
+            </w:tblPr>
+            <w:tblGrid>
+              <w:gridCol w:w="2045"/>
+              <w:gridCol w:w="3115"/>
+            </w:tblGrid>
+            <w:tr>
+              <w:trPr>
+                <w:trHeight w:val="424"/>
+              </w:trPr>
+              <w:tc>
+                <w:tcPr>
+                  <w:tcW w:w="2045" w:type="dxa"/>
+                </w:tcPr>
+                <w:p>
+                  <w:pPr>
+                    <w:jc w:val="center"/>
+                    <w:rPr>
+                      <w:color w:val="000000"/>
+                      <w:sz w:val="18"/>
+                      <w:szCs w:val="18"/>
+                      <w:lang w:val="uk-UA"/>
+                    </w:rPr>
+                  </w:pPr>
+                  <w:r>
+                    <w:rPr>
+                      <w:color w:val="000000"/>
+                      <w:sz w:val="18"/>
+                      <w:szCs w:val="18"/>
+                      <w:lang w:val="uk-UA"/>
+                    </w:rPr>
+                    <w:t>______________</w:t>
+                  </w:r>
+                  <w:r>
+                    <w:rPr>
+                      <w:color w:val="000000"/>
+                      <w:sz w:val="18"/>
+                      <w:szCs w:val="18"/>
+                      <w:lang w:val="uk-UA"/>
+                    </w:rPr>
+                    <w:t>______</w:t>
+                  </w:r>
+                </w:p>
+                <w:p>
+                  <w:pPr>
+                    <w:jc w:val="center"/>
+                    <w:rPr>
+                      <w:color w:val="000000"/>
+                      <w:sz w:val="18"/>
+                      <w:szCs w:val="18"/>
+                      <w:lang w:val="uk-UA"/>
+                    </w:rPr>
+                  </w:pPr>
+                  <w:proofErr w:type="spellStart"/>
+                  <w:r>
+                    <w:rPr>
+                      <w:sz w:val="18"/>
+                      <w:szCs w:val="18"/>
+                      <w:vertAlign w:val="superscript"/>
+                      <w:lang w:val="uk-UA"/>
+                    </w:rPr>
+                    <w:t>м.п</w:t>
+                  </w:r>
+                  <w:proofErr w:type="spellEnd"/>
+                  <w:r>
+                    <w:rPr>
+                      <w:sz w:val="18"/>
+                      <w:szCs w:val="18"/>
+                      <w:vertAlign w:val="superscript"/>
+                      <w:lang w:val="uk-UA"/>
+                    </w:rPr>
+                    <w:t>.           (підпис)</w:t>
+                  </w:r>
+                </w:p>
+              </w:tc>
+              <w:tc>
+                <w:tcPr>
+                  <w:tcW w:w="3115" w:type="dxa"/>
+                </w:tcPr>
+                <w:p>
+                  <w:pPr>
+                    <w:rPr>
+                      <w:color w:val="000000"/>
+                      <w:sz w:val="18"/>
+                      <w:szCs w:val="18"/>
+                      <w:lang w:val="uk-UA"/>
+                    </w:rPr>
+                  </w:pPr>
+                  <w:r>
+                    <w:rPr>
+                      <w:color w:val="000000"/>
+                      <w:sz w:val="18"/>
+                      <w:szCs w:val="18"/>
+                      <w:lang w:val="uk-UA"/>
+                    </w:rPr>
+                    <w:t>/</w:t>
+                  </w:r>
+                  <w:r>
+                    <w:rPr>
+                      <w:color w:val="000000"/>
+                      <w:sz w:val="18"/>
+                      <w:szCs w:val="18"/>
+                      <w:lang w:val="uk-UA"/>
+                    </w:rPr>
+                    <w:t xml:space="preserve"> </w:t>
+                  </w:r>
+                  <w:sdt>
+                    <w:sdtPr>
+                      <w:rPr>
+                        <w:b/>
+                        <w:sz w:val="20"/>
+                        <w:szCs w:val="20"/>
+                        <w:lang w:val="uk-UA"/>
+                      </w:rPr>
+                      <w:alias w:val="CstPerson1"/>
+                      <w:tag w:val="CstPerson1"/>
+                      <w:id w:val="433098122"/>
+                      <w:placeholder>
+                        <w:docPart w:val="5014A892229E4B02B2120781E199E840"/>
+                      </w:placeholder>
+                      <w:showingPlcHdr/>
+                      <w15:appearance w15:val="tags"/>
+                      <w:text/>
+                    </w:sdtPr>
+                    <w:sdtContent>
+                      <w:r>
+                        <w:rPr>
+                          <w:rStyle w:val="af5"/>
+                        </w:rPr>
+                        <w:t>Место для ввода текста.</w:t>
+                      </w:r>
+                    </w:sdtContent>
+                  </w:sdt>
+                  <w:r>
+                    <w:rPr>
+                      <w:color w:val="000000"/>
+                      <w:sz w:val="18"/>
+                      <w:szCs w:val="18"/>
+                      <w:lang w:val="uk-UA"/>
+                    </w:rPr>
+                    <w:t xml:space="preserve"> /</w:t>
+                  </w:r>
+                </w:p>
+              </w:tc>
+            </w:tr>
+          </w:tbl>
+          <w:p>
+            <w:pPr>
+              <w:rPr>
                 <w:sz w:val="18"/>
                 <w:szCs w:val="18"/>
-                <w:lang w:val="uk-UA"/>
-              </w:rPr>
-            </w:pPr>
-          </w:p>
-          <w:p>
-            <w:pPr>
-              <w:tabs>
-                <w:tab w:val="left" w:pos="244"/>
-              </w:tabs>
-              <w:ind w:right="-108"/>
-              <w:rPr>
-                <w:bCs/>
-                <w:sz w:val="18"/>
-                <w:szCs w:val="18"/>
-                <w:lang w:val="uk-UA"/>
-              </w:rPr>
-            </w:pPr>
-            <w:r>
-              <w:rPr>
-                <w:sz w:val="18"/>
-                <w:szCs w:val="18"/>
-                <w:lang w:val="uk-UA"/>
-              </w:rPr>
-              <w:t>_________________________ / __________________/</w:t>
-            </w:r>
-          </w:p>
-          <w:p>
-            <w:pPr>
-              <w:pStyle w:val="a4"/>
-              <w:ind w:right="0"/>
-              <w:rPr>
-                <w:sz w:val="18"/>
-                <w:szCs w:val="18"/>
-                <w:vertAlign w:val="superscript"/>
-              </w:rPr>
-            </w:pPr>
-            <w:r>
-              <w:rPr>
-                <w:sz w:val="18"/>
-                <w:szCs w:val="18"/>
-                <w:vertAlign w:val="superscript"/>
-              </w:rPr>
-              <w:t xml:space="preserve">                                (підпис)                                                      </w:t>
-            </w:r>
-          </w:p>
-          <w:p>
-            <w:pPr>
-              <w:rPr>
-                <w:sz w:val="18"/>
-                <w:szCs w:val="18"/>
-              </w:rPr>
-            </w:pPr>
-            <w:r>
-              <w:rPr>
-                <w:sz w:val="18"/>
-                <w:szCs w:val="18"/>
-                <w:vertAlign w:val="superscript"/>
-              </w:rPr>
-              <w:t xml:space="preserve">  </w:t>
-            </w:r>
-            <w:r>
-              <w:rPr>
-                <w:b/>
-                <w:sz w:val="18"/>
-                <w:szCs w:val="18"/>
-                <w:vertAlign w:val="superscript"/>
-              </w:rPr>
-              <w:t xml:space="preserve">                                 М.П.</w:t>
-            </w:r>
+              </w:rPr>
+            </w:pPr>
           </w:p>
         </w:tc>
       </w:tr>
@@ -12085,13 +12138,7 @@
     </w:p>
     <w:p>
       <w:pPr>
-        <w:rPr>
-          <w:lang w:val="uk-UA"/>
-        </w:rPr>
-      </w:pPr>
-    </w:p>
-    <w:p>
-      <w:pPr>
+        <w:pageBreakBefore/>
         <w:jc w:val="right"/>
         <w:rPr>
           <w:b/>
@@ -13616,6 +13663,7 @@
                                       <w:color w:val="C0C0C0"/>
                                       <w:sz w:val="72"/>
                                       <w:szCs w:val="72"/>
+                                      <w:lang w:val="ru-RU"/>
                                       <w14:textOutline w14:w="9525" w14:cap="flat" w14:cmpd="sng" w14:algn="ctr">
                                         <w14:solidFill>
                                           <w14:srgbClr w14:val="969696"/>
@@ -13678,6 +13726,7 @@
                                 <w:color w:val="C0C0C0"/>
                                 <w:sz w:val="72"/>
                                 <w:szCs w:val="72"/>
+                                <w:lang w:val="ru-RU"/>
                                 <w14:textOutline w14:w="9525" w14:cap="flat" w14:cmpd="sng" w14:algn="ctr">
                                   <w14:solidFill>
                                     <w14:srgbClr w14:val="969696"/>
@@ -14460,16 +14509,16 @@
               <w:jc w:val="center"/>
               <w:rPr>
                 <w:b/>
-                <w:sz w:val="18"/>
-                <w:szCs w:val="18"/>
-                <w:lang w:val="uk-UA"/>
-              </w:rPr>
-            </w:pPr>
-            <w:r>
-              <w:rPr>
-                <w:b/>
-                <w:sz w:val="18"/>
-                <w:szCs w:val="18"/>
+                <w:sz w:val="20"/>
+                <w:szCs w:val="20"/>
+                <w:lang w:val="uk-UA"/>
+              </w:rPr>
+            </w:pPr>
+            <w:r>
+              <w:rPr>
+                <w:b/>
+                <w:sz w:val="20"/>
+                <w:szCs w:val="20"/>
                 <w:lang w:val="uk-UA"/>
               </w:rPr>
               <w:t>Громадська організація</w:t>
@@ -14481,16 +14530,16 @@
               <w:jc w:val="center"/>
               <w:rPr>
                 <w:b/>
-                <w:sz w:val="18"/>
-                <w:szCs w:val="18"/>
-                <w:lang w:val="uk-UA"/>
-              </w:rPr>
-            </w:pPr>
-            <w:r>
-              <w:rPr>
-                <w:b/>
-                <w:sz w:val="18"/>
-                <w:szCs w:val="18"/>
+                <w:sz w:val="20"/>
+                <w:szCs w:val="20"/>
+                <w:lang w:val="uk-UA"/>
+              </w:rPr>
+            </w:pPr>
+            <w:r>
+              <w:rPr>
+                <w:b/>
+                <w:sz w:val="20"/>
+                <w:szCs w:val="20"/>
                 <w:lang w:val="uk-UA"/>
               </w:rPr>
               <w:t xml:space="preserve"> «Українська агенція з авторських</w:t>
@@ -14501,322 +14550,376 @@
               <w:ind w:left="180"/>
               <w:jc w:val="center"/>
               <w:rPr>
+                <w:b/>
+                <w:sz w:val="20"/>
+                <w:szCs w:val="20"/>
+                <w:lang w:val="uk-UA"/>
+              </w:rPr>
+            </w:pPr>
+            <w:r>
+              <w:rPr>
+                <w:b/>
+                <w:sz w:val="20"/>
+                <w:szCs w:val="20"/>
+                <w:lang w:val="uk-UA"/>
+              </w:rPr>
+              <w:t>та суміжних прав»</w:t>
+            </w:r>
+          </w:p>
+          <w:p>
+            <w:pPr>
+              <w:ind w:left="180"/>
+              <w:rPr>
+                <w:b/>
+                <w:sz w:val="20"/>
+                <w:szCs w:val="20"/>
+                <w:lang w:val="uk-UA"/>
+              </w:rPr>
+            </w:pPr>
+          </w:p>
+          <w:p>
+            <w:pPr>
+              <w:rPr>
+                <w:b/>
+                <w:sz w:val="20"/>
+                <w:szCs w:val="20"/>
+                <w:lang w:val="uk-UA"/>
+              </w:rPr>
+            </w:pPr>
+            <w:r>
+              <w:rPr>
+                <w:sz w:val="20"/>
+                <w:szCs w:val="20"/>
+                <w:lang w:val="uk-UA"/>
+              </w:rPr>
+              <w:t xml:space="preserve">    01030, м. Київ, </w:t>
+            </w:r>
+          </w:p>
+          <w:p>
+            <w:pPr>
+              <w:ind w:left="180"/>
+              <w:rPr>
+                <w:b/>
+                <w:sz w:val="20"/>
+                <w:szCs w:val="20"/>
+                <w:lang w:val="uk-UA"/>
+              </w:rPr>
+            </w:pPr>
+            <w:r>
+              <w:rPr>
+                <w:sz w:val="20"/>
+                <w:szCs w:val="20"/>
+                <w:lang w:val="uk-UA"/>
+              </w:rPr>
+              <w:t>вул. Б. Хмельницького,</w:t>
+            </w:r>
+            <w:r>
+              <w:rPr>
+                <w:sz w:val="20"/>
+                <w:szCs w:val="20"/>
+              </w:rPr>
+              <w:t xml:space="preserve"> буд.</w:t>
+            </w:r>
+            <w:r>
+              <w:rPr>
+                <w:sz w:val="20"/>
+                <w:szCs w:val="20"/>
+                <w:lang w:val="uk-UA"/>
+              </w:rPr>
+              <w:t xml:space="preserve"> 41 літера А, прим. 1-3,</w:t>
+            </w:r>
+          </w:p>
+          <w:p>
+            <w:pPr>
+              <w:ind w:left="180"/>
+              <w:rPr>
+                <w:sz w:val="20"/>
+                <w:szCs w:val="20"/>
+                <w:lang w:val="uk-UA"/>
+              </w:rPr>
+            </w:pPr>
+            <w:proofErr w:type="spellStart"/>
+            <w:r>
+              <w:rPr>
+                <w:sz w:val="20"/>
+                <w:szCs w:val="20"/>
+                <w:lang w:val="uk-UA"/>
+              </w:rPr>
+              <w:t>тел</w:t>
+            </w:r>
+            <w:proofErr w:type="spellEnd"/>
+            <w:r>
+              <w:rPr>
+                <w:sz w:val="20"/>
+                <w:szCs w:val="20"/>
+                <w:lang w:val="uk-UA"/>
+              </w:rPr>
+              <w:t>.: (044) 223-60-40;</w:t>
+            </w:r>
+          </w:p>
+          <w:p>
+            <w:pPr>
+              <w:ind w:left="180"/>
+              <w:rPr>
+                <w:b/>
+                <w:sz w:val="20"/>
+                <w:szCs w:val="20"/>
+                <w:u w:val="single"/>
+                <w:lang w:val="uk-UA"/>
+              </w:rPr>
+            </w:pPr>
+            <w:r>
+              <w:rPr>
+                <w:b/>
+                <w:sz w:val="20"/>
+                <w:szCs w:val="20"/>
+                <w:u w:val="single"/>
+                <w:lang w:val="uk-UA"/>
+              </w:rPr>
+              <w:t>Адреса для листування: 01030, м. Київ, вул. Б. Хмельницького, 44, а/c 146</w:t>
+            </w:r>
+          </w:p>
+          <w:p>
+            <w:pPr>
+              <w:ind w:left="180"/>
+              <w:rPr>
+                <w:b/>
+                <w:sz w:val="20"/>
+                <w:szCs w:val="20"/>
+              </w:rPr>
+            </w:pPr>
+            <w:r>
+              <w:rPr>
+                <w:sz w:val="20"/>
+                <w:szCs w:val="20"/>
+                <w:lang w:val="uk-UA"/>
+              </w:rPr>
+              <w:t>код ЄДРПОУ: 39939650;</w:t>
+            </w:r>
+          </w:p>
+          <w:p>
+            <w:pPr>
+              <w:ind w:left="180"/>
+              <w:rPr>
+                <w:b/>
+                <w:sz w:val="20"/>
+                <w:szCs w:val="20"/>
+                <w:lang w:val="uk-UA"/>
+              </w:rPr>
+            </w:pPr>
+            <w:r>
+              <w:rPr>
+                <w:sz w:val="20"/>
+                <w:szCs w:val="20"/>
+                <w:lang w:val="uk-UA"/>
+              </w:rPr>
+              <w:t>поточний рахунок: 26002053021074</w:t>
+            </w:r>
+          </w:p>
+          <w:p>
+            <w:pPr>
+              <w:ind w:left="180"/>
+              <w:rPr>
+                <w:b/>
+                <w:sz w:val="20"/>
+                <w:szCs w:val="20"/>
+                <w:lang w:val="uk-UA"/>
+              </w:rPr>
+            </w:pPr>
+            <w:r>
+              <w:rPr>
+                <w:sz w:val="20"/>
+                <w:szCs w:val="20"/>
+                <w:lang w:val="uk-UA"/>
+              </w:rPr>
+              <w:t xml:space="preserve">в АТ </w:t>
+            </w:r>
+            <w:r>
+              <w:rPr>
+                <w:sz w:val="20"/>
+                <w:szCs w:val="20"/>
+              </w:rPr>
+              <w:t xml:space="preserve">КБ </w:t>
+            </w:r>
+            <w:r>
+              <w:rPr>
+                <w:sz w:val="20"/>
+                <w:szCs w:val="20"/>
+                <w:lang w:val="uk-UA"/>
+              </w:rPr>
+              <w:t>«Приватбанк»;</w:t>
+            </w:r>
+          </w:p>
+          <w:p>
+            <w:pPr>
+              <w:ind w:left="180"/>
+              <w:rPr>
+                <w:b/>
+                <w:sz w:val="20"/>
+                <w:szCs w:val="20"/>
+                <w:lang w:val="uk-UA"/>
+              </w:rPr>
+            </w:pPr>
+            <w:r>
+              <w:rPr>
+                <w:sz w:val="20"/>
+                <w:szCs w:val="20"/>
+                <w:lang w:val="uk-UA"/>
+              </w:rPr>
+              <w:t>МФО 321842</w:t>
+            </w:r>
+          </w:p>
+          <w:p>
+            <w:pPr>
+              <w:rPr>
+                <w:b/>
+                <w:sz w:val="20"/>
+                <w:szCs w:val="20"/>
+              </w:rPr>
+            </w:pPr>
+            <w:r>
+              <w:rPr>
+                <w:sz w:val="20"/>
+                <w:szCs w:val="20"/>
+                <w:lang w:val="uk-UA"/>
+              </w:rPr>
+              <w:t xml:space="preserve">    </w:t>
+            </w:r>
+            <w:proofErr w:type="spellStart"/>
+            <w:r>
+              <w:rPr>
+                <w:sz w:val="20"/>
+                <w:szCs w:val="20"/>
+              </w:rPr>
+              <w:t>Організація</w:t>
+            </w:r>
+            <w:proofErr w:type="spellEnd"/>
+            <w:r>
+              <w:rPr>
+                <w:sz w:val="20"/>
+                <w:szCs w:val="20"/>
+              </w:rPr>
+              <w:t xml:space="preserve"> </w:t>
+            </w:r>
+            <w:proofErr w:type="spellStart"/>
+            <w:r>
+              <w:rPr>
+                <w:sz w:val="20"/>
+                <w:szCs w:val="20"/>
+              </w:rPr>
+              <w:t>має</w:t>
+            </w:r>
+            <w:proofErr w:type="spellEnd"/>
+            <w:r>
+              <w:rPr>
+                <w:sz w:val="20"/>
+                <w:szCs w:val="20"/>
+              </w:rPr>
+              <w:t xml:space="preserve"> статус </w:t>
+            </w:r>
+            <w:proofErr w:type="spellStart"/>
+            <w:r>
+              <w:rPr>
+                <w:sz w:val="20"/>
+                <w:szCs w:val="20"/>
+              </w:rPr>
+              <w:t>неприбуткової</w:t>
+            </w:r>
+            <w:proofErr w:type="spellEnd"/>
+            <w:r>
+              <w:rPr>
+                <w:sz w:val="20"/>
+                <w:szCs w:val="20"/>
+              </w:rPr>
+              <w:t xml:space="preserve"> за </w:t>
+            </w:r>
+            <w:proofErr w:type="spellStart"/>
+            <w:r>
+              <w:rPr>
+                <w:sz w:val="20"/>
+                <w:szCs w:val="20"/>
+              </w:rPr>
+              <w:t>ознакою</w:t>
+            </w:r>
+            <w:proofErr w:type="spellEnd"/>
+          </w:p>
+          <w:p>
+            <w:pPr>
+              <w:rPr>
+                <w:b/>
+                <w:sz w:val="20"/>
+                <w:szCs w:val="20"/>
+                <w:lang w:val="uk-UA"/>
+              </w:rPr>
+            </w:pPr>
+            <w:r>
+              <w:rPr>
+                <w:sz w:val="20"/>
+                <w:szCs w:val="20"/>
+                <w:lang w:val="uk-UA"/>
+              </w:rPr>
+              <w:t xml:space="preserve">    </w:t>
+            </w:r>
+            <w:proofErr w:type="spellStart"/>
+            <w:r>
+              <w:rPr>
+                <w:sz w:val="20"/>
+                <w:szCs w:val="20"/>
+              </w:rPr>
+              <w:t>неприбутковості</w:t>
+            </w:r>
+            <w:proofErr w:type="spellEnd"/>
+            <w:r>
+              <w:rPr>
+                <w:sz w:val="20"/>
+                <w:szCs w:val="20"/>
+              </w:rPr>
+              <w:t xml:space="preserve"> </w:t>
+            </w:r>
+            <w:r>
+              <w:rPr>
+                <w:sz w:val="20"/>
+                <w:szCs w:val="20"/>
+                <w:lang w:val="uk-UA"/>
+              </w:rPr>
+              <w:t>0032</w:t>
+            </w:r>
+          </w:p>
+          <w:p>
+            <w:pPr>
+              <w:ind w:left="180"/>
+              <w:rPr>
+                <w:sz w:val="20"/>
+                <w:szCs w:val="20"/>
+                <w:lang w:val="uk-UA"/>
+              </w:rPr>
+            </w:pPr>
+            <w:r>
+              <w:rPr>
+                <w:sz w:val="20"/>
+                <w:szCs w:val="20"/>
+                <w:lang w:val="uk-UA"/>
+              </w:rPr>
+              <w:t>http://uacrr.org.ua</w:t>
+            </w:r>
+          </w:p>
+          <w:p>
+            <w:pPr>
+              <w:pStyle w:val="a4"/>
+              <w:ind w:left="180" w:right="-1"/>
+              <w:jc w:val="left"/>
+              <w:rPr>
+                <w:b/>
                 <w:bCs/>
                 <w:sz w:val="18"/>
                 <w:szCs w:val="18"/>
-                <w:lang w:val="uk-UA"/>
-              </w:rPr>
-            </w:pPr>
-            <w:r>
-              <w:rPr>
-                <w:b/>
-                <w:sz w:val="18"/>
-                <w:szCs w:val="18"/>
-                <w:lang w:val="uk-UA"/>
-              </w:rPr>
-              <w:t>та суміжних прав»</w:t>
-            </w:r>
-          </w:p>
-          <w:p>
-            <w:pPr>
-              <w:ind w:left="180"/>
-              <w:rPr>
-                <w:bCs/>
-                <w:sz w:val="18"/>
-                <w:szCs w:val="18"/>
-                <w:lang w:val="uk-UA"/>
-              </w:rPr>
-            </w:pPr>
-            <w:r>
-              <w:rPr>
-                <w:bCs/>
-                <w:sz w:val="18"/>
-                <w:szCs w:val="18"/>
-                <w:lang w:val="uk-UA"/>
-              </w:rPr>
-              <w:t>01030, м. Київ, вул. Б. Хмельницького, 41 літера А, оф.1-3,</w:t>
-            </w:r>
-          </w:p>
-          <w:p>
-            <w:pPr>
-              <w:ind w:left="180"/>
-              <w:rPr>
-                <w:bCs/>
-                <w:sz w:val="18"/>
-                <w:szCs w:val="18"/>
-                <w:lang w:val="uk-UA"/>
-              </w:rPr>
-            </w:pPr>
-            <w:proofErr w:type="spellStart"/>
-            <w:r>
-              <w:rPr>
-                <w:bCs/>
-                <w:sz w:val="18"/>
-                <w:szCs w:val="18"/>
-                <w:lang w:val="uk-UA"/>
-              </w:rPr>
-              <w:t>Тел</w:t>
-            </w:r>
-            <w:proofErr w:type="spellEnd"/>
-            <w:r>
-              <w:rPr>
-                <w:bCs/>
-                <w:sz w:val="18"/>
-                <w:szCs w:val="18"/>
-                <w:lang w:val="uk-UA"/>
-              </w:rPr>
-              <w:t xml:space="preserve">/факс </w:t>
-            </w:r>
-            <w:r>
-              <w:rPr>
-                <w:bCs/>
-                <w:sz w:val="18"/>
-                <w:szCs w:val="18"/>
-                <w:lang w:val="uk-UA"/>
-              </w:rPr>
-              <w:t>044-223-60-40</w:t>
-            </w:r>
-            <w:r>
-              <w:rPr>
-                <w:bCs/>
-                <w:sz w:val="18"/>
-                <w:szCs w:val="18"/>
-                <w:lang w:val="uk-UA"/>
-              </w:rPr>
-              <w:t>;</w:t>
-            </w:r>
-          </w:p>
-          <w:p>
-            <w:pPr>
-              <w:ind w:left="180"/>
-              <w:rPr>
-                <w:bCs/>
-                <w:sz w:val="18"/>
-                <w:szCs w:val="18"/>
-                <w:lang w:val="uk-UA"/>
-              </w:rPr>
-            </w:pPr>
-            <w:r>
-              <w:rPr>
-                <w:bCs/>
-                <w:sz w:val="18"/>
-                <w:szCs w:val="18"/>
-                <w:lang w:val="uk-UA"/>
-              </w:rPr>
-              <w:t>код ЄДРПОУ: 39939650;</w:t>
-            </w:r>
-          </w:p>
-          <w:p>
-            <w:pPr>
-              <w:ind w:left="180"/>
-              <w:rPr>
-                <w:bCs/>
-                <w:sz w:val="18"/>
-                <w:szCs w:val="18"/>
-                <w:lang w:val="uk-UA"/>
-              </w:rPr>
-            </w:pPr>
-            <w:r>
-              <w:rPr>
-                <w:bCs/>
-                <w:sz w:val="18"/>
-                <w:szCs w:val="18"/>
-                <w:lang w:val="uk-UA"/>
-              </w:rPr>
-              <w:t>поточний рахунок 26002053021074</w:t>
-            </w:r>
-          </w:p>
-          <w:p>
-            <w:pPr>
-              <w:ind w:left="180"/>
-              <w:rPr>
-                <w:bCs/>
-                <w:sz w:val="18"/>
-                <w:szCs w:val="18"/>
-                <w:lang w:val="uk-UA"/>
-              </w:rPr>
-            </w:pPr>
-            <w:r>
-              <w:rPr>
-                <w:bCs/>
-                <w:sz w:val="18"/>
-                <w:szCs w:val="18"/>
-                <w:lang w:val="uk-UA"/>
-              </w:rPr>
-              <w:t>в ПАТ КБ «Приватбанк»;</w:t>
-            </w:r>
-          </w:p>
-          <w:p>
-            <w:pPr>
-              <w:ind w:left="180"/>
-              <w:rPr>
-                <w:bCs/>
-                <w:sz w:val="18"/>
-                <w:szCs w:val="18"/>
-                <w:lang w:val="uk-UA"/>
-              </w:rPr>
-            </w:pPr>
-            <w:r>
-              <w:rPr>
-                <w:bCs/>
-                <w:sz w:val="18"/>
-                <w:szCs w:val="18"/>
-                <w:lang w:val="uk-UA"/>
-              </w:rPr>
-              <w:t>МФО 321842</w:t>
-            </w:r>
-          </w:p>
-          <w:p>
-            <w:pPr>
-              <w:ind w:left="176"/>
-              <w:rPr>
-                <w:bCs/>
-                <w:sz w:val="18"/>
-                <w:szCs w:val="18"/>
-              </w:rPr>
-            </w:pPr>
-            <w:proofErr w:type="spellStart"/>
-            <w:r>
-              <w:rPr>
-                <w:bCs/>
-                <w:sz w:val="18"/>
-                <w:szCs w:val="18"/>
-              </w:rPr>
-              <w:t>Організація</w:t>
-            </w:r>
-            <w:proofErr w:type="spellEnd"/>
-            <w:r>
-              <w:rPr>
-                <w:bCs/>
-                <w:sz w:val="18"/>
-                <w:szCs w:val="18"/>
-              </w:rPr>
-              <w:t xml:space="preserve"> </w:t>
-            </w:r>
-            <w:proofErr w:type="spellStart"/>
-            <w:r>
-              <w:rPr>
-                <w:bCs/>
-                <w:sz w:val="18"/>
-                <w:szCs w:val="18"/>
-              </w:rPr>
-              <w:t>має</w:t>
-            </w:r>
-            <w:proofErr w:type="spellEnd"/>
-            <w:r>
-              <w:rPr>
-                <w:bCs/>
-                <w:sz w:val="18"/>
-                <w:szCs w:val="18"/>
-              </w:rPr>
-              <w:t xml:space="preserve"> статус </w:t>
-            </w:r>
-            <w:proofErr w:type="spellStart"/>
-            <w:r>
-              <w:rPr>
-                <w:bCs/>
-                <w:sz w:val="18"/>
-                <w:szCs w:val="18"/>
-              </w:rPr>
-              <w:t>неприбуткової</w:t>
-            </w:r>
-            <w:proofErr w:type="spellEnd"/>
-            <w:r>
-              <w:rPr>
-                <w:bCs/>
-                <w:sz w:val="18"/>
-                <w:szCs w:val="18"/>
-              </w:rPr>
-              <w:t xml:space="preserve"> за </w:t>
-            </w:r>
-            <w:proofErr w:type="spellStart"/>
-            <w:r>
-              <w:rPr>
-                <w:bCs/>
-                <w:sz w:val="18"/>
-                <w:szCs w:val="18"/>
-              </w:rPr>
-              <w:t>ознакою</w:t>
-            </w:r>
-            <w:proofErr w:type="spellEnd"/>
-            <w:r>
-              <w:rPr>
-                <w:bCs/>
-                <w:sz w:val="18"/>
-                <w:szCs w:val="18"/>
-                <w:lang w:val="uk-UA"/>
-              </w:rPr>
-              <w:t xml:space="preserve"> </w:t>
-            </w:r>
-            <w:r>
-              <w:rPr>
-                <w:bCs/>
-                <w:sz w:val="18"/>
-                <w:szCs w:val="18"/>
-                <w:lang w:val="uk-UA"/>
-              </w:rPr>
-              <w:t xml:space="preserve">      </w:t>
-            </w:r>
-            <w:proofErr w:type="spellStart"/>
-            <w:r>
-              <w:rPr>
-                <w:bCs/>
-                <w:sz w:val="18"/>
-                <w:szCs w:val="18"/>
-              </w:rPr>
-              <w:t>неприбутковості</w:t>
-            </w:r>
-            <w:proofErr w:type="spellEnd"/>
-            <w:r>
-              <w:rPr>
-                <w:bCs/>
-                <w:sz w:val="18"/>
-                <w:szCs w:val="18"/>
-              </w:rPr>
-              <w:t xml:space="preserve"> </w:t>
-            </w:r>
-            <w:r>
-              <w:rPr>
-                <w:bCs/>
-                <w:sz w:val="18"/>
-                <w:szCs w:val="18"/>
-              </w:rPr>
-              <w:t>0032</w:t>
-            </w:r>
-          </w:p>
-          <w:p>
-            <w:pPr>
-              <w:ind w:left="176"/>
-              <w:rPr>
-                <w:bCs/>
-                <w:sz w:val="18"/>
-                <w:szCs w:val="18"/>
-              </w:rPr>
-            </w:pPr>
-            <w:r>
-              <w:rPr>
-                <w:sz w:val="20"/>
-                <w:szCs w:val="20"/>
-                <w:lang w:val="uk-UA"/>
-              </w:rPr>
-              <w:t>http://uacrr.org.ua</w:t>
-            </w:r>
-          </w:p>
-          <w:p>
-            <w:pPr>
-              <w:ind w:left="180"/>
-              <w:rPr>
-                <w:bCs/>
-                <w:sz w:val="18"/>
-                <w:szCs w:val="18"/>
-                <w:lang w:val="uk-UA"/>
               </w:rPr>
             </w:pPr>
           </w:p>
           <w:p>
             <w:pPr>
               <w:pStyle w:val="a4"/>
-              <w:ind w:right="-1"/>
+              <w:ind w:left="180" w:right="-1"/>
               <w:jc w:val="left"/>
               <w:rPr>
                 <w:b/>
@@ -14843,16 +14946,41 @@
           <w:p>
             <w:pPr>
               <w:pStyle w:val="a4"/>
-              <w:ind w:right="-1"/>
+              <w:ind w:left="180" w:right="-1"/>
               <w:jc w:val="left"/>
               <w:rPr>
                 <w:b/>
                 <w:bCs/>
                 <w:sz w:val="18"/>
                 <w:szCs w:val="18"/>
-                <w:lang w:val="ru-RU"/>
-              </w:rPr>
-            </w:pPr>
+              </w:rPr>
+            </w:pPr>
+            <w:r>
+              <w:rPr>
+                <w:b/>
+                <w:bCs/>
+                <w:sz w:val="18"/>
+                <w:szCs w:val="18"/>
+              </w:rPr>
+              <w:t xml:space="preserve">____________________   / </w:t>
+            </w:r>
+            <w:r>
+              <w:rPr>
+                <w:b/>
+                <w:bCs/>
+                <w:sz w:val="20"/>
+              </w:rPr>
+              <w:t>Іванович О.В.</w:t>
+            </w:r>
+            <w:r>
+              <w:rPr>
+                <w:b/>
+                <w:bCs/>
+                <w:sz w:val="18"/>
+                <w:szCs w:val="18"/>
+              </w:rPr>
+              <w:t>/</w:t>
+            </w:r>
           </w:p>
           <w:p>
             <w:pPr>
@@ -14860,86 +14988,7 @@
               <w:ind w:right="-1"/>
               <w:jc w:val="left"/>
               <w:rPr>
-                <w:b/>
-                <w:bCs/>
-                <w:sz w:val="18"/>
-                <w:szCs w:val="18"/>
-                <w:lang w:val="ru-RU"/>
-              </w:rPr>
-            </w:pPr>
-          </w:p>
-          <w:p>
-            <w:pPr>
-              <w:pStyle w:val="a4"/>
-              <w:ind w:right="-1"/>
-              <w:jc w:val="left"/>
-              <w:rPr>
-                <w:b/>
-                <w:bCs/>
-                <w:sz w:val="18"/>
-                <w:szCs w:val="18"/>
-                <w:lang w:val="ru-RU"/>
-              </w:rPr>
-            </w:pPr>
-          </w:p>
-          <w:p>
-            <w:pPr>
-              <w:pStyle w:val="a4"/>
-              <w:ind w:right="-1"/>
-              <w:jc w:val="left"/>
-              <w:rPr>
-                <w:b/>
-                <w:bCs/>
-                <w:sz w:val="18"/>
-                <w:szCs w:val="18"/>
-                <w:lang w:val="ru-RU"/>
-              </w:rPr>
-            </w:pPr>
-          </w:p>
-          <w:p>
-            <w:pPr>
-              <w:pStyle w:val="a4"/>
-              <w:ind w:left="180" w:right="-1"/>
-              <w:jc w:val="left"/>
-              <w:rPr>
-                <w:bCs/>
-                <w:sz w:val="18"/>
-                <w:szCs w:val="18"/>
-              </w:rPr>
-            </w:pPr>
-            <w:r>
-              <w:rPr>
-                <w:bCs/>
-                <w:sz w:val="18"/>
-                <w:szCs w:val="18"/>
-              </w:rPr>
-              <w:t xml:space="preserve">____________________   / </w:t>
-            </w:r>
-            <w:proofErr w:type="spellStart"/>
-            <w:r>
-              <w:rPr>
-                <w:bCs/>
-                <w:sz w:val="18"/>
-                <w:szCs w:val="18"/>
-              </w:rPr>
-              <w:t>Ягольник</w:t>
-            </w:r>
-            <w:proofErr w:type="spellEnd"/>
-            <w:r>
-              <w:rPr>
-                <w:bCs/>
-                <w:sz w:val="18"/>
-                <w:szCs w:val="18"/>
-              </w:rPr>
-              <w:t xml:space="preserve"> О.О./</w:t>
-            </w:r>
-          </w:p>
-          <w:p>
-            <w:pPr>
-              <w:pStyle w:val="a4"/>
-              <w:rPr>
-                <w:b/>
-                <w:bCs/>
+                <w:color w:val="000000"/>
                 <w:sz w:val="18"/>
                 <w:szCs w:val="18"/>
               </w:rPr>
@@ -15588,6 +15637,7 @@
     </w:p>
     <w:p>
       <w:pPr>
+        <w:pageBreakBefore/>
         <w:rPr>
           <w:b/>
           <w:bCs/>
@@ -15596,9 +15646,7 @@
           <w:lang w:val="uk-UA"/>
         </w:rPr>
       </w:pPr>
-    </w:p>
-    <w:p>
-      <w:pPr>
+      <w:r>
         <w:rPr>
           <w:b/>
           <w:bCs/>
@@ -15606,26 +15654,7 @@
           <w:szCs w:val="18"/>
           <w:lang w:val="uk-UA"/>
         </w:rPr>
-      </w:pPr>
-    </w:p>
-    <w:p>
-      <w:pPr>
-        <w:rPr>
-          <w:b/>
-          <w:bCs/>
-          <w:sz w:val="18"/>
-          <w:szCs w:val="18"/>
-          <w:lang w:val="uk-UA"/>
-        </w:rPr>
-      </w:pPr>
-      <w:r>
-        <w:rPr>
-          <w:b/>
-          <w:bCs/>
-          <w:sz w:val="18"/>
-          <w:szCs w:val="18"/>
-          <w:lang w:val="uk-UA"/>
-        </w:rPr>
+        <w:lastRenderedPageBreak/>
         <w:t>Форма акту</w:t>
       </w:r>
       <w:r>
@@ -15959,6 +15988,7 @@
                                 <w:color w:val="C0C0C0"/>
                                 <w:sz w:val="72"/>
                                 <w:szCs w:val="72"/>
+                                <w:lang w:val="ru-RU"/>
                                 <w14:textOutline w14:w="9525" w14:cap="flat" w14:cmpd="sng" w14:algn="ctr">
                                   <w14:solidFill>
                                     <w14:srgbClr w14:val="969696"/>
@@ -16017,6 +16047,7 @@
                           <w:color w:val="C0C0C0"/>
                           <w:sz w:val="72"/>
                           <w:szCs w:val="72"/>
+                          <w:lang w:val="ru-RU"/>
                           <w14:textOutline w14:w="9525" w14:cap="flat" w14:cmpd="sng" w14:algn="ctr">
                             <w14:solidFill>
                               <w14:srgbClr w14:val="969696"/>
@@ -16366,34 +16397,33 @@
         </w:rPr>
         <w:t xml:space="preserve">ського права, в особі </w:t>
       </w:r>
-      <w:r>
-        <w:rPr>
-          <w:b/>
-          <w:sz w:val="22"/>
-          <w:szCs w:val="22"/>
-          <w:lang w:val="uk-UA"/>
-        </w:rPr>
-        <w:t xml:space="preserve">Генерального директора </w:t>
-      </w:r>
-      <w:proofErr w:type="spellStart"/>
-      <w:r>
-        <w:rPr>
-          <w:b/>
-          <w:sz w:val="22"/>
-          <w:szCs w:val="22"/>
-          <w:lang w:val="uk-UA"/>
-        </w:rPr>
-        <w:t>Ягольника</w:t>
-      </w:r>
-      <w:proofErr w:type="spellEnd"/>
-      <w:r>
-        <w:rPr>
-          <w:b/>
-          <w:sz w:val="22"/>
-          <w:szCs w:val="22"/>
-          <w:lang w:val="uk-UA"/>
-        </w:rPr>
-        <w:t xml:space="preserve"> Олександра Олександровича</w:t>
+      <w:bookmarkStart w:id="3" w:name="OLE_LINK1"/>
+      <w:r>
+        <w:rPr>
+          <w:b/>
+          <w:sz w:val="22"/>
+          <w:szCs w:val="22"/>
+          <w:lang w:val="uk-UA"/>
+        </w:rPr>
+        <w:t xml:space="preserve">виконуючого обов'язки Генерального директора </w:t>
+      </w:r>
+      <w:r>
+        <w:rPr>
+          <w:b/>
+          <w:sz w:val="22"/>
+          <w:szCs w:val="22"/>
+          <w:lang w:val="uk-UA"/>
+        </w:rPr>
+        <w:t>Івановича Олексія Володимировича</w:t>
+      </w:r>
+      <w:r>
+        <w:rPr>
+          <w:b/>
+          <w:sz w:val="22"/>
+          <w:szCs w:val="22"/>
+          <w:lang w:val="uk-UA"/>
+        </w:rPr>
+        <w:t>,</w:t>
       </w:r>
       <w:r>
         <w:rPr>
@@ -16405,12 +16435,14 @@
       </w:r>
       <w:r>
         <w:rPr>
+          <w:b/>
           <w:sz w:val="22"/>
           <w:szCs w:val="22"/>
           <w:lang w:val="uk-UA"/>
         </w:rPr>
         <w:t>Статуту</w:t>
       </w:r>
+      <w:bookmarkEnd w:id="3"/>
       <w:r>
         <w:rPr>
           <w:sz w:val="22"/>
@@ -17043,16 +17075,16 @@
               <w:jc w:val="center"/>
               <w:rPr>
                 <w:b/>
-                <w:sz w:val="18"/>
-                <w:szCs w:val="18"/>
-                <w:lang w:val="uk-UA"/>
-              </w:rPr>
-            </w:pPr>
-            <w:r>
-              <w:rPr>
-                <w:b/>
-                <w:sz w:val="18"/>
-                <w:szCs w:val="18"/>
+                <w:sz w:val="20"/>
+                <w:szCs w:val="20"/>
+                <w:lang w:val="uk-UA"/>
+              </w:rPr>
+            </w:pPr>
+            <w:r>
+              <w:rPr>
+                <w:b/>
+                <w:sz w:val="20"/>
+                <w:szCs w:val="20"/>
                 <w:lang w:val="uk-UA"/>
               </w:rPr>
               <w:t>Громадська організація</w:t>
@@ -17064,16 +17096,16 @@
               <w:jc w:val="center"/>
               <w:rPr>
                 <w:b/>
-                <w:sz w:val="18"/>
-                <w:szCs w:val="18"/>
-                <w:lang w:val="uk-UA"/>
-              </w:rPr>
-            </w:pPr>
-            <w:r>
-              <w:rPr>
-                <w:b/>
-                <w:sz w:val="18"/>
-                <w:szCs w:val="18"/>
+                <w:sz w:val="20"/>
+                <w:szCs w:val="20"/>
+                <w:lang w:val="uk-UA"/>
+              </w:rPr>
+            </w:pPr>
+            <w:r>
+              <w:rPr>
+                <w:b/>
+                <w:sz w:val="20"/>
+                <w:szCs w:val="20"/>
                 <w:lang w:val="uk-UA"/>
               </w:rPr>
               <w:t xml:space="preserve"> «Українська агенція з авторських</w:t>
@@ -17084,312 +17116,376 @@
               <w:ind w:left="180"/>
               <w:jc w:val="center"/>
               <w:rPr>
+                <w:b/>
+                <w:sz w:val="20"/>
+                <w:szCs w:val="20"/>
+                <w:lang w:val="uk-UA"/>
+              </w:rPr>
+            </w:pPr>
+            <w:r>
+              <w:rPr>
+                <w:b/>
+                <w:sz w:val="20"/>
+                <w:szCs w:val="20"/>
+                <w:lang w:val="uk-UA"/>
+              </w:rPr>
+              <w:t>та суміжних прав»</w:t>
+            </w:r>
+          </w:p>
+          <w:p>
+            <w:pPr>
+              <w:ind w:left="180"/>
+              <w:rPr>
+                <w:b/>
+                <w:sz w:val="20"/>
+                <w:szCs w:val="20"/>
+                <w:lang w:val="uk-UA"/>
+              </w:rPr>
+            </w:pPr>
+          </w:p>
+          <w:p>
+            <w:pPr>
+              <w:rPr>
+                <w:b/>
+                <w:sz w:val="20"/>
+                <w:szCs w:val="20"/>
+                <w:lang w:val="uk-UA"/>
+              </w:rPr>
+            </w:pPr>
+            <w:r>
+              <w:rPr>
+                <w:sz w:val="20"/>
+                <w:szCs w:val="20"/>
+                <w:lang w:val="uk-UA"/>
+              </w:rPr>
+              <w:t xml:space="preserve">    01030, м. Київ, </w:t>
+            </w:r>
+          </w:p>
+          <w:p>
+            <w:pPr>
+              <w:ind w:left="180"/>
+              <w:rPr>
+                <w:b/>
+                <w:sz w:val="20"/>
+                <w:szCs w:val="20"/>
+                <w:lang w:val="uk-UA"/>
+              </w:rPr>
+            </w:pPr>
+            <w:r>
+              <w:rPr>
+                <w:sz w:val="20"/>
+                <w:szCs w:val="20"/>
+                <w:lang w:val="uk-UA"/>
+              </w:rPr>
+              <w:t>вул. Б. Хмельницького,</w:t>
+            </w:r>
+            <w:r>
+              <w:rPr>
+                <w:sz w:val="20"/>
+                <w:szCs w:val="20"/>
+              </w:rPr>
+              <w:t xml:space="preserve"> буд.</w:t>
+            </w:r>
+            <w:r>
+              <w:rPr>
+                <w:sz w:val="20"/>
+                <w:szCs w:val="20"/>
+                <w:lang w:val="uk-UA"/>
+              </w:rPr>
+              <w:t xml:space="preserve"> 41 літера А, прим. 1-3,</w:t>
+            </w:r>
+          </w:p>
+          <w:p>
+            <w:pPr>
+              <w:ind w:left="180"/>
+              <w:rPr>
+                <w:sz w:val="20"/>
+                <w:szCs w:val="20"/>
+                <w:lang w:val="uk-UA"/>
+              </w:rPr>
+            </w:pPr>
+            <w:proofErr w:type="spellStart"/>
+            <w:r>
+              <w:rPr>
+                <w:sz w:val="20"/>
+                <w:szCs w:val="20"/>
+                <w:lang w:val="uk-UA"/>
+              </w:rPr>
+              <w:t>тел</w:t>
+            </w:r>
+            <w:proofErr w:type="spellEnd"/>
+            <w:r>
+              <w:rPr>
+                <w:sz w:val="20"/>
+                <w:szCs w:val="20"/>
+                <w:lang w:val="uk-UA"/>
+              </w:rPr>
+              <w:t>.: (044) 223-60-40;</w:t>
+            </w:r>
+          </w:p>
+          <w:p>
+            <w:pPr>
+              <w:ind w:left="180"/>
+              <w:rPr>
+                <w:b/>
+                <w:sz w:val="20"/>
+                <w:szCs w:val="20"/>
+                <w:u w:val="single"/>
+                <w:lang w:val="uk-UA"/>
+              </w:rPr>
+            </w:pPr>
+            <w:r>
+              <w:rPr>
+                <w:b/>
+                <w:sz w:val="20"/>
+                <w:szCs w:val="20"/>
+                <w:u w:val="single"/>
+                <w:lang w:val="uk-UA"/>
+              </w:rPr>
+              <w:t>Адреса для листування: 01030, м. Київ, вул. Б. Хмельницького, 44, а/c 146</w:t>
+            </w:r>
+          </w:p>
+          <w:p>
+            <w:pPr>
+              <w:ind w:left="180"/>
+              <w:rPr>
+                <w:b/>
+                <w:sz w:val="20"/>
+                <w:szCs w:val="20"/>
+              </w:rPr>
+            </w:pPr>
+            <w:r>
+              <w:rPr>
+                <w:sz w:val="20"/>
+                <w:szCs w:val="20"/>
+                <w:lang w:val="uk-UA"/>
+              </w:rPr>
+              <w:t>код ЄДРПОУ: 39939650;</w:t>
+            </w:r>
+          </w:p>
+          <w:p>
+            <w:pPr>
+              <w:ind w:left="180"/>
+              <w:rPr>
+                <w:b/>
+                <w:sz w:val="20"/>
+                <w:szCs w:val="20"/>
+                <w:lang w:val="uk-UA"/>
+              </w:rPr>
+            </w:pPr>
+            <w:r>
+              <w:rPr>
+                <w:sz w:val="20"/>
+                <w:szCs w:val="20"/>
+                <w:lang w:val="uk-UA"/>
+              </w:rPr>
+              <w:t>поточний рахунок: 26002053021074</w:t>
+            </w:r>
+          </w:p>
+          <w:p>
+            <w:pPr>
+              <w:ind w:left="180"/>
+              <w:rPr>
+                <w:b/>
+                <w:sz w:val="20"/>
+                <w:szCs w:val="20"/>
+                <w:lang w:val="uk-UA"/>
+              </w:rPr>
+            </w:pPr>
+            <w:r>
+              <w:rPr>
+                <w:sz w:val="20"/>
+                <w:szCs w:val="20"/>
+                <w:lang w:val="uk-UA"/>
+              </w:rPr>
+              <w:t xml:space="preserve">в АТ </w:t>
+            </w:r>
+            <w:r>
+              <w:rPr>
+                <w:sz w:val="20"/>
+                <w:szCs w:val="20"/>
+              </w:rPr>
+              <w:t xml:space="preserve">КБ </w:t>
+            </w:r>
+            <w:r>
+              <w:rPr>
+                <w:sz w:val="20"/>
+                <w:szCs w:val="20"/>
+                <w:lang w:val="uk-UA"/>
+              </w:rPr>
+              <w:t>«Приватбанк»;</w:t>
+            </w:r>
+          </w:p>
+          <w:p>
+            <w:pPr>
+              <w:ind w:left="180"/>
+              <w:rPr>
+                <w:b/>
+                <w:sz w:val="20"/>
+                <w:szCs w:val="20"/>
+                <w:lang w:val="uk-UA"/>
+              </w:rPr>
+            </w:pPr>
+            <w:r>
+              <w:rPr>
+                <w:sz w:val="20"/>
+                <w:szCs w:val="20"/>
+                <w:lang w:val="uk-UA"/>
+              </w:rPr>
+              <w:t>МФО 321842</w:t>
+            </w:r>
+          </w:p>
+          <w:p>
+            <w:pPr>
+              <w:rPr>
+                <w:b/>
+                <w:sz w:val="20"/>
+                <w:szCs w:val="20"/>
+              </w:rPr>
+            </w:pPr>
+            <w:r>
+              <w:rPr>
+                <w:sz w:val="20"/>
+                <w:szCs w:val="20"/>
+                <w:lang w:val="uk-UA"/>
+              </w:rPr>
+              <w:t xml:space="preserve">    </w:t>
+            </w:r>
+            <w:proofErr w:type="spellStart"/>
+            <w:r>
+              <w:rPr>
+                <w:sz w:val="20"/>
+                <w:szCs w:val="20"/>
+              </w:rPr>
+              <w:t>Організація</w:t>
+            </w:r>
+            <w:proofErr w:type="spellEnd"/>
+            <w:r>
+              <w:rPr>
+                <w:sz w:val="20"/>
+                <w:szCs w:val="20"/>
+              </w:rPr>
+              <w:t xml:space="preserve"> </w:t>
+            </w:r>
+            <w:proofErr w:type="spellStart"/>
+            <w:r>
+              <w:rPr>
+                <w:sz w:val="20"/>
+                <w:szCs w:val="20"/>
+              </w:rPr>
+              <w:t>має</w:t>
+            </w:r>
+            <w:proofErr w:type="spellEnd"/>
+            <w:r>
+              <w:rPr>
+                <w:sz w:val="20"/>
+                <w:szCs w:val="20"/>
+              </w:rPr>
+              <w:t xml:space="preserve"> статус </w:t>
+            </w:r>
+            <w:proofErr w:type="spellStart"/>
+            <w:r>
+              <w:rPr>
+                <w:sz w:val="20"/>
+                <w:szCs w:val="20"/>
+              </w:rPr>
+              <w:t>неприбуткової</w:t>
+            </w:r>
+            <w:proofErr w:type="spellEnd"/>
+            <w:r>
+              <w:rPr>
+                <w:sz w:val="20"/>
+                <w:szCs w:val="20"/>
+              </w:rPr>
+              <w:t xml:space="preserve"> за </w:t>
+            </w:r>
+            <w:proofErr w:type="spellStart"/>
+            <w:r>
+              <w:rPr>
+                <w:sz w:val="20"/>
+                <w:szCs w:val="20"/>
+              </w:rPr>
+              <w:t>ознакою</w:t>
+            </w:r>
+            <w:proofErr w:type="spellEnd"/>
+          </w:p>
+          <w:p>
+            <w:pPr>
+              <w:rPr>
+                <w:b/>
+                <w:sz w:val="20"/>
+                <w:szCs w:val="20"/>
+                <w:lang w:val="uk-UA"/>
+              </w:rPr>
+            </w:pPr>
+            <w:r>
+              <w:rPr>
+                <w:sz w:val="20"/>
+                <w:szCs w:val="20"/>
+                <w:lang w:val="uk-UA"/>
+              </w:rPr>
+              <w:t xml:space="preserve">    </w:t>
+            </w:r>
+            <w:proofErr w:type="spellStart"/>
+            <w:r>
+              <w:rPr>
+                <w:sz w:val="20"/>
+                <w:szCs w:val="20"/>
+              </w:rPr>
+              <w:t>неприбутковості</w:t>
+            </w:r>
+            <w:proofErr w:type="spellEnd"/>
+            <w:r>
+              <w:rPr>
+                <w:sz w:val="20"/>
+                <w:szCs w:val="20"/>
+              </w:rPr>
+              <w:t xml:space="preserve"> </w:t>
+            </w:r>
+            <w:r>
+              <w:rPr>
+                <w:sz w:val="20"/>
+                <w:szCs w:val="20"/>
+                <w:lang w:val="uk-UA"/>
+              </w:rPr>
+              <w:t>0032</w:t>
+            </w:r>
+          </w:p>
+          <w:p>
+            <w:pPr>
+              <w:ind w:left="180"/>
+              <w:rPr>
+                <w:sz w:val="20"/>
+                <w:szCs w:val="20"/>
+                <w:lang w:val="uk-UA"/>
+              </w:rPr>
+            </w:pPr>
+            <w:r>
+              <w:rPr>
+                <w:sz w:val="20"/>
+                <w:szCs w:val="20"/>
+                <w:lang w:val="uk-UA"/>
+              </w:rPr>
+              <w:t>http://uacrr.org.ua</w:t>
+            </w:r>
+          </w:p>
+          <w:p>
+            <w:pPr>
+              <w:pStyle w:val="a4"/>
+              <w:ind w:left="180" w:right="-1"/>
+              <w:jc w:val="left"/>
+              <w:rPr>
+                <w:b/>
                 <w:bCs/>
                 <w:sz w:val="18"/>
                 <w:szCs w:val="18"/>
-                <w:lang w:val="uk-UA"/>
-              </w:rPr>
-            </w:pPr>
-            <w:r>
-              <w:rPr>
-                <w:b/>
-                <w:sz w:val="18"/>
-                <w:szCs w:val="18"/>
-                <w:lang w:val="uk-UA"/>
-              </w:rPr>
-              <w:t>та суміжних прав»</w:t>
-            </w:r>
-          </w:p>
-          <w:p>
-            <w:pPr>
-              <w:ind w:left="180"/>
-              <w:rPr>
-                <w:bCs/>
-                <w:sz w:val="18"/>
-                <w:szCs w:val="18"/>
-                <w:lang w:val="uk-UA"/>
-              </w:rPr>
-            </w:pPr>
-            <w:r>
-              <w:rPr>
-                <w:bCs/>
-                <w:sz w:val="18"/>
-                <w:szCs w:val="18"/>
-                <w:lang w:val="uk-UA"/>
-              </w:rPr>
-              <w:t>01030, м. Київ, вул. Б. Хмельницького, 41 літера А, оф.1-3,</w:t>
-            </w:r>
-          </w:p>
-          <w:p>
-            <w:pPr>
-              <w:ind w:left="180"/>
-              <w:rPr>
-                <w:bCs/>
-                <w:sz w:val="18"/>
-                <w:szCs w:val="18"/>
-                <w:lang w:val="uk-UA"/>
-              </w:rPr>
-            </w:pPr>
-            <w:proofErr w:type="spellStart"/>
-            <w:r>
-              <w:rPr>
-                <w:bCs/>
-                <w:sz w:val="18"/>
-                <w:szCs w:val="18"/>
-                <w:lang w:val="uk-UA"/>
-              </w:rPr>
-              <w:t>Тел</w:t>
-            </w:r>
-            <w:proofErr w:type="spellEnd"/>
-            <w:r>
-              <w:rPr>
-                <w:bCs/>
-                <w:sz w:val="18"/>
-                <w:szCs w:val="18"/>
-                <w:lang w:val="uk-UA"/>
-              </w:rPr>
-              <w:t xml:space="preserve">/факс </w:t>
-            </w:r>
-            <w:r>
-              <w:rPr>
-                <w:bCs/>
-                <w:sz w:val="18"/>
-                <w:szCs w:val="18"/>
-                <w:lang w:val="uk-UA"/>
-              </w:rPr>
-              <w:t>044-223-60-40</w:t>
-            </w:r>
-            <w:r>
-              <w:rPr>
-                <w:bCs/>
-                <w:sz w:val="18"/>
-                <w:szCs w:val="18"/>
-                <w:lang w:val="uk-UA"/>
-              </w:rPr>
-              <w:t>;</w:t>
-            </w:r>
-          </w:p>
-          <w:p>
-            <w:pPr>
-              <w:ind w:left="180"/>
-              <w:rPr>
-                <w:bCs/>
-                <w:sz w:val="18"/>
-                <w:szCs w:val="18"/>
-                <w:lang w:val="uk-UA"/>
-              </w:rPr>
-            </w:pPr>
-            <w:r>
-              <w:rPr>
-                <w:bCs/>
-                <w:sz w:val="18"/>
-                <w:szCs w:val="18"/>
-                <w:lang w:val="uk-UA"/>
-              </w:rPr>
-              <w:t>код ЄДРПОУ: 39939650;</w:t>
-            </w:r>
-          </w:p>
-          <w:p>
-            <w:pPr>
-              <w:ind w:left="180"/>
-              <w:rPr>
-                <w:bCs/>
-                <w:sz w:val="18"/>
-                <w:szCs w:val="18"/>
-                <w:lang w:val="uk-UA"/>
-              </w:rPr>
-            </w:pPr>
-            <w:r>
-              <w:rPr>
-                <w:bCs/>
-                <w:sz w:val="18"/>
-                <w:szCs w:val="18"/>
-                <w:lang w:val="uk-UA"/>
-              </w:rPr>
-              <w:t>поточний рахунок 26002053021074</w:t>
-            </w:r>
-          </w:p>
-          <w:p>
-            <w:pPr>
-              <w:ind w:left="180"/>
-              <w:rPr>
-                <w:bCs/>
-                <w:sz w:val="18"/>
-                <w:szCs w:val="18"/>
-                <w:lang w:val="uk-UA"/>
-              </w:rPr>
-            </w:pPr>
-            <w:r>
-              <w:rPr>
-                <w:bCs/>
-                <w:sz w:val="18"/>
-                <w:szCs w:val="18"/>
-                <w:lang w:val="uk-UA"/>
-              </w:rPr>
-              <w:t>в ПАТ КБ «Приватбанк»;</w:t>
-            </w:r>
-          </w:p>
-          <w:p>
-            <w:pPr>
-              <w:ind w:left="180"/>
-              <w:rPr>
-                <w:bCs/>
-                <w:sz w:val="18"/>
-                <w:szCs w:val="18"/>
-                <w:lang w:val="uk-UA"/>
-              </w:rPr>
-            </w:pPr>
-            <w:r>
-              <w:rPr>
-                <w:bCs/>
-                <w:sz w:val="18"/>
-                <w:szCs w:val="18"/>
-                <w:lang w:val="uk-UA"/>
-              </w:rPr>
-              <w:t>МФО 321842</w:t>
-            </w:r>
-          </w:p>
-          <w:p>
-            <w:pPr>
-              <w:ind w:left="176"/>
-              <w:rPr>
-                <w:bCs/>
-                <w:sz w:val="18"/>
-                <w:szCs w:val="18"/>
-              </w:rPr>
-            </w:pPr>
-            <w:proofErr w:type="spellStart"/>
-            <w:r>
-              <w:rPr>
-                <w:bCs/>
-                <w:sz w:val="18"/>
-                <w:szCs w:val="18"/>
-              </w:rPr>
-              <w:t>Організація</w:t>
-            </w:r>
-            <w:proofErr w:type="spellEnd"/>
-            <w:r>
-              <w:rPr>
-                <w:bCs/>
-                <w:sz w:val="18"/>
-                <w:szCs w:val="18"/>
-              </w:rPr>
-              <w:t xml:space="preserve"> </w:t>
-            </w:r>
-            <w:proofErr w:type="spellStart"/>
-            <w:r>
-              <w:rPr>
-                <w:bCs/>
-                <w:sz w:val="18"/>
-                <w:szCs w:val="18"/>
-              </w:rPr>
-              <w:t>має</w:t>
-            </w:r>
-            <w:proofErr w:type="spellEnd"/>
-            <w:r>
-              <w:rPr>
-                <w:bCs/>
-                <w:sz w:val="18"/>
-                <w:szCs w:val="18"/>
-              </w:rPr>
-              <w:t xml:space="preserve"> статус </w:t>
-            </w:r>
-            <w:proofErr w:type="spellStart"/>
-            <w:r>
-              <w:rPr>
-                <w:bCs/>
-                <w:sz w:val="18"/>
-                <w:szCs w:val="18"/>
-              </w:rPr>
-              <w:t>неприбуткової</w:t>
-            </w:r>
-            <w:proofErr w:type="spellEnd"/>
-            <w:r>
-              <w:rPr>
-                <w:bCs/>
-                <w:sz w:val="18"/>
-                <w:szCs w:val="18"/>
-              </w:rPr>
-              <w:t xml:space="preserve"> за </w:t>
-            </w:r>
-            <w:proofErr w:type="spellStart"/>
-            <w:r>
-              <w:rPr>
-                <w:bCs/>
-                <w:sz w:val="18"/>
-                <w:szCs w:val="18"/>
-              </w:rPr>
-              <w:t>ознакою</w:t>
-            </w:r>
-            <w:proofErr w:type="spellEnd"/>
-            <w:r>
-              <w:rPr>
-                <w:bCs/>
-                <w:sz w:val="18"/>
-                <w:szCs w:val="18"/>
-                <w:lang w:val="uk-UA"/>
-              </w:rPr>
-              <w:t xml:space="preserve"> </w:t>
-            </w:r>
-            <w:r>
-              <w:rPr>
-                <w:bCs/>
-                <w:sz w:val="18"/>
-                <w:szCs w:val="18"/>
-                <w:lang w:val="uk-UA"/>
-              </w:rPr>
-              <w:t xml:space="preserve">      </w:t>
-            </w:r>
-            <w:proofErr w:type="spellStart"/>
-            <w:r>
-              <w:rPr>
-                <w:bCs/>
-                <w:sz w:val="18"/>
-                <w:szCs w:val="18"/>
-              </w:rPr>
-              <w:t>неприбутковості</w:t>
-            </w:r>
-            <w:proofErr w:type="spellEnd"/>
-            <w:r>
-              <w:rPr>
-                <w:bCs/>
-                <w:sz w:val="18"/>
-                <w:szCs w:val="18"/>
-              </w:rPr>
-              <w:t xml:space="preserve"> </w:t>
-            </w:r>
-            <w:r>
-              <w:rPr>
-                <w:bCs/>
-                <w:sz w:val="18"/>
-                <w:szCs w:val="18"/>
-              </w:rPr>
-              <w:t>0032</w:t>
-            </w:r>
-          </w:p>
-          <w:p>
-            <w:pPr>
-              <w:ind w:left="180"/>
-              <w:rPr>
-                <w:bCs/>
-                <w:sz w:val="18"/>
-                <w:szCs w:val="18"/>
-                <w:lang w:val="uk-UA"/>
-              </w:rPr>
-            </w:pPr>
-            <w:r>
-              <w:rPr>
-                <w:sz w:val="20"/>
-                <w:szCs w:val="20"/>
-                <w:lang w:val="uk-UA"/>
-              </w:rPr>
-              <w:t>http://uacrr.org.ua</w:t>
-            </w:r>
+              </w:rPr>
+            </w:pPr>
           </w:p>
           <w:p>
             <w:pPr>
               <w:pStyle w:val="a4"/>
-              <w:ind w:right="-1"/>
+              <w:ind w:left="180" w:right="-1"/>
               <w:jc w:val="left"/>
               <w:rPr>
                 <w:b/>
@@ -17416,16 +17512,43 @@
           <w:p>
             <w:pPr>
               <w:pStyle w:val="a4"/>
-              <w:ind w:right="-1"/>
+              <w:ind w:left="180" w:right="-1"/>
               <w:jc w:val="left"/>
               <w:rPr>
                 <w:b/>
                 <w:bCs/>
                 <w:sz w:val="18"/>
                 <w:szCs w:val="18"/>
-                <w:lang w:val="ru-RU"/>
-              </w:rPr>
-            </w:pPr>
+              </w:rPr>
+            </w:pPr>
+            <w:r>
+              <w:rPr>
+                <w:b/>
+                <w:bCs/>
+                <w:sz w:val="18"/>
+                <w:szCs w:val="18"/>
+              </w:rPr>
+              <w:t xml:space="preserve">____________________   </w:t>
+            </w:r>
+            <w:bookmarkStart w:id="4" w:name="OLE_LINK5"/>
+            <w:r>
+              <w:rPr>
+                <w:b/>
+                <w:bCs/>
+                <w:sz w:val="18"/>
+                <w:szCs w:val="18"/>
+              </w:rPr>
+              <w:t xml:space="preserve">/ </w:t>
+            </w:r>
+            <w:r>
+              <w:rPr>
+                <w:b/>
+                <w:bCs/>
+                <w:sz w:val="20"/>
+              </w:rPr>
+              <w:t>Іванович О.В./</w:t>
+            </w:r>
+            <w:bookmarkEnd w:id="4"/>
           </w:p>
           <w:p>
             <w:pPr>
@@ -17433,86 +17556,7 @@
               <w:ind w:right="-1"/>
               <w:jc w:val="left"/>
               <w:rPr>
-                <w:b/>
-                <w:bCs/>
-                <w:sz w:val="18"/>
-                <w:szCs w:val="18"/>
-                <w:lang w:val="ru-RU"/>
-              </w:rPr>
-            </w:pPr>
-          </w:p>
-          <w:p>
-            <w:pPr>
-              <w:pStyle w:val="a4"/>
-              <w:ind w:right="-1"/>
-              <w:jc w:val="left"/>
-              <w:rPr>
-                <w:b/>
-                <w:bCs/>
-                <w:sz w:val="18"/>
-                <w:szCs w:val="18"/>
-                <w:lang w:val="ru-RU"/>
-              </w:rPr>
-            </w:pPr>
-          </w:p>
-          <w:p>
-            <w:pPr>
-              <w:pStyle w:val="a4"/>
-              <w:ind w:right="-1"/>
-              <w:jc w:val="left"/>
-              <w:rPr>
-                <w:b/>
-                <w:bCs/>
-                <w:sz w:val="18"/>
-                <w:szCs w:val="18"/>
-                <w:lang w:val="ru-RU"/>
-              </w:rPr>
-            </w:pPr>
-          </w:p>
-          <w:p>
-            <w:pPr>
-              <w:pStyle w:val="a4"/>
-              <w:ind w:left="180" w:right="-1"/>
-              <w:jc w:val="left"/>
-              <w:rPr>
-                <w:bCs/>
-                <w:sz w:val="18"/>
-                <w:szCs w:val="18"/>
-              </w:rPr>
-            </w:pPr>
-            <w:r>
-              <w:rPr>
-                <w:bCs/>
-                <w:sz w:val="18"/>
-                <w:szCs w:val="18"/>
-              </w:rPr>
-              <w:t xml:space="preserve">____________________   / </w:t>
-            </w:r>
-            <w:proofErr w:type="spellStart"/>
-            <w:r>
-              <w:rPr>
-                <w:bCs/>
-                <w:sz w:val="18"/>
-                <w:szCs w:val="18"/>
-              </w:rPr>
-              <w:t>Ягольник</w:t>
-            </w:r>
-            <w:proofErr w:type="spellEnd"/>
-            <w:r>
-              <w:rPr>
-                <w:bCs/>
-                <w:sz w:val="18"/>
-                <w:szCs w:val="18"/>
-              </w:rPr>
-              <w:t xml:space="preserve"> О.О./</w:t>
-            </w:r>
-          </w:p>
-          <w:p>
-            <w:pPr>
-              <w:pStyle w:val="a4"/>
-              <w:rPr>
-                <w:b/>
-                <w:bCs/>
+                <w:color w:val="000000"/>
                 <w:sz w:val="18"/>
                 <w:szCs w:val="18"/>
               </w:rPr>
@@ -18050,13 +18094,7 @@
     </w:p>
     <w:p>
       <w:pPr>
-        <w:rPr>
-          <w:lang w:val="uk-UA"/>
-        </w:rPr>
-      </w:pPr>
-    </w:p>
-    <w:p>
-      <w:pPr>
+        <w:pageBreakBefore/>
         <w:rPr>
           <w:b/>
           <w:bCs/>
@@ -18073,6 +18111,7 @@
           <w:szCs w:val="22"/>
           <w:lang w:val="uk-UA"/>
         </w:rPr>
+        <w:lastRenderedPageBreak/>
         <w:t>Форма акту</w:t>
       </w:r>
       <w:r>
@@ -18712,27 +18751,25 @@
           <w:szCs w:val="22"/>
           <w:lang w:val="uk-UA"/>
         </w:rPr>
-        <w:t xml:space="preserve">Генерального директора </w:t>
-      </w:r>
-      <w:proofErr w:type="spellStart"/>
-      <w:r>
-        <w:rPr>
-          <w:b/>
-          <w:sz w:val="22"/>
-          <w:szCs w:val="22"/>
-          <w:lang w:val="uk-UA"/>
-        </w:rPr>
-        <w:t>Ягольника</w:t>
-      </w:r>
-      <w:proofErr w:type="spellEnd"/>
-      <w:r>
-        <w:rPr>
-          <w:b/>
-          <w:sz w:val="22"/>
-          <w:szCs w:val="22"/>
-          <w:lang w:val="uk-UA"/>
-        </w:rPr>
-        <w:t xml:space="preserve"> Олександра Олександровича</w:t>
+        <w:t xml:space="preserve">виконуючого обов'язки Генерального директора </w:t>
+      </w:r>
+      <w:r>
+        <w:rPr>
+          <w:b/>
+          <w:sz w:val="22"/>
+          <w:szCs w:val="22"/>
+          <w:lang w:val="uk-UA"/>
+        </w:rPr>
+        <w:t>Івановича Олексія Володимировича</w:t>
+      </w:r>
+      <w:r>
+        <w:rPr>
+          <w:b/>
+          <w:sz w:val="22"/>
+          <w:szCs w:val="22"/>
+          <w:lang w:val="uk-UA"/>
+        </w:rPr>
+        <w:t>,</w:t>
       </w:r>
       <w:r>
         <w:rPr>
@@ -18744,6 +18781,7 @@
       </w:r>
       <w:r>
         <w:rPr>
+          <w:b/>
           <w:sz w:val="22"/>
           <w:szCs w:val="22"/>
           <w:lang w:val="uk-UA"/>
@@ -18960,6 +18998,7 @@
                                 <w:color w:val="C0C0C0"/>
                                 <w:sz w:val="72"/>
                                 <w:szCs w:val="72"/>
+                                <w:lang w:val="ru-RU"/>
                                 <w14:textOutline w14:w="9525" w14:cap="flat" w14:cmpd="sng" w14:algn="ctr">
                                   <w14:solidFill>
                                     <w14:srgbClr w14:val="969696"/>
@@ -19018,6 +19057,7 @@
                           <w:color w:val="C0C0C0"/>
                           <w:sz w:val="72"/>
                           <w:szCs w:val="72"/>
+                          <w:lang w:val="ru-RU"/>
                           <w14:textOutline w14:w="9525" w14:cap="flat" w14:cmpd="sng" w14:algn="ctr">
                             <w14:solidFill>
                               <w14:srgbClr w14:val="969696"/>
@@ -19377,16 +19417,16 @@
               <w:jc w:val="center"/>
               <w:rPr>
                 <w:b/>
-                <w:sz w:val="18"/>
-                <w:szCs w:val="18"/>
-                <w:lang w:val="uk-UA"/>
-              </w:rPr>
-            </w:pPr>
-            <w:r>
-              <w:rPr>
-                <w:b/>
-                <w:sz w:val="18"/>
-                <w:szCs w:val="18"/>
+                <w:sz w:val="20"/>
+                <w:szCs w:val="20"/>
+                <w:lang w:val="uk-UA"/>
+              </w:rPr>
+            </w:pPr>
+            <w:r>
+              <w:rPr>
+                <w:b/>
+                <w:sz w:val="20"/>
+                <w:szCs w:val="20"/>
                 <w:lang w:val="uk-UA"/>
               </w:rPr>
               <w:t>Громадська організація</w:t>
@@ -19398,16 +19438,16 @@
               <w:jc w:val="center"/>
               <w:rPr>
                 <w:b/>
-                <w:sz w:val="18"/>
-                <w:szCs w:val="18"/>
-                <w:lang w:val="uk-UA"/>
-              </w:rPr>
-            </w:pPr>
-            <w:r>
-              <w:rPr>
-                <w:b/>
-                <w:sz w:val="18"/>
-                <w:szCs w:val="18"/>
+                <w:sz w:val="20"/>
+                <w:szCs w:val="20"/>
+                <w:lang w:val="uk-UA"/>
+              </w:rPr>
+            </w:pPr>
+            <w:r>
+              <w:rPr>
+                <w:b/>
+                <w:sz w:val="20"/>
+                <w:szCs w:val="20"/>
                 <w:lang w:val="uk-UA"/>
               </w:rPr>
               <w:t xml:space="preserve"> «Українська агенція з авторських</w:t>
@@ -19418,317 +19458,376 @@
               <w:ind w:left="180"/>
               <w:jc w:val="center"/>
               <w:rPr>
+                <w:b/>
+                <w:sz w:val="20"/>
+                <w:szCs w:val="20"/>
+                <w:lang w:val="uk-UA"/>
+              </w:rPr>
+            </w:pPr>
+            <w:r>
+              <w:rPr>
+                <w:b/>
+                <w:sz w:val="20"/>
+                <w:szCs w:val="20"/>
+                <w:lang w:val="uk-UA"/>
+              </w:rPr>
+              <w:t>та суміжних прав»</w:t>
+            </w:r>
+          </w:p>
+          <w:p>
+            <w:pPr>
+              <w:ind w:left="180"/>
+              <w:rPr>
+                <w:b/>
+                <w:sz w:val="20"/>
+                <w:szCs w:val="20"/>
+                <w:lang w:val="uk-UA"/>
+              </w:rPr>
+            </w:pPr>
+          </w:p>
+          <w:p>
+            <w:pPr>
+              <w:rPr>
+                <w:b/>
+                <w:sz w:val="20"/>
+                <w:szCs w:val="20"/>
+                <w:lang w:val="uk-UA"/>
+              </w:rPr>
+            </w:pPr>
+            <w:r>
+              <w:rPr>
+                <w:sz w:val="20"/>
+                <w:szCs w:val="20"/>
+                <w:lang w:val="uk-UA"/>
+              </w:rPr>
+              <w:t xml:space="preserve">    01030, м. Київ, </w:t>
+            </w:r>
+          </w:p>
+          <w:p>
+            <w:pPr>
+              <w:ind w:left="180"/>
+              <w:rPr>
+                <w:b/>
+                <w:sz w:val="20"/>
+                <w:szCs w:val="20"/>
+                <w:lang w:val="uk-UA"/>
+              </w:rPr>
+            </w:pPr>
+            <w:r>
+              <w:rPr>
+                <w:sz w:val="20"/>
+                <w:szCs w:val="20"/>
+                <w:lang w:val="uk-UA"/>
+              </w:rPr>
+              <w:t>вул. Б. Хмельницького,</w:t>
+            </w:r>
+            <w:r>
+              <w:rPr>
+                <w:sz w:val="20"/>
+                <w:szCs w:val="20"/>
+              </w:rPr>
+              <w:t xml:space="preserve"> буд.</w:t>
+            </w:r>
+            <w:r>
+              <w:rPr>
+                <w:sz w:val="20"/>
+                <w:szCs w:val="20"/>
+                <w:lang w:val="uk-UA"/>
+              </w:rPr>
+              <w:t xml:space="preserve"> 41 літера А, прим. 1-3,</w:t>
+            </w:r>
+          </w:p>
+          <w:p>
+            <w:pPr>
+              <w:ind w:left="180"/>
+              <w:rPr>
+                <w:sz w:val="20"/>
+                <w:szCs w:val="20"/>
+                <w:lang w:val="uk-UA"/>
+              </w:rPr>
+            </w:pPr>
+            <w:proofErr w:type="spellStart"/>
+            <w:r>
+              <w:rPr>
+                <w:sz w:val="20"/>
+                <w:szCs w:val="20"/>
+                <w:lang w:val="uk-UA"/>
+              </w:rPr>
+              <w:t>тел</w:t>
+            </w:r>
+            <w:proofErr w:type="spellEnd"/>
+            <w:r>
+              <w:rPr>
+                <w:sz w:val="20"/>
+                <w:szCs w:val="20"/>
+                <w:lang w:val="uk-UA"/>
+              </w:rPr>
+              <w:t>.: (044) 223-60-40;</w:t>
+            </w:r>
+          </w:p>
+          <w:p>
+            <w:pPr>
+              <w:ind w:left="180"/>
+              <w:rPr>
+                <w:b/>
+                <w:sz w:val="20"/>
+                <w:szCs w:val="20"/>
+                <w:u w:val="single"/>
+                <w:lang w:val="uk-UA"/>
+              </w:rPr>
+            </w:pPr>
+            <w:r>
+              <w:rPr>
+                <w:b/>
+                <w:sz w:val="20"/>
+                <w:szCs w:val="20"/>
+                <w:u w:val="single"/>
+                <w:lang w:val="uk-UA"/>
+              </w:rPr>
+              <w:t>Адреса для листування: 01030, м. Київ, вул. Б. Хмельницького, 44, а/c 146</w:t>
+            </w:r>
+          </w:p>
+          <w:p>
+            <w:pPr>
+              <w:ind w:left="180"/>
+              <w:rPr>
+                <w:b/>
+                <w:sz w:val="20"/>
+                <w:szCs w:val="20"/>
+              </w:rPr>
+            </w:pPr>
+            <w:r>
+              <w:rPr>
+                <w:sz w:val="20"/>
+                <w:szCs w:val="20"/>
+                <w:lang w:val="uk-UA"/>
+              </w:rPr>
+              <w:t>код ЄДРПОУ: 39939650;</w:t>
+            </w:r>
+          </w:p>
+          <w:p>
+            <w:pPr>
+              <w:ind w:left="180"/>
+              <w:rPr>
+                <w:b/>
+                <w:sz w:val="20"/>
+                <w:szCs w:val="20"/>
+                <w:lang w:val="uk-UA"/>
+              </w:rPr>
+            </w:pPr>
+            <w:r>
+              <w:rPr>
+                <w:sz w:val="20"/>
+                <w:szCs w:val="20"/>
+                <w:lang w:val="uk-UA"/>
+              </w:rPr>
+              <w:t>поточний рахунок: 26002053021074</w:t>
+            </w:r>
+          </w:p>
+          <w:p>
+            <w:pPr>
+              <w:ind w:left="180"/>
+              <w:rPr>
+                <w:b/>
+                <w:sz w:val="20"/>
+                <w:szCs w:val="20"/>
+                <w:lang w:val="uk-UA"/>
+              </w:rPr>
+            </w:pPr>
+            <w:r>
+              <w:rPr>
+                <w:sz w:val="20"/>
+                <w:szCs w:val="20"/>
+                <w:lang w:val="uk-UA"/>
+              </w:rPr>
+              <w:t xml:space="preserve">в АТ </w:t>
+            </w:r>
+            <w:r>
+              <w:rPr>
+                <w:sz w:val="20"/>
+                <w:szCs w:val="20"/>
+              </w:rPr>
+              <w:t xml:space="preserve">КБ </w:t>
+            </w:r>
+            <w:r>
+              <w:rPr>
+                <w:sz w:val="20"/>
+                <w:szCs w:val="20"/>
+                <w:lang w:val="uk-UA"/>
+              </w:rPr>
+              <w:t>«Приватбанк»;</w:t>
+            </w:r>
+          </w:p>
+          <w:p>
+            <w:pPr>
+              <w:ind w:left="180"/>
+              <w:rPr>
+                <w:b/>
+                <w:sz w:val="20"/>
+                <w:szCs w:val="20"/>
+                <w:lang w:val="uk-UA"/>
+              </w:rPr>
+            </w:pPr>
+            <w:r>
+              <w:rPr>
+                <w:sz w:val="20"/>
+                <w:szCs w:val="20"/>
+                <w:lang w:val="uk-UA"/>
+              </w:rPr>
+              <w:t>МФО 321842</w:t>
+            </w:r>
+          </w:p>
+          <w:p>
+            <w:pPr>
+              <w:rPr>
+                <w:b/>
+                <w:sz w:val="20"/>
+                <w:szCs w:val="20"/>
+              </w:rPr>
+            </w:pPr>
+            <w:r>
+              <w:rPr>
+                <w:sz w:val="20"/>
+                <w:szCs w:val="20"/>
+                <w:lang w:val="uk-UA"/>
+              </w:rPr>
+              <w:t xml:space="preserve">    </w:t>
+            </w:r>
+            <w:proofErr w:type="spellStart"/>
+            <w:r>
+              <w:rPr>
+                <w:sz w:val="20"/>
+                <w:szCs w:val="20"/>
+              </w:rPr>
+              <w:t>Організація</w:t>
+            </w:r>
+            <w:proofErr w:type="spellEnd"/>
+            <w:r>
+              <w:rPr>
+                <w:sz w:val="20"/>
+                <w:szCs w:val="20"/>
+              </w:rPr>
+              <w:t xml:space="preserve"> </w:t>
+            </w:r>
+            <w:proofErr w:type="spellStart"/>
+            <w:r>
+              <w:rPr>
+                <w:sz w:val="20"/>
+                <w:szCs w:val="20"/>
+              </w:rPr>
+              <w:t>має</w:t>
+            </w:r>
+            <w:proofErr w:type="spellEnd"/>
+            <w:r>
+              <w:rPr>
+                <w:sz w:val="20"/>
+                <w:szCs w:val="20"/>
+              </w:rPr>
+              <w:t xml:space="preserve"> статус </w:t>
+            </w:r>
+            <w:proofErr w:type="spellStart"/>
+            <w:r>
+              <w:rPr>
+                <w:sz w:val="20"/>
+                <w:szCs w:val="20"/>
+              </w:rPr>
+              <w:t>неприбуткової</w:t>
+            </w:r>
+            <w:proofErr w:type="spellEnd"/>
+            <w:r>
+              <w:rPr>
+                <w:sz w:val="20"/>
+                <w:szCs w:val="20"/>
+              </w:rPr>
+              <w:t xml:space="preserve"> за </w:t>
+            </w:r>
+            <w:proofErr w:type="spellStart"/>
+            <w:r>
+              <w:rPr>
+                <w:sz w:val="20"/>
+                <w:szCs w:val="20"/>
+              </w:rPr>
+              <w:t>ознакою</w:t>
+            </w:r>
+            <w:proofErr w:type="spellEnd"/>
+          </w:p>
+          <w:p>
+            <w:pPr>
+              <w:rPr>
+                <w:b/>
+                <w:sz w:val="20"/>
+                <w:szCs w:val="20"/>
+                <w:lang w:val="uk-UA"/>
+              </w:rPr>
+            </w:pPr>
+            <w:r>
+              <w:rPr>
+                <w:sz w:val="20"/>
+                <w:szCs w:val="20"/>
+                <w:lang w:val="uk-UA"/>
+              </w:rPr>
+              <w:t xml:space="preserve">    </w:t>
+            </w:r>
+            <w:proofErr w:type="spellStart"/>
+            <w:r>
+              <w:rPr>
+                <w:sz w:val="20"/>
+                <w:szCs w:val="20"/>
+              </w:rPr>
+              <w:t>неприбутковості</w:t>
+            </w:r>
+            <w:proofErr w:type="spellEnd"/>
+            <w:r>
+              <w:rPr>
+                <w:sz w:val="20"/>
+                <w:szCs w:val="20"/>
+              </w:rPr>
+              <w:t xml:space="preserve"> </w:t>
+            </w:r>
+            <w:r>
+              <w:rPr>
+                <w:sz w:val="20"/>
+                <w:szCs w:val="20"/>
+                <w:lang w:val="uk-UA"/>
+              </w:rPr>
+              <w:t>0032</w:t>
+            </w:r>
+          </w:p>
+          <w:p>
+            <w:pPr>
+              <w:ind w:left="180"/>
+              <w:rPr>
+                <w:sz w:val="20"/>
+                <w:szCs w:val="20"/>
+                <w:lang w:val="uk-UA"/>
+              </w:rPr>
+            </w:pPr>
+            <w:r>
+              <w:rPr>
+                <w:sz w:val="20"/>
+                <w:szCs w:val="20"/>
+                <w:lang w:val="uk-UA"/>
+              </w:rPr>
+              <w:t>http://uacrr.org.ua</w:t>
+            </w:r>
+          </w:p>
+          <w:p>
+            <w:pPr>
+              <w:pStyle w:val="a4"/>
+              <w:ind w:left="180" w:right="-1"/>
+              <w:jc w:val="left"/>
+              <w:rPr>
+                <w:b/>
                 <w:bCs/>
                 <w:sz w:val="18"/>
                 <w:szCs w:val="18"/>
-                <w:lang w:val="uk-UA"/>
-              </w:rPr>
-            </w:pPr>
-            <w:r>
-              <w:rPr>
-                <w:b/>
-                <w:sz w:val="18"/>
-                <w:szCs w:val="18"/>
-                <w:lang w:val="uk-UA"/>
-              </w:rPr>
-              <w:t>та суміжних прав»</w:t>
-            </w:r>
-          </w:p>
-          <w:p>
-            <w:pPr>
-              <w:ind w:left="180"/>
-              <w:rPr>
-                <w:bCs/>
-                <w:sz w:val="18"/>
-                <w:szCs w:val="18"/>
-                <w:lang w:val="uk-UA"/>
-              </w:rPr>
-            </w:pPr>
-          </w:p>
-          <w:p>
-            <w:pPr>
-              <w:ind w:left="180"/>
-              <w:rPr>
-                <w:bCs/>
-                <w:sz w:val="18"/>
-                <w:szCs w:val="18"/>
-                <w:lang w:val="uk-UA"/>
-              </w:rPr>
-            </w:pPr>
-            <w:r>
-              <w:rPr>
-                <w:bCs/>
-                <w:sz w:val="18"/>
-                <w:szCs w:val="18"/>
-                <w:lang w:val="uk-UA"/>
-              </w:rPr>
-              <w:t>01030, м. Київ, вул. Б. Хмельницького, 41 літера А, оф.1-3,</w:t>
-            </w:r>
-          </w:p>
-          <w:p>
-            <w:pPr>
-              <w:ind w:left="180"/>
-              <w:rPr>
-                <w:bCs/>
-                <w:sz w:val="18"/>
-                <w:szCs w:val="18"/>
-                <w:lang w:val="uk-UA"/>
-              </w:rPr>
-            </w:pPr>
-            <w:proofErr w:type="spellStart"/>
-            <w:r>
-              <w:rPr>
-                <w:bCs/>
-                <w:sz w:val="18"/>
-                <w:szCs w:val="18"/>
-                <w:lang w:val="uk-UA"/>
-              </w:rPr>
-              <w:t>Тел</w:t>
-            </w:r>
-            <w:proofErr w:type="spellEnd"/>
-            <w:r>
-              <w:rPr>
-                <w:bCs/>
-                <w:sz w:val="18"/>
-                <w:szCs w:val="18"/>
-                <w:lang w:val="uk-UA"/>
-              </w:rPr>
-              <w:t xml:space="preserve">/факс </w:t>
-            </w:r>
-            <w:r>
-              <w:rPr>
-                <w:bCs/>
-                <w:sz w:val="18"/>
-                <w:szCs w:val="18"/>
-                <w:lang w:val="uk-UA"/>
-              </w:rPr>
-              <w:t>044-223-60-40</w:t>
-            </w:r>
-            <w:r>
-              <w:rPr>
-                <w:bCs/>
-                <w:sz w:val="18"/>
-                <w:szCs w:val="18"/>
-                <w:lang w:val="uk-UA"/>
-              </w:rPr>
-              <w:t>;</w:t>
-            </w:r>
-          </w:p>
-          <w:p>
-            <w:pPr>
-              <w:ind w:left="180"/>
-              <w:rPr>
-                <w:bCs/>
-                <w:sz w:val="18"/>
-                <w:szCs w:val="18"/>
-                <w:lang w:val="uk-UA"/>
-              </w:rPr>
-            </w:pPr>
-            <w:r>
-              <w:rPr>
-                <w:bCs/>
-                <w:sz w:val="18"/>
-                <w:szCs w:val="18"/>
-                <w:lang w:val="uk-UA"/>
-              </w:rPr>
-              <w:t>код ЄДРПОУ: 39939650;</w:t>
-            </w:r>
-          </w:p>
-          <w:p>
-            <w:pPr>
-              <w:ind w:left="180"/>
-              <w:rPr>
-                <w:bCs/>
-                <w:sz w:val="18"/>
-                <w:szCs w:val="18"/>
-                <w:lang w:val="uk-UA"/>
-              </w:rPr>
-            </w:pPr>
-            <w:r>
-              <w:rPr>
-                <w:bCs/>
-                <w:sz w:val="18"/>
-                <w:szCs w:val="18"/>
-                <w:lang w:val="uk-UA"/>
-              </w:rPr>
-              <w:t>поточний рахунок 26002053021074</w:t>
-            </w:r>
-          </w:p>
-          <w:p>
-            <w:pPr>
-              <w:ind w:left="180"/>
-              <w:rPr>
-                <w:bCs/>
-                <w:sz w:val="18"/>
-                <w:szCs w:val="18"/>
-                <w:lang w:val="uk-UA"/>
-              </w:rPr>
-            </w:pPr>
-            <w:r>
-              <w:rPr>
-                <w:bCs/>
-                <w:sz w:val="18"/>
-                <w:szCs w:val="18"/>
-                <w:lang w:val="uk-UA"/>
-              </w:rPr>
-              <w:t>в ПАТ КБ «Приватбанк»;</w:t>
-            </w:r>
-          </w:p>
-          <w:p>
-            <w:pPr>
-              <w:ind w:left="180"/>
-              <w:rPr>
-                <w:bCs/>
-                <w:sz w:val="18"/>
-                <w:szCs w:val="18"/>
-                <w:lang w:val="uk-UA"/>
-              </w:rPr>
-            </w:pPr>
-            <w:r>
-              <w:rPr>
-                <w:bCs/>
-                <w:sz w:val="18"/>
-                <w:szCs w:val="18"/>
-                <w:lang w:val="uk-UA"/>
-              </w:rPr>
-              <w:t>МФО 321842</w:t>
-            </w:r>
-          </w:p>
-          <w:p>
-            <w:pPr>
-              <w:ind w:left="176"/>
-              <w:rPr>
-                <w:bCs/>
-                <w:sz w:val="18"/>
-                <w:szCs w:val="18"/>
-              </w:rPr>
-            </w:pPr>
-            <w:proofErr w:type="spellStart"/>
-            <w:r>
-              <w:rPr>
-                <w:bCs/>
-                <w:sz w:val="18"/>
-                <w:szCs w:val="18"/>
-              </w:rPr>
-              <w:t>Організація</w:t>
-            </w:r>
-            <w:proofErr w:type="spellEnd"/>
-            <w:r>
-              <w:rPr>
-                <w:bCs/>
-                <w:sz w:val="18"/>
-                <w:szCs w:val="18"/>
-              </w:rPr>
-              <w:t xml:space="preserve"> </w:t>
-            </w:r>
-            <w:proofErr w:type="spellStart"/>
-            <w:r>
-              <w:rPr>
-                <w:bCs/>
-                <w:sz w:val="18"/>
-                <w:szCs w:val="18"/>
-              </w:rPr>
-              <w:t>має</w:t>
-            </w:r>
-            <w:proofErr w:type="spellEnd"/>
-            <w:r>
-              <w:rPr>
-                <w:bCs/>
-                <w:sz w:val="18"/>
-                <w:szCs w:val="18"/>
-              </w:rPr>
-              <w:t xml:space="preserve"> статус </w:t>
-            </w:r>
-            <w:proofErr w:type="spellStart"/>
-            <w:r>
-              <w:rPr>
-                <w:bCs/>
-                <w:sz w:val="18"/>
-                <w:szCs w:val="18"/>
-              </w:rPr>
-              <w:t>неприбуткової</w:t>
-            </w:r>
-            <w:proofErr w:type="spellEnd"/>
-            <w:r>
-              <w:rPr>
-                <w:bCs/>
-                <w:sz w:val="18"/>
-                <w:szCs w:val="18"/>
-              </w:rPr>
-              <w:t xml:space="preserve"> за </w:t>
-            </w:r>
-            <w:proofErr w:type="spellStart"/>
-            <w:r>
-              <w:rPr>
-                <w:bCs/>
-                <w:sz w:val="18"/>
-                <w:szCs w:val="18"/>
-              </w:rPr>
-              <w:t>ознакою</w:t>
-            </w:r>
-            <w:proofErr w:type="spellEnd"/>
-            <w:r>
-              <w:rPr>
-                <w:bCs/>
-                <w:sz w:val="18"/>
-                <w:szCs w:val="18"/>
-                <w:lang w:val="uk-UA"/>
-              </w:rPr>
-              <w:t xml:space="preserve"> </w:t>
-            </w:r>
-            <w:r>
-              <w:rPr>
-                <w:bCs/>
-                <w:sz w:val="18"/>
-                <w:szCs w:val="18"/>
-                <w:lang w:val="uk-UA"/>
-              </w:rPr>
-              <w:t xml:space="preserve">      </w:t>
-            </w:r>
-            <w:proofErr w:type="spellStart"/>
-            <w:proofErr w:type="gramStart"/>
-            <w:r>
-              <w:rPr>
-                <w:bCs/>
-                <w:sz w:val="18"/>
-                <w:szCs w:val="18"/>
-              </w:rPr>
-              <w:t>неприбутковості</w:t>
-            </w:r>
-            <w:proofErr w:type="spellEnd"/>
-            <w:r>
-              <w:rPr>
-                <w:bCs/>
-                <w:sz w:val="18"/>
-                <w:szCs w:val="18"/>
-              </w:rPr>
-              <w:t xml:space="preserve"> </w:t>
-            </w:r>
-            <w:r>
-              <w:rPr>
-                <w:bCs/>
-                <w:sz w:val="18"/>
-                <w:szCs w:val="18"/>
-              </w:rPr>
-              <w:t xml:space="preserve"> 0032</w:t>
-            </w:r>
-            <w:proofErr w:type="gramEnd"/>
-          </w:p>
-          <w:p>
-            <w:pPr>
-              <w:ind w:left="180"/>
-              <w:rPr>
-                <w:bCs/>
-                <w:sz w:val="18"/>
-                <w:szCs w:val="18"/>
-                <w:lang w:val="uk-UA"/>
               </w:rPr>
             </w:pPr>
           </w:p>
           <w:p>
             <w:pPr>
               <w:pStyle w:val="a4"/>
-              <w:ind w:right="-1"/>
+              <w:ind w:left="180" w:right="-1"/>
               <w:jc w:val="left"/>
               <w:rPr>
                 <w:b/>
@@ -19755,16 +19854,50 @@
           <w:p>
             <w:pPr>
               <w:pStyle w:val="a4"/>
-              <w:ind w:right="-1"/>
+              <w:ind w:left="180" w:right="-1"/>
               <w:jc w:val="left"/>
               <w:rPr>
                 <w:b/>
                 <w:bCs/>
                 <w:sz w:val="18"/>
                 <w:szCs w:val="18"/>
-                <w:lang w:val="ru-RU"/>
-              </w:rPr>
-            </w:pPr>
+              </w:rPr>
+            </w:pPr>
+            <w:r>
+              <w:rPr>
+                <w:b/>
+                <w:bCs/>
+                <w:sz w:val="18"/>
+                <w:szCs w:val="18"/>
+              </w:rPr>
+              <w:t xml:space="preserve">____________________  </w:t>
+            </w:r>
+            <w:r>
+              <w:rPr>
+                <w:b/>
+                <w:bCs/>
+                <w:sz w:val="18"/>
+                <w:szCs w:val="18"/>
+              </w:rPr>
+              <w:t xml:space="preserve">/ </w:t>
+            </w:r>
+            <w:r>
+              <w:rPr>
+                <w:b/>
+                <w:bCs/>
+                <w:sz w:val="20"/>
+              </w:rPr>
+              <w:t>Іванович О.В.</w:t>
+            </w:r>
+            <w:r>
+              <w:rPr>
+                <w:b/>
+                <w:bCs/>
+                <w:sz w:val="18"/>
+                <w:szCs w:val="18"/>
+              </w:rPr>
+              <w:t>/</w:t>
+            </w:r>
           </w:p>
           <w:p>
             <w:pPr>
@@ -19772,86 +19905,7 @@
               <w:ind w:right="-1"/>
               <w:jc w:val="left"/>
               <w:rPr>
-                <w:b/>
-                <w:bCs/>
-                <w:sz w:val="18"/>
-                <w:szCs w:val="18"/>
-                <w:lang w:val="ru-RU"/>
-              </w:rPr>
-            </w:pPr>
-          </w:p>
-          <w:p>
-            <w:pPr>
-              <w:pStyle w:val="a4"/>
-              <w:ind w:right="-1"/>
-              <w:jc w:val="left"/>
-              <w:rPr>
-                <w:b/>
-                <w:bCs/>
-                <w:sz w:val="18"/>
-                <w:szCs w:val="18"/>
-                <w:lang w:val="ru-RU"/>
-              </w:rPr>
-            </w:pPr>
-          </w:p>
-          <w:p>
-            <w:pPr>
-              <w:pStyle w:val="a4"/>
-              <w:ind w:right="-1"/>
-              <w:jc w:val="left"/>
-              <w:rPr>
-                <w:b/>
-                <w:bCs/>
-                <w:sz w:val="18"/>
-                <w:szCs w:val="18"/>
-                <w:lang w:val="ru-RU"/>
-              </w:rPr>
-            </w:pPr>
-          </w:p>
-          <w:p>
-            <w:pPr>
-              <w:pStyle w:val="a4"/>
-              <w:ind w:left="180" w:right="-1"/>
-              <w:jc w:val="left"/>
-              <w:rPr>
-                <w:bCs/>
-                <w:sz w:val="18"/>
-                <w:szCs w:val="18"/>
-              </w:rPr>
-            </w:pPr>
-            <w:r>
-              <w:rPr>
-                <w:bCs/>
-                <w:sz w:val="18"/>
-                <w:szCs w:val="18"/>
-              </w:rPr>
-              <w:t xml:space="preserve">____________________   / </w:t>
-            </w:r>
-            <w:proofErr w:type="spellStart"/>
-            <w:r>
-              <w:rPr>
-                <w:bCs/>
-                <w:sz w:val="18"/>
-                <w:szCs w:val="18"/>
-              </w:rPr>
-              <w:t>Ягольник</w:t>
-            </w:r>
-            <w:proofErr w:type="spellEnd"/>
-            <w:r>
-              <w:rPr>
-                <w:bCs/>
-                <w:sz w:val="18"/>
-                <w:szCs w:val="18"/>
-              </w:rPr>
-              <w:t xml:space="preserve"> О.О./</w:t>
-            </w:r>
-          </w:p>
-          <w:p>
-            <w:pPr>
-              <w:pStyle w:val="a4"/>
-              <w:rPr>
-                <w:b/>
-                <w:bCs/>
+                <w:color w:val="000000"/>
                 <w:sz w:val="18"/>
                 <w:szCs w:val="18"/>
               </w:rPr>
@@ -20433,17 +20487,7 @@
     </w:p>
     <w:p>
       <w:pPr>
-        <w:ind w:firstLine="851"/>
-        <w:jc w:val="both"/>
-        <w:rPr>
-          <w:sz w:val="22"/>
-          <w:szCs w:val="22"/>
-          <w:lang w:val="uk-UA"/>
-        </w:rPr>
-      </w:pPr>
-    </w:p>
-    <w:p>
-      <w:pPr>
+        <w:pageBreakBefore/>
         <w:rPr>
           <w:b/>
           <w:bCs/>
@@ -20459,6 +20503,7 @@
           <w:szCs w:val="16"/>
           <w:lang w:val="uk-UA" w:eastAsia="uk-UA"/>
         </w:rPr>
+        <w:lastRenderedPageBreak/>
         <mc:AlternateContent>
           <mc:Choice Requires="wps">
             <w:drawing>
@@ -20513,6 +20558,7 @@
                                 <w:color w:val="C0C0C0"/>
                                 <w:sz w:val="72"/>
                                 <w:szCs w:val="72"/>
+                                <w:lang w:val="ru-RU"/>
                                 <w14:textOutline w14:w="9525" w14:cap="flat" w14:cmpd="sng" w14:algn="ctr">
                                   <w14:solidFill>
                                     <w14:srgbClr w14:val="969696"/>
@@ -20571,6 +20617,7 @@
                           <w:color w:val="C0C0C0"/>
                           <w:sz w:val="72"/>
                           <w:szCs w:val="72"/>
+                          <w:lang w:val="ru-RU"/>
                           <w14:textOutline w14:w="9525" w14:cap="flat" w14:cmpd="sng" w14:algn="ctr">
                             <w14:solidFill>
                               <w14:srgbClr w14:val="969696"/>
@@ -23014,7 +23061,7 @@
                               <w:rStyle w:val="a3"/>
                               <w:noProof/>
                             </w:rPr>
-                            <w:t>10</w:t>
+                            <w:t>1</w:t>
                           </w:r>
                           <w:r>
                             <w:rPr>
@@ -23078,7 +23125,7 @@
                         <w:rStyle w:val="a3"/>
                         <w:noProof/>
                       </w:rPr>
-                      <w:t>10</w:t>
+                      <w:t>1</w:t>
                     </w:r>
                     <w:r>
                       <w:rPr>
@@ -23150,18 +23197,8 @@
               <w:szCs w:val="20"/>
               <w:lang w:val="uk-UA"/>
             </w:rPr>
-            <w:t xml:space="preserve">О.О. </w:t>
+            <w:t xml:space="preserve"> Іванович О.В.</w:t>
           </w:r>
-          <w:proofErr w:type="spellStart"/>
-          <w:r>
-            <w:rPr>
-              <w:sz w:val="20"/>
-              <w:szCs w:val="20"/>
-              <w:lang w:val="uk-UA"/>
-            </w:rPr>
-            <w:t>Ягольник</w:t>
-          </w:r>
-          <w:proofErr w:type="spellEnd"/>
           <w:r>
             <w:rPr>
               <w:sz w:val="20"/>
@@ -24402,7 +24439,7 @@
     <w:rPrDefault>
       <w:rPr>
         <w:rFonts w:ascii="Calibri" w:eastAsia="Calibri" w:hAnsi="Calibri" w:cs="Times New Roman"/>
-        <w:lang w:val="ru-RU" w:eastAsia="ru-RU" w:bidi="ar-SA"/>
+        <w:lang w:val="ru-UA" w:eastAsia="ru-UA" w:bidi="ar-SA"/>
       </w:rPr>
     </w:rPrDefault>
     <w:pPrDefault/>
@@ -24795,7 +24832,7 @@
       <w:rFonts w:ascii="Times New Roman" w:eastAsia="Times New Roman" w:hAnsi="Times New Roman"/>
       <w:sz w:val="24"/>
       <w:szCs w:val="24"/>
-      <w:lang w:eastAsia="ar-SA"/>
+      <w:lang w:val="ru-RU" w:eastAsia="ar-SA"/>
     </w:rPr>
   </w:style>
   <w:style w:type="paragraph" w:styleId="1">
@@ -25228,13 +25265,13 @@
     <w:uiPriority w:val="99"/>
     <w:semiHidden/>
     <w:unhideWhenUsed/>
-    <w:rsid w:val="00EA0A13"/>
+    <w:rsid w:val="00D537FC"/>
     <w:pPr>
       <w:suppressAutoHyphens w:val="0"/>
       <w:spacing w:before="100" w:beforeAutospacing="1" w:after="100" w:afterAutospacing="1"/>
     </w:pPr>
     <w:rPr>
-      <w:lang w:eastAsia="ru-RU"/>
+      <w:lang w:val="ru-UA" w:eastAsia="ru-UA"/>
     </w:rPr>
   </w:style>
   <w:style w:type="character" w:styleId="af5">
@@ -25242,7 +25279,7 @@
     <w:basedOn w:val="a0"/>
     <w:uiPriority w:val="99"/>
     <w:semiHidden/>
-    <w:rsid w:val="00F50471"/>
+    <w:rsid w:val="00433273"/>
     <w:rPr>
       <w:color w:val="808080"/>
     </w:rPr>
@@ -25251,13 +25288,7 @@
     <w:name w:val="Table Grid"/>
     <w:basedOn w:val="a1"/>
     <w:uiPriority w:val="59"/>
-    <w:rsid w:val="00A538A7"/>
-    <w:rPr>
-      <w:rFonts w:asciiTheme="minorHAnsi" w:eastAsiaTheme="minorHAnsi" w:hAnsiTheme="minorHAnsi" w:cstheme="minorBidi"/>
-      <w:sz w:val="22"/>
-      <w:szCs w:val="22"/>
-      <w:lang w:val="uk-UA" w:eastAsia="en-US"/>
-    </w:rPr>
+    <w:rsid w:val="00433273"/>
     <w:tblPr>
       <w:tblBorders>
         <w:top w:val="single" w:sz="4" w:space="0" w:color="auto"/>
@@ -25277,7 +25308,7 @@
   <w:docParts>
     <w:docPart>
       <w:docPartPr>
-        <w:name w:val="9531A73B67344BCEB562720EF6460F47"/>
+        <w:name w:val="530EE0F1F4A44ECB9876DECE6E9EB520"/>
         <w:category>
           <w:name w:val="Общие"/>
           <w:gallery w:val="placeholder"/>
@@ -25288,12 +25319,12 @@
         <w:behaviors>
           <w:behavior w:val="content"/>
         </w:behaviors>
-        <w:guid w:val="{EB81AF44-BAAC-458B-BC87-A4F352C7F047}"/>
+        <w:guid w:val="{F658B6E8-547F-4C3F-8D1D-B6B41420B0E6}"/>
       </w:docPartPr>
       <w:docPartBody>
         <w:p>
           <w:pPr>
-            <w:pStyle w:val="9531A73B67344BCEB562720EF6460F47"/>
+            <w:pStyle w:val="530EE0F1F4A44ECB9876DECE6E9EB520"/>
           </w:pPr>
           <w:r>
             <w:rPr>
@@ -25306,7 +25337,7 @@
     </w:docPart>
     <w:docPart>
       <w:docPartPr>
-        <w:name w:val="7C9E28F8D26F4E28B5370CF9974354E8"/>
+        <w:name w:val="E78C8F9728D54D48BCFB70C4762E55CF"/>
         <w:category>
           <w:name w:val="Общие"/>
           <w:gallery w:val="placeholder"/>
@@ -25317,12 +25348,12 @@
         <w:behaviors>
           <w:behavior w:val="content"/>
         </w:behaviors>
-        <w:guid w:val="{89AEDECF-6F0B-41C0-BC7C-8BDBE8188B73}"/>
+        <w:guid w:val="{69DA3541-3C0E-4DAA-8203-A6F83831BF9A}"/>
       </w:docPartPr>
       <w:docPartBody>
         <w:p>
           <w:pPr>
-            <w:pStyle w:val="7C9E28F8D26F4E28B5370CF9974354E8"/>
+            <w:pStyle w:val="E78C8F9728D54D48BCFB70C4762E55CF"/>
           </w:pPr>
           <w:r>
             <w:rPr>
@@ -25335,7 +25366,7 @@
     </w:docPart>
     <w:docPart>
       <w:docPartPr>
-        <w:name w:val="1F1AC8317D4A43A59D2CA36168FEFAAA"/>
+        <w:name w:val="7EEA51828CBE430790989ACA6B8E1F6F"/>
         <w:category>
           <w:name w:val="Общие"/>
           <w:gallery w:val="placeholder"/>
@@ -25346,12 +25377,12 @@
         <w:behaviors>
           <w:behavior w:val="content"/>
         </w:behaviors>
-        <w:guid w:val="{4DD89F0C-13E6-4D9E-9DFA-E956AD0026C9}"/>
+        <w:guid w:val="{CC91D262-8967-4B89-BB09-71E02CE8AFCB}"/>
       </w:docPartPr>
       <w:docPartBody>
         <w:p>
           <w:pPr>
-            <w:pStyle w:val="1F1AC8317D4A43A59D2CA36168FEFAAA"/>
+            <w:pStyle w:val="7EEA51828CBE430790989ACA6B8E1F6F"/>
           </w:pPr>
           <w:r>
             <w:rPr>
@@ -25364,7 +25395,7 @@
     </w:docPart>
     <w:docPart>
       <w:docPartPr>
-        <w:name w:val="F0A54218D9C14BA39942E9B7D6D88D4D"/>
+        <w:name w:val="204CD124A36D4F3983C19B4CCC15FF2E"/>
         <w:category>
           <w:name w:val="Общие"/>
           <w:gallery w:val="placeholder"/>
@@ -25375,12 +25406,12 @@
         <w:behaviors>
           <w:behavior w:val="content"/>
         </w:behaviors>
-        <w:guid w:val="{A89AA713-04CD-4ECB-BEC4-4E0EB8C3CCF0}"/>
+        <w:guid w:val="{B5A55C64-C0B0-43F1-B31A-9F6508A9BD33}"/>
       </w:docPartPr>
       <w:docPartBody>
         <w:p>
           <w:pPr>
-            <w:pStyle w:val="F0A54218D9C14BA39942E9B7D6D88D4D"/>
+            <w:pStyle w:val="204CD124A36D4F3983C19B4CCC15FF2E"/>
           </w:pPr>
           <w:r>
             <w:rPr>
@@ -25394,7 +25425,7 @@
     </w:docPart>
     <w:docPart>
       <w:docPartPr>
-        <w:name w:val="1445153D1EA24DE8AD54834BB654C2D3"/>
+        <w:name w:val="6D48B63B22E145E9B8326089A4015092"/>
         <w:category>
           <w:name w:val="Общие"/>
           <w:gallery w:val="placeholder"/>
@@ -25405,12 +25436,163 @@
         <w:behaviors>
           <w:behavior w:val="content"/>
         </w:behaviors>
-        <w:guid w:val="{3E7C9F87-0A6A-43E9-8D05-BC7DF749D20B}"/>
+        <w:guid w:val="{9980E1A1-CD55-4C51-A1A4-0F31ACCD15A1}"/>
       </w:docPartPr>
       <w:docPartBody>
         <w:p>
           <w:pPr>
-            <w:pStyle w:val="1445153D1EA24DE8AD54834BB654C2D3"/>
+            <w:pStyle w:val="6D48B63B22E145E9B8326089A4015092"/>
+          </w:pPr>
+          <w:r>
+            <w:rPr>
+              <w:rStyle w:val="a3"/>
+              <w:rFonts w:eastAsia="Calibri"/>
+              <w:b/>
+              <w:lang w:val="uk-UA"/>
+            </w:rPr>
+            <w:t>Место для ввода текста.</w:t>
+          </w:r>
+        </w:p>
+      </w:docPartBody>
+    </w:docPart>
+    <w:docPart>
+      <w:docPartPr>
+        <w:name w:val="16AB705F28504B66998FC689AA896180"/>
+        <w:category>
+          <w:name w:val="Общие"/>
+          <w:gallery w:val="placeholder"/>
+        </w:category>
+        <w:types>
+          <w:type w:val="bbPlcHdr"/>
+        </w:types>
+        <w:behaviors>
+          <w:behavior w:val="content"/>
+        </w:behaviors>
+        <w:guid w:val="{6689C656-8304-4F03-A17E-6F934656C9CF}"/>
+      </w:docPartPr>
+      <w:docPartBody>
+        <w:p>
+          <w:pPr>
+            <w:pStyle w:val="16AB705F28504B66998FC689AA896180"/>
+          </w:pPr>
+          <w:r>
+            <w:rPr>
+              <w:rStyle w:val="a3"/>
+              <w:rFonts w:eastAsia="Calibri"/>
+              <w:b/>
+              <w:lang w:val="uk-UA"/>
+            </w:rPr>
+            <w:t>Место для ввода текста.</w:t>
+          </w:r>
+        </w:p>
+      </w:docPartBody>
+    </w:docPart>
+    <w:docPart>
+      <w:docPartPr>
+        <w:name w:val="19C59CFD4B2543D8907368B5E1646B31"/>
+        <w:category>
+          <w:name w:val="Общие"/>
+          <w:gallery w:val="placeholder"/>
+        </w:category>
+        <w:types>
+          <w:type w:val="bbPlcHdr"/>
+        </w:types>
+        <w:behaviors>
+          <w:behavior w:val="content"/>
+        </w:behaviors>
+        <w:guid w:val="{743AE457-DB4E-4CFC-B50A-FF772155E73A}"/>
+      </w:docPartPr>
+      <w:docPartBody>
+        <w:p>
+          <w:pPr>
+            <w:pStyle w:val="19C59CFD4B2543D8907368B5E1646B31"/>
+          </w:pPr>
+          <w:r>
+            <w:rPr>
+              <w:rStyle w:val="a3"/>
+            </w:rPr>
+            <w:t>Выберите стандартный блок.</w:t>
+          </w:r>
+        </w:p>
+      </w:docPartBody>
+    </w:docPart>
+    <w:docPart>
+      <w:docPartPr>
+        <w:name w:val="7781E5C8786B480DBC8B841D2338B98E"/>
+        <w:category>
+          <w:name w:val="Общие"/>
+          <w:gallery w:val="placeholder"/>
+        </w:category>
+        <w:types>
+          <w:type w:val="bbPlcHdr"/>
+        </w:types>
+        <w:behaviors>
+          <w:behavior w:val="content"/>
+        </w:behaviors>
+        <w:guid w:val="{BA4D4A4A-C2E5-4A6D-A013-0763A521930F}"/>
+      </w:docPartPr>
+      <w:docPartBody>
+        <w:p>
+          <w:pPr>
+            <w:pStyle w:val="7781E5C8786B480DBC8B841D2338B98E"/>
+          </w:pPr>
+          <w:r>
+            <w:rPr>
+              <w:rStyle w:val="a3"/>
+            </w:rPr>
+            <w:t>Выберите стандартный блок.</w:t>
+          </w:r>
+        </w:p>
+      </w:docPartBody>
+    </w:docPart>
+    <w:docPart>
+      <w:docPartPr>
+        <w:name w:val="B8B3C6042E6E4F9FB610A16D28C8E06F"/>
+        <w:category>
+          <w:name w:val="Общие"/>
+          <w:gallery w:val="placeholder"/>
+        </w:category>
+        <w:types>
+          <w:type w:val="bbPlcHdr"/>
+        </w:types>
+        <w:behaviors>
+          <w:behavior w:val="content"/>
+        </w:behaviors>
+        <w:guid w:val="{4360B797-068F-4607-B1A5-497F500ECFA5}"/>
+      </w:docPartPr>
+      <w:docPartBody>
+        <w:p>
+          <w:pPr>
+            <w:pStyle w:val="B8B3C6042E6E4F9FB610A16D28C8E06F"/>
+          </w:pPr>
+          <w:r>
+            <w:rPr>
+              <w:rStyle w:val="a3"/>
+            </w:rPr>
+            <w:t>Выберите стандартный блок.</w:t>
+          </w:r>
+        </w:p>
+      </w:docPartBody>
+    </w:docPart>
+    <w:docPart>
+      <w:docPartPr>
+        <w:name w:val="D88FEA2A7C2E4E2AB5F6D3754731B322"/>
+        <w:category>
+          <w:name w:val="Общие"/>
+          <w:gallery w:val="placeholder"/>
+        </w:category>
+        <w:types>
+          <w:type w:val="bbPlcHdr"/>
+        </w:types>
+        <w:behaviors>
+          <w:behavior w:val="content"/>
+        </w:behaviors>
+        <w:guid w:val="{F533E4CF-4A87-4AFB-BED3-BEC978A39C96}"/>
+      </w:docPartPr>
+      <w:docPartBody>
+        <w:p>
+          <w:pPr>
+            <w:pStyle w:val="D88FEA2A7C2E4E2AB5F6D3754731B322"/>
           </w:pPr>
           <w:r>
             <w:rPr>
@@ -25424,7 +25606,7 @@
     </w:docPart>
     <w:docPart>
       <w:docPartPr>
-        <w:name w:val="DefaultPlaceholder_-1854013440"/>
+        <w:name w:val="8BA6D92A4A114F0698515DCC6CA3F820"/>
         <w:category>
           <w:name w:val="Общие"/>
           <w:gallery w:val="placeholder"/>
@@ -25435,125 +25617,12 @@
         <w:behaviors>
           <w:behavior w:val="content"/>
         </w:behaviors>
-        <w:guid w:val="{C6F096DF-3644-41A1-8F32-5B4658324952}"/>
-      </w:docPartPr>
-      <w:docPartBody>
-        <w:p>
-          <w:r>
-            <w:rPr>
-              <w:rStyle w:val="a3"/>
-            </w:rPr>
-            <w:t>Место для ввода текста.</w:t>
-          </w:r>
-        </w:p>
-      </w:docPartBody>
-    </w:docPart>
-    <w:docPart>
-      <w:docPartPr>
-        <w:name w:val="D2ABFCAB60B44E4A8CED742B1AAC2C47"/>
-        <w:category>
-          <w:name w:val="Общие"/>
-          <w:gallery w:val="placeholder"/>
-        </w:category>
-        <w:types>
-          <w:type w:val="bbPlcHdr"/>
-        </w:types>
-        <w:behaviors>
-          <w:behavior w:val="content"/>
-        </w:behaviors>
-        <w:guid w:val="{0AF3B377-3A48-49F1-AFD3-F1E229CE4087}"/>
+        <w:guid w:val="{D8A7C304-CF6C-4073-B9A5-E9C8346FA3D8}"/>
       </w:docPartPr>
       <w:docPartBody>
         <w:p>
           <w:pPr>
-            <w:pStyle w:val="D2ABFCAB60B44E4A8CED742B1AAC2C47"/>
-          </w:pPr>
-          <w:r>
-            <w:rPr>
-              <w:rStyle w:val="a3"/>
-            </w:rPr>
-            <w:t>Выберите стандартный блок.</w:t>
-          </w:r>
-        </w:p>
-      </w:docPartBody>
-    </w:docPart>
-    <w:docPart>
-      <w:docPartPr>
-        <w:name w:val="DCCBB53E4B4845FB8EBB48E414063ED8"/>
-        <w:category>
-          <w:name w:val="Общие"/>
-          <w:gallery w:val="placeholder"/>
-        </w:category>
-        <w:types>
-          <w:type w:val="bbPlcHdr"/>
-        </w:types>
-        <w:behaviors>
-          <w:behavior w:val="content"/>
-        </w:behaviors>
-        <w:guid w:val="{FD2A1603-5ED5-43B9-AC1B-9287018E49C3}"/>
-      </w:docPartPr>
-      <w:docPartBody>
-        <w:p>
-          <w:pPr>
-            <w:pStyle w:val="DCCBB53E4B4845FB8EBB48E414063ED8"/>
-          </w:pPr>
-          <w:r>
-            <w:rPr>
-              <w:rStyle w:val="a3"/>
-            </w:rPr>
-            <w:t>Выберите стандартный блок.</w:t>
-          </w:r>
-        </w:p>
-      </w:docPartBody>
-    </w:docPart>
-    <w:docPart>
-      <w:docPartPr>
-        <w:name w:val="B25E775B616D45278BE7D903F513D002"/>
-        <w:category>
-          <w:name w:val="Общие"/>
-          <w:gallery w:val="placeholder"/>
-        </w:category>
-        <w:types>
-          <w:type w:val="bbPlcHdr"/>
-        </w:types>
-        <w:behaviors>
-          <w:behavior w:val="content"/>
-        </w:behaviors>
-        <w:guid w:val="{D5B57CAB-BB24-4879-95B1-22F8B15B419B}"/>
-      </w:docPartPr>
-      <w:docPartBody>
-        <w:p>
-          <w:pPr>
-            <w:pStyle w:val="B25E775B616D45278BE7D903F513D002"/>
-          </w:pPr>
-          <w:r>
-            <w:rPr>
-              <w:rStyle w:val="a3"/>
-            </w:rPr>
-            <w:t>Выберите стандартный блок.</w:t>
-          </w:r>
-        </w:p>
-      </w:docPartBody>
-    </w:docPart>
-    <w:docPart>
-      <w:docPartPr>
-        <w:name w:val="12AB08C734544DA69799945ED086AD84"/>
-        <w:category>
-          <w:name w:val="Общие"/>
-          <w:gallery w:val="placeholder"/>
-        </w:category>
-        <w:types>
-          <w:type w:val="bbPlcHdr"/>
-        </w:types>
-        <w:behaviors>
-          <w:behavior w:val="content"/>
-        </w:behaviors>
-        <w:guid w:val="{C55AD846-92EA-4DD9-A6A8-55362F0304E5}"/>
-      </w:docPartPr>
-      <w:docPartBody>
-        <w:p>
-          <w:pPr>
-            <w:pStyle w:val="12AB08C734544DA69799945ED086AD84"/>
+            <w:pStyle w:val="8BA6D92A4A114F0698515DCC6CA3F820"/>
           </w:pPr>
           <w:r>
             <w:rPr>
@@ -25567,7 +25636,7 @@
     </w:docPart>
     <w:docPart>
       <w:docPartPr>
-        <w:name w:val="F6621E48E7644EBAB69D5A9E7D8E50B2"/>
+        <w:name w:val="6983AC2EBE3E47A49966144EB9C0C836"/>
         <w:category>
           <w:name w:val="Общие"/>
           <w:gallery w:val="placeholder"/>
@@ -25578,12 +25647,12 @@
         <w:behaviors>
           <w:behavior w:val="content"/>
         </w:behaviors>
-        <w:guid w:val="{11403A91-8BD1-49E1-A013-03BD17AF7F9F}"/>
+        <w:guid w:val="{CA5B36F7-56E3-4758-A3BF-E6F895CBCB58}"/>
       </w:docPartPr>
       <w:docPartBody>
         <w:p>
           <w:pPr>
-            <w:pStyle w:val="F6621E48E7644EBAB69D5A9E7D8E50B2"/>
+            <w:pStyle w:val="6983AC2EBE3E47A49966144EB9C0C836"/>
           </w:pPr>
           <w:r>
             <w:rPr>
@@ -25597,7 +25666,7 @@
     </w:docPart>
     <w:docPart>
       <w:docPartPr>
-        <w:name w:val="1632A1DE11E8424CA8DCA805CF9A24FD"/>
+        <w:name w:val="D09906AED5F642DCB70CA4D5C58E4C9D"/>
         <w:category>
           <w:name w:val="Общие"/>
           <w:gallery w:val="placeholder"/>
@@ -25608,12 +25677,12 @@
         <w:behaviors>
           <w:behavior w:val="content"/>
         </w:behaviors>
-        <w:guid w:val="{BBCEF196-0C6A-4248-AF4F-BC6B9B14EDEF}"/>
+        <w:guid w:val="{C1922EF0-3CC9-4CE8-A489-B722DD2D29B9}"/>
       </w:docPartPr>
       <w:docPartBody>
         <w:p>
           <w:pPr>
-            <w:pStyle w:val="1632A1DE11E8424CA8DCA805CF9A24FD"/>
+            <w:pStyle w:val="D09906AED5F642DCB70CA4D5C58E4C9D"/>
           </w:pPr>
           <w:r>
             <w:rPr>
@@ -25627,7 +25696,7 @@
     </w:docPart>
     <w:docPart>
       <w:docPartPr>
-        <w:name w:val="C0115821730E4705B1D20F60A5631C7E"/>
+        <w:name w:val="99B0A774B8004B8799906580889DB84C"/>
         <w:category>
           <w:name w:val="Общие"/>
           <w:gallery w:val="placeholder"/>
@@ -25638,12 +25707,12 @@
         <w:behaviors>
           <w:behavior w:val="content"/>
         </w:behaviors>
-        <w:guid w:val="{7596A1CD-EE57-4394-BB4A-4B7FC3343735}"/>
+        <w:guid w:val="{60AFC035-80AE-44C0-996C-9F86E83A2493}"/>
       </w:docPartPr>
       <w:docPartBody>
         <w:p>
           <w:pPr>
-            <w:pStyle w:val="C0115821730E4705B1D20F60A5631C7E"/>
+            <w:pStyle w:val="99B0A774B8004B8799906580889DB84C"/>
           </w:pPr>
           <w:r>
             <w:rPr>
@@ -25657,7 +25726,7 @@
     </w:docPart>
     <w:docPart>
       <w:docPartPr>
-        <w:name w:val="AE44577397BF4EBFABE8901EDDA4D3F2"/>
+        <w:name w:val="2D82C32D3D8943D29C5344004C58E351"/>
         <w:category>
           <w:name w:val="Общие"/>
           <w:gallery w:val="placeholder"/>
@@ -25668,12 +25737,12 @@
         <w:behaviors>
           <w:behavior w:val="content"/>
         </w:behaviors>
-        <w:guid w:val="{A34634CE-EE2A-4635-AAB7-46DB1A233FD5}"/>
+        <w:guid w:val="{9D64F2CA-A454-40B0-B6D3-857C13AAD39C}"/>
       </w:docPartPr>
       <w:docPartBody>
         <w:p>
           <w:pPr>
-            <w:pStyle w:val="AE44577397BF4EBFABE8901EDDA4D3F2"/>
+            <w:pStyle w:val="2D82C32D3D8943D29C5344004C58E351"/>
           </w:pPr>
           <w:r>
             <w:rPr>
@@ -25687,7 +25756,7 @@
     </w:docPart>
     <w:docPart>
       <w:docPartPr>
-        <w:name w:val="96EA1072FBEC44EAB281A4B367BED180"/>
+        <w:name w:val="F360BADA60AB4C6E971FA9E4C3FD4B44"/>
         <w:category>
           <w:name w:val="Общие"/>
           <w:gallery w:val="placeholder"/>
@@ -25698,12 +25767,12 @@
         <w:behaviors>
           <w:behavior w:val="content"/>
         </w:behaviors>
-        <w:guid w:val="{545A3865-D499-41AE-9D8F-50BE3CAEE23A}"/>
+        <w:guid w:val="{9CACE023-30DB-46E2-8F3A-A2B451DFD6DF}"/>
       </w:docPartPr>
       <w:docPartBody>
         <w:p>
           <w:pPr>
-            <w:pStyle w:val="96EA1072FBEC44EAB281A4B367BED180"/>
+            <w:pStyle w:val="F360BADA60AB4C6E971FA9E4C3FD4B44"/>
           </w:pPr>
           <w:r>
             <w:rPr>
@@ -25717,7 +25786,7 @@
     </w:docPart>
     <w:docPart>
       <w:docPartPr>
-        <w:name w:val="8C71AE017F2B40EFB2843FED881232D7"/>
+        <w:name w:val="A89048BF40C34BA299AEB4BDFA6B6B42"/>
         <w:category>
           <w:name w:val="Общие"/>
           <w:gallery w:val="placeholder"/>
@@ -25728,12 +25797,12 @@
         <w:behaviors>
           <w:behavior w:val="content"/>
         </w:behaviors>
-        <w:guid w:val="{852232C4-4BD6-4F90-A194-9F196B1E839F}"/>
+        <w:guid w:val="{220EF18E-23D6-49BB-8A8F-B572E1E9B460}"/>
       </w:docPartPr>
       <w:docPartBody>
         <w:p>
           <w:pPr>
-            <w:pStyle w:val="8C71AE017F2B40EFB2843FED881232D7"/>
+            <w:pStyle w:val="A89048BF40C34BA299AEB4BDFA6B6B42"/>
           </w:pPr>
           <w:r>
             <w:rPr>
@@ -25746,7 +25815,7 @@
     </w:docPart>
     <w:docPart>
       <w:docPartPr>
-        <w:name w:val="D8AFF062609847CF88B591E0FA998AFD"/>
+        <w:name w:val="E1B79CAA995142739B37ACA7AFEA6BFF"/>
         <w:category>
           <w:name w:val="Общие"/>
           <w:gallery w:val="placeholder"/>
@@ -25757,12 +25826,12 @@
         <w:behaviors>
           <w:behavior w:val="content"/>
         </w:behaviors>
-        <w:guid w:val="{C36D3222-C786-4995-B41C-A2E831661775}"/>
+        <w:guid w:val="{3ADE0300-35ED-4286-BF77-1919C390AD51}"/>
       </w:docPartPr>
       <w:docPartBody>
         <w:p>
           <w:pPr>
-            <w:pStyle w:val="D8AFF062609847CF88B591E0FA998AFD"/>
+            <w:pStyle w:val="E1B79CAA995142739B37ACA7AFEA6BFF"/>
           </w:pPr>
           <w:r>
             <w:rPr>
@@ -25775,7 +25844,7 @@
     </w:docPart>
     <w:docPart>
       <w:docPartPr>
-        <w:name w:val="60A636A6D7AB49F29C006B3634EA8229"/>
+        <w:name w:val="619CD5F2E412427CA285A84D8E061E3E"/>
         <w:category>
           <w:name w:val="Общие"/>
           <w:gallery w:val="placeholder"/>
@@ -25786,12 +25855,12 @@
         <w:behaviors>
           <w:behavior w:val="content"/>
         </w:behaviors>
-        <w:guid w:val="{DC9A02F6-40E3-445D-A46B-7890DB88458D}"/>
+        <w:guid w:val="{419C09BB-E20D-4EB4-84AA-DD2073F4B6EC}"/>
       </w:docPartPr>
       <w:docPartBody>
         <w:p>
           <w:pPr>
-            <w:pStyle w:val="60A636A6D7AB49F29C006B3634EA8229"/>
+            <w:pStyle w:val="619CD5F2E412427CA285A84D8E061E3E"/>
           </w:pPr>
           <w:r>
             <w:rPr>
@@ -25804,7 +25873,7 @@
     </w:docPart>
     <w:docPart>
       <w:docPartPr>
-        <w:name w:val="891E451924484477A5210B71FE33C5E0"/>
+        <w:name w:val="915F116B3F644E2D9FF2C33967F65CFB"/>
         <w:category>
           <w:name w:val="Общие"/>
           <w:gallery w:val="placeholder"/>
@@ -25815,12 +25884,162 @@
         <w:behaviors>
           <w:behavior w:val="content"/>
         </w:behaviors>
-        <w:guid w:val="{88238CC8-E46E-492C-A9AA-BF8A9B07C631}"/>
+        <w:guid w:val="{120CD14C-475E-4A71-A0AF-8C89163DFCC8}"/>
       </w:docPartPr>
       <w:docPartBody>
         <w:p>
           <w:pPr>
-            <w:pStyle w:val="891E451924484477A5210B71FE33C5E0"/>
+            <w:pStyle w:val="915F116B3F644E2D9FF2C33967F65CFB"/>
+          </w:pPr>
+          <w:r>
+            <w:rPr>
+              <w:rStyle w:val="a3"/>
+              <w:rFonts w:eastAsiaTheme="minorHAnsi"/>
+            </w:rPr>
+            <w:t>Место для ввода текста.</w:t>
+          </w:r>
+        </w:p>
+      </w:docPartBody>
+    </w:docPart>
+    <w:docPart>
+      <w:docPartPr>
+        <w:name w:val="11577F2D7CDB478381C39E605B9AA2D9"/>
+        <w:category>
+          <w:name w:val="Общие"/>
+          <w:gallery w:val="placeholder"/>
+        </w:category>
+        <w:types>
+          <w:type w:val="bbPlcHdr"/>
+        </w:types>
+        <w:behaviors>
+          <w:behavior w:val="content"/>
+        </w:behaviors>
+        <w:guid w:val="{918B0101-9ABA-4D8D-98D7-4BF034AF4943}"/>
+      </w:docPartPr>
+      <w:docPartBody>
+        <w:p>
+          <w:pPr>
+            <w:pStyle w:val="11577F2D7CDB478381C39E605B9AA2D9"/>
+          </w:pPr>
+          <w:r>
+            <w:rPr>
+              <w:rStyle w:val="a3"/>
+              <w:rFonts w:eastAsiaTheme="minorHAnsi"/>
+            </w:rPr>
+            <w:t>Место для ввода текста.</w:t>
+          </w:r>
+        </w:p>
+      </w:docPartBody>
+    </w:docPart>
+    <w:docPart>
+      <w:docPartPr>
+        <w:name w:val="F0FE2D89833B467B8F71AE2D40749386"/>
+        <w:category>
+          <w:name w:val="Общие"/>
+          <w:gallery w:val="placeholder"/>
+        </w:category>
+        <w:types>
+          <w:type w:val="bbPlcHdr"/>
+        </w:types>
+        <w:behaviors>
+          <w:behavior w:val="content"/>
+        </w:behaviors>
+        <w:guid w:val="{EF5133BD-75D0-4DD9-995B-C8057EF04A4E}"/>
+      </w:docPartPr>
+      <w:docPartBody>
+        <w:p>
+          <w:pPr>
+            <w:pStyle w:val="F0FE2D89833B467B8F71AE2D40749386"/>
+          </w:pPr>
+          <w:r>
+            <w:rPr>
+              <w:rStyle w:val="a3"/>
+              <w:rFonts w:eastAsiaTheme="minorHAnsi"/>
+            </w:rPr>
+            <w:t>Место для ввода текста.</w:t>
+          </w:r>
+        </w:p>
+      </w:docPartBody>
+    </w:docPart>
+    <w:docPart>
+      <w:docPartPr>
+        <w:name w:val="4C9373E5D68D47B18281FE8B26CE2814"/>
+        <w:category>
+          <w:name w:val="Общие"/>
+          <w:gallery w:val="placeholder"/>
+        </w:category>
+        <w:types>
+          <w:type w:val="bbPlcHdr"/>
+        </w:types>
+        <w:behaviors>
+          <w:behavior w:val="content"/>
+        </w:behaviors>
+        <w:guid w:val="{DC907E47-2DFD-41C5-B835-684A1F26EBE6}"/>
+      </w:docPartPr>
+      <w:docPartBody>
+        <w:p>
+          <w:pPr>
+            <w:pStyle w:val="4C9373E5D68D47B18281FE8B26CE2814"/>
+          </w:pPr>
+          <w:r>
+            <w:rPr>
+              <w:rStyle w:val="a3"/>
+              <w:lang w:val="uk-UA"/>
+            </w:rPr>
+            <w:t>Место для ввода текста.</w:t>
+          </w:r>
+        </w:p>
+      </w:docPartBody>
+    </w:docPart>
+    <w:docPart>
+      <w:docPartPr>
+        <w:name w:val="BDAF6BE210B04597AC7351BF6E2D2ED4"/>
+        <w:category>
+          <w:name w:val="Общие"/>
+          <w:gallery w:val="placeholder"/>
+        </w:category>
+        <w:types>
+          <w:type w:val="bbPlcHdr"/>
+        </w:types>
+        <w:behaviors>
+          <w:behavior w:val="content"/>
+        </w:behaviors>
+        <w:guid w:val="{0FD218BF-8F66-453A-82EB-634F7402E242}"/>
+      </w:docPartPr>
+      <w:docPartBody>
+        <w:p>
+          <w:pPr>
+            <w:pStyle w:val="BDAF6BE210B04597AC7351BF6E2D2ED4"/>
+          </w:pPr>
+          <w:r>
+            <w:rPr>
+              <w:rStyle w:val="a3"/>
+              <w:lang w:val="uk-UA"/>
+            </w:rPr>
+            <w:t>Место для ввода текста.</w:t>
+          </w:r>
+        </w:p>
+      </w:docPartBody>
+    </w:docPart>
+    <w:docPart>
+      <w:docPartPr>
+        <w:name w:val="F70D5AF6E26F423981B3F3AE949574F5"/>
+        <w:category>
+          <w:name w:val="Общие"/>
+          <w:gallery w:val="placeholder"/>
+        </w:category>
+        <w:types>
+          <w:type w:val="bbPlcHdr"/>
+        </w:types>
+        <w:behaviors>
+          <w:behavior w:val="content"/>
+        </w:behaviors>
+        <w:guid w:val="{16F74526-4668-41BB-884C-C60DD1EBD80C}"/>
+      </w:docPartPr>
+      <w:docPartBody>
+        <w:p>
+          <w:pPr>
+            <w:pStyle w:val="F70D5AF6E26F423981B3F3AE949574F5"/>
           </w:pPr>
           <w:r>
             <w:rPr>
@@ -25833,7 +26052,7 @@
     </w:docPart>
     <w:docPart>
       <w:docPartPr>
-        <w:name w:val="9CB65150BFDB43B4A655726BE56009D7"/>
+        <w:name w:val="5014A892229E4B02B2120781E199E840"/>
         <w:category>
           <w:name w:val="Общие"/>
           <w:gallery w:val="placeholder"/>
@@ -25844,12 +26063,12 @@
         <w:behaviors>
           <w:behavior w:val="content"/>
         </w:behaviors>
-        <w:guid w:val="{571CE456-4AD5-4DCB-9923-2625DD768A67}"/>
+        <w:guid w:val="{F2F42D86-9A38-4BD6-8E2C-7761CFABD720}"/>
       </w:docPartPr>
       <w:docPartBody>
         <w:p>
           <w:pPr>
-            <w:pStyle w:val="9CB65150BFDB43B4A655726BE56009D7"/>
+            <w:pStyle w:val="5014A892229E4B02B2120781E199E840"/>
           </w:pPr>
           <w:r>
             <w:rPr>
@@ -25862,7 +26081,7 @@
     </w:docPart>
     <w:docPart>
       <w:docPartPr>
-        <w:name w:val="00F089EADE1C47E0912B6D2391354F3F"/>
+        <w:name w:val="FFAC20BE111649BDA8AF4CA54FB2F383"/>
         <w:category>
           <w:name w:val="Общие"/>
           <w:gallery w:val="placeholder"/>
@@ -25873,132 +26092,17 @@
         <w:behaviors>
           <w:behavior w:val="content"/>
         </w:behaviors>
-        <w:guid w:val="{ADBE93ED-2711-4571-A718-BDC96500F1CC}"/>
+        <w:guid w:val="{44E6669E-F052-4C75-840D-C542C54803F1}"/>
       </w:docPartPr>
       <w:docPartBody>
         <w:p>
           <w:pPr>
-            <w:pStyle w:val="00F089EADE1C47E0912B6D2391354F3F"/>
+            <w:pStyle w:val="FFAC20BE111649BDA8AF4CA54FB2F383"/>
           </w:pPr>
           <w:r>
             <w:rPr>
               <w:rStyle w:val="a3"/>
-            </w:rPr>
-            <w:t>Место для ввода текста.</w:t>
-          </w:r>
-        </w:p>
-      </w:docPartBody>
-    </w:docPart>
-    <w:docPart>
-      <w:docPartPr>
-        <w:name w:val="51162FD60223426586D852C9B3DBE47D"/>
-        <w:category>
-          <w:name w:val="Общие"/>
-          <w:gallery w:val="placeholder"/>
-        </w:category>
-        <w:types>
-          <w:type w:val="bbPlcHdr"/>
-        </w:types>
-        <w:behaviors>
-          <w:behavior w:val="content"/>
-        </w:behaviors>
-        <w:guid w:val="{AE3F4CDC-1E80-4710-84E1-BAFB5E6AC3CB}"/>
-      </w:docPartPr>
-      <w:docPartBody>
-        <w:p>
-          <w:pPr>
-            <w:pStyle w:val="51162FD60223426586D852C9B3DBE47D"/>
-          </w:pPr>
-          <w:r>
-            <w:rPr>
-              <w:rStyle w:val="a3"/>
-            </w:rPr>
-            <w:t>Место для ввода текста.</w:t>
-          </w:r>
-        </w:p>
-      </w:docPartBody>
-    </w:docPart>
-    <w:docPart>
-      <w:docPartPr>
-        <w:name w:val="0930F70D751C451E94D7FDD7990EC212"/>
-        <w:category>
-          <w:name w:val="Общие"/>
-          <w:gallery w:val="placeholder"/>
-        </w:category>
-        <w:types>
-          <w:type w:val="bbPlcHdr"/>
-        </w:types>
-        <w:behaviors>
-          <w:behavior w:val="content"/>
-        </w:behaviors>
-        <w:guid w:val="{E4F1C71A-0F6D-45FF-8AF1-88950C88C948}"/>
-      </w:docPartPr>
-      <w:docPartBody>
-        <w:p>
-          <w:pPr>
-            <w:pStyle w:val="0930F70D751C451E94D7FDD7990EC212"/>
-          </w:pPr>
-          <w:r>
-            <w:rPr>
-              <w:rStyle w:val="a3"/>
-            </w:rPr>
-            <w:t>Место для ввода текста.</w:t>
-          </w:r>
-        </w:p>
-      </w:docPartBody>
-    </w:docPart>
-    <w:docPart>
-      <w:docPartPr>
-        <w:name w:val="797D4ACAC02F4FF68D348B5FF679ADF2"/>
-        <w:category>
-          <w:name w:val="Общие"/>
-          <w:gallery w:val="placeholder"/>
-        </w:category>
-        <w:types>
-          <w:type w:val="bbPlcHdr"/>
-        </w:types>
-        <w:behaviors>
-          <w:behavior w:val="content"/>
-        </w:behaviors>
-        <w:guid w:val="{DA745B6E-6026-4B7B-A546-C1404DEF9B81}"/>
-      </w:docPartPr>
-      <w:docPartBody>
-        <w:p>
-          <w:pPr>
-            <w:pStyle w:val="797D4ACAC02F4FF68D348B5FF679ADF2"/>
-          </w:pPr>
-          <w:r>
-            <w:rPr>
-              <w:rStyle w:val="a3"/>
-            </w:rPr>
-            <w:t>Место для ввода текста.</w:t>
-          </w:r>
-        </w:p>
-      </w:docPartBody>
-    </w:docPart>
-    <w:docPart>
-      <w:docPartPr>
-        <w:name w:val="91F97F3366F04D49B3A2047795C94F09"/>
-        <w:category>
-          <w:name w:val="Общие"/>
-          <w:gallery w:val="placeholder"/>
-        </w:category>
-        <w:types>
-          <w:type w:val="bbPlcHdr"/>
-        </w:types>
-        <w:behaviors>
-          <w:behavior w:val="content"/>
-        </w:behaviors>
-        <w:guid w:val="{25524167-BCE7-4071-B366-902DDE488402}"/>
-      </w:docPartPr>
-      <w:docPartBody>
-        <w:p>
-          <w:pPr>
-            <w:pStyle w:val="91F97F3366F04D49B3A2047795C94F09"/>
-          </w:pPr>
-          <w:r>
-            <w:rPr>
-              <w:rStyle w:val="a3"/>
+              <w:lang w:val="uk-UA"/>
             </w:rPr>
             <w:t>Место для ввода текста.</w:t>
           </w:r>
@@ -26087,8 +26191,7 @@
 <file path=word/glossary/settings.xml><?xml version="1.0" encoding="utf-8"?>
 <w:settings xmlns:mc="http://schemas.openxmlformats.org/markup-compatibility/2006" xmlns:o="urn:schemas-microsoft-com:office:office" xmlns:r="http://schemas.openxmlformats.org/officeDocument/2006/relationships" xmlns:m="http://schemas.openxmlformats.org/officeDocument/2006/math" xmlns:v="urn:schemas-microsoft-com:vml" xmlns:w10="urn:schemas-microsoft-com:office:word" xmlns:w="http://schemas.openxmlformats.org/wordprocessingml/2006/main" xmlns:w14="http://schemas.microsoft.com/office/word/2010/wordml" xmlns:w15="http://schemas.microsoft.com/office/word/2012/wordml" xmlns:w16cid="http://schemas.microsoft.com/office/word/2016/wordml/cid" xmlns:w16se="http://schemas.microsoft.com/office/word/2015/wordml/symex" xmlns:sl="http://schemas.openxmlformats.org/schemaLibrary/2006/main" mc:Ignorable="w14 w15 w16se w16cid">
   <w:view w:val="normal"/>
-  <w:revisionView w:comments="0" w:formatting="0"/>
-  <w:defaultTabStop w:val="708"/>
+  <w:defaultTabStop w:val="720"/>
   <w:characterSpacingControl w:val="doNotCompress"/>
   <w:compat>
     <w:useFELayout/>
@@ -26100,12 +26203,12 @@
     <w:compatSetting w:name="useWord2013TrackBottomHyphenation" w:uri="http://schemas.microsoft.com/office/word" w:val="0"/>
   </w:compat>
   <w:rsids>
-    <w:rsidRoot w:val="00B93D3E"/>
-    <w:rsid w:val="00567AAF"/>
-    <w:rsid w:val="007D54E2"/>
-    <w:rsid w:val="008D21B1"/>
-    <w:rsid w:val="00B93D3E"/>
-    <w:rsid w:val="00CE1C72"/>
+    <w:rsidRoot w:val="00884290"/>
+    <w:rsid w:val="002E0711"/>
+    <w:rsid w:val="006B09E2"/>
+    <w:rsid w:val="00884290"/>
+    <w:rsid w:val="00B03AA4"/>
+    <w:rsid w:val="00DE7FE0"/>
   </w:rsids>
   <m:mathPr>
     <m:mathFont m:val="Cambria Math"/>
@@ -26120,7 +26223,7 @@
     <m:intLim m:val="subSup"/>
     <m:naryLim m:val="undOvr"/>
   </m:mathPr>
-  <w:themeFontLang w:val="ru-RU"/>
+  <w:themeFontLang w:val="ru-UA"/>
   <w:clrSchemeMapping w:bg1="light1" w:t1="dark1" w:bg2="light2" w:t2="dark2" w:accent1="accent1" w:accent2="accent2" w:accent3="accent3" w:accent4="accent4" w:accent5="accent5" w:accent6="accent6" w:hyperlink="hyperlink" w:followedHyperlink="followedHyperlink"/>
   <w:decimalSymbol w:val=","/>
   <w:listSeparator w:val=";"/>
@@ -26136,7 +26239,7 @@
         <w:rFonts w:asciiTheme="minorHAnsi" w:eastAsiaTheme="minorEastAsia" w:hAnsiTheme="minorHAnsi" w:cstheme="minorBidi"/>
         <w:sz w:val="22"/>
         <w:szCs w:val="22"/>
-        <w:lang w:val="ru-RU" w:eastAsia="ru-RU" w:bidi="ar-SA"/>
+        <w:lang w:val="ru-UA" w:eastAsia="ru-UA" w:bidi="ar-SA"/>
       </w:rPr>
     </w:rPrDefault>
     <w:pPrDefault>
@@ -26558,114 +26661,126 @@
     <w:basedOn w:val="a0"/>
     <w:uiPriority w:val="99"/>
     <w:semiHidden/>
-    <w:rsid w:val="00B93D3E"/>
+    <w:rsid w:val="00DE7FE0"/>
     <w:rPr>
       <w:color w:val="808080"/>
     </w:rPr>
   </w:style>
-  <w:style w:type="paragraph" w:customStyle="1" w:styleId="9531A73B67344BCEB562720EF6460F47">
-    <w:name w:val="9531A73B67344BCEB562720EF6460F47"/>
-    <w:rsid w:val="00B93D3E"/>
+  <w:style w:type="paragraph" w:customStyle="1" w:styleId="530EE0F1F4A44ECB9876DECE6E9EB520">
+    <w:name w:val="530EE0F1F4A44ECB9876DECE6E9EB520"/>
+    <w:rsid w:val="00884290"/>
   </w:style>
-  <w:style w:type="paragraph" w:customStyle="1" w:styleId="7C9E28F8D26F4E28B5370CF9974354E8">
-    <w:name w:val="7C9E28F8D26F4E28B5370CF9974354E8"/>
-    <w:rsid w:val="00B93D3E"/>
+  <w:style w:type="paragraph" w:customStyle="1" w:styleId="E78C8F9728D54D48BCFB70C4762E55CF">
+    <w:name w:val="E78C8F9728D54D48BCFB70C4762E55CF"/>
+    <w:rsid w:val="00884290"/>
   </w:style>
-  <w:style w:type="paragraph" w:customStyle="1" w:styleId="1F1AC8317D4A43A59D2CA36168FEFAAA">
-    <w:name w:val="1F1AC8317D4A43A59D2CA36168FEFAAA"/>
-    <w:rsid w:val="00B93D3E"/>
+  <w:style w:type="paragraph" w:customStyle="1" w:styleId="7EEA51828CBE430790989ACA6B8E1F6F">
+    <w:name w:val="7EEA51828CBE430790989ACA6B8E1F6F"/>
+    <w:rsid w:val="00884290"/>
   </w:style>
-  <w:style w:type="paragraph" w:customStyle="1" w:styleId="F0A54218D9C14BA39942E9B7D6D88D4D">
-    <w:name w:val="F0A54218D9C14BA39942E9B7D6D88D4D"/>
-    <w:rsid w:val="00B93D3E"/>
+  <w:style w:type="paragraph" w:customStyle="1" w:styleId="204CD124A36D4F3983C19B4CCC15FF2E">
+    <w:name w:val="204CD124A36D4F3983C19B4CCC15FF2E"/>
+    <w:rsid w:val="00884290"/>
   </w:style>
-  <w:style w:type="paragraph" w:customStyle="1" w:styleId="1445153D1EA24DE8AD54834BB654C2D3">
-    <w:name w:val="1445153D1EA24DE8AD54834BB654C2D3"/>
-    <w:rsid w:val="00B93D3E"/>
+  <w:style w:type="paragraph" w:customStyle="1" w:styleId="6D48B63B22E145E9B8326089A4015092">
+    <w:name w:val="6D48B63B22E145E9B8326089A4015092"/>
+    <w:rsid w:val="00884290"/>
   </w:style>
-  <w:style w:type="paragraph" w:customStyle="1" w:styleId="D2ABFCAB60B44E4A8CED742B1AAC2C47">
-    <w:name w:val="D2ABFCAB60B44E4A8CED742B1AAC2C47"/>
-    <w:rsid w:val="00B93D3E"/>
+  <w:style w:type="paragraph" w:customStyle="1" w:styleId="16AB705F28504B66998FC689AA896180">
+    <w:name w:val="16AB705F28504B66998FC689AA896180"/>
+    <w:rsid w:val="00884290"/>
   </w:style>
-  <w:style w:type="paragraph" w:customStyle="1" w:styleId="DCCBB53E4B4845FB8EBB48E414063ED8">
-    <w:name w:val="DCCBB53E4B4845FB8EBB48E414063ED8"/>
-    <w:rsid w:val="00B93D3E"/>
+  <w:style w:type="paragraph" w:customStyle="1" w:styleId="19C59CFD4B2543D8907368B5E1646B31">
+    <w:name w:val="19C59CFD4B2543D8907368B5E1646B31"/>
+    <w:rsid w:val="00884290"/>
   </w:style>
-  <w:style w:type="paragraph" w:customStyle="1" w:styleId="B25E775B616D45278BE7D903F513D002">
-    <w:name w:val="B25E775B616D45278BE7D903F513D002"/>
-    <w:rsid w:val="00B93D3E"/>
+  <w:style w:type="paragraph" w:customStyle="1" w:styleId="7781E5C8786B480DBC8B841D2338B98E">
+    <w:name w:val="7781E5C8786B480DBC8B841D2338B98E"/>
+    <w:rsid w:val="00884290"/>
   </w:style>
-  <w:style w:type="paragraph" w:customStyle="1" w:styleId="12AB08C734544DA69799945ED086AD84">
-    <w:name w:val="12AB08C734544DA69799945ED086AD84"/>
-    <w:rsid w:val="00B93D3E"/>
+  <w:style w:type="paragraph" w:customStyle="1" w:styleId="B8B3C6042E6E4F9FB610A16D28C8E06F">
+    <w:name w:val="B8B3C6042E6E4F9FB610A16D28C8E06F"/>
+    <w:rsid w:val="00884290"/>
   </w:style>
-  <w:style w:type="paragraph" w:customStyle="1" w:styleId="F6621E48E7644EBAB69D5A9E7D8E50B2">
-    <w:name w:val="F6621E48E7644EBAB69D5A9E7D8E50B2"/>
-    <w:rsid w:val="00B93D3E"/>
+  <w:style w:type="paragraph" w:customStyle="1" w:styleId="D88FEA2A7C2E4E2AB5F6D3754731B322">
+    <w:name w:val="D88FEA2A7C2E4E2AB5F6D3754731B322"/>
+    <w:rsid w:val="00884290"/>
   </w:style>
-  <w:style w:type="paragraph" w:customStyle="1" w:styleId="9F6A6FC834EA4CD58646C54A83E97928">
-    <w:name w:val="9F6A6FC834EA4CD58646C54A83E97928"/>
-    <w:rsid w:val="00B93D3E"/>
+  <w:style w:type="paragraph" w:customStyle="1" w:styleId="8BA6D92A4A114F0698515DCC6CA3F820">
+    <w:name w:val="8BA6D92A4A114F0698515DCC6CA3F820"/>
+    <w:rsid w:val="00884290"/>
   </w:style>
-  <w:style w:type="paragraph" w:customStyle="1" w:styleId="2B53B12756E243829FC6FFE103B55D90">
-    <w:name w:val="2B53B12756E243829FC6FFE103B55D90"/>
-    <w:rsid w:val="00B93D3E"/>
+  <w:style w:type="paragraph" w:customStyle="1" w:styleId="6983AC2EBE3E47A49966144EB9C0C836">
+    <w:name w:val="6983AC2EBE3E47A49966144EB9C0C836"/>
+    <w:rsid w:val="00884290"/>
   </w:style>
-  <w:style w:type="paragraph" w:customStyle="1" w:styleId="1632A1DE11E8424CA8DCA805CF9A24FD">
-    <w:name w:val="1632A1DE11E8424CA8DCA805CF9A24FD"/>
-    <w:rsid w:val="00B93D3E"/>
+  <w:style w:type="paragraph" w:customStyle="1" w:styleId="D09906AED5F642DCB70CA4D5C58E4C9D">
+    <w:name w:val="D09906AED5F642DCB70CA4D5C58E4C9D"/>
+    <w:rsid w:val="00884290"/>
   </w:style>
-  <w:style w:type="paragraph" w:customStyle="1" w:styleId="C0115821730E4705B1D20F60A5631C7E">
-    <w:name w:val="C0115821730E4705B1D20F60A5631C7E"/>
-    <w:rsid w:val="00B93D3E"/>
+  <w:style w:type="paragraph" w:customStyle="1" w:styleId="99B0A774B8004B8799906580889DB84C">
+    <w:name w:val="99B0A774B8004B8799906580889DB84C"/>
+    <w:rsid w:val="00884290"/>
   </w:style>
-  <w:style w:type="paragraph" w:customStyle="1" w:styleId="AE44577397BF4EBFABE8901EDDA4D3F2">
-    <w:name w:val="AE44577397BF4EBFABE8901EDDA4D3F2"/>
-    <w:rsid w:val="00B93D3E"/>
+  <w:style w:type="paragraph" w:customStyle="1" w:styleId="2D82C32D3D8943D29C5344004C58E351">
+    <w:name w:val="2D82C32D3D8943D29C5344004C58E351"/>
+    <w:rsid w:val="00884290"/>
   </w:style>
-  <w:style w:type="paragraph" w:customStyle="1" w:styleId="96EA1072FBEC44EAB281A4B367BED180">
-    <w:name w:val="96EA1072FBEC44EAB281A4B367BED180"/>
-    <w:rsid w:val="00B93D3E"/>
+  <w:style w:type="paragraph" w:customStyle="1" w:styleId="F360BADA60AB4C6E971FA9E4C3FD4B44">
+    <w:name w:val="F360BADA60AB4C6E971FA9E4C3FD4B44"/>
+    <w:rsid w:val="00884290"/>
   </w:style>
-  <w:style w:type="paragraph" w:customStyle="1" w:styleId="8C71AE017F2B40EFB2843FED881232D7">
-    <w:name w:val="8C71AE017F2B40EFB2843FED881232D7"/>
-    <w:rsid w:val="00B93D3E"/>
+  <w:style w:type="paragraph" w:customStyle="1" w:styleId="A89048BF40C34BA299AEB4BDFA6B6B42">
+    <w:name w:val="A89048BF40C34BA299AEB4BDFA6B6B42"/>
+    <w:rsid w:val="00884290"/>
   </w:style>
-  <w:style w:type="paragraph" w:customStyle="1" w:styleId="D8AFF062609847CF88B591E0FA998AFD">
-    <w:name w:val="D8AFF062609847CF88B591E0FA998AFD"/>
-    <w:rsid w:val="00B93D3E"/>
+  <w:style w:type="paragraph" w:customStyle="1" w:styleId="E1B79CAA995142739B37ACA7AFEA6BFF">
+    <w:name w:val="E1B79CAA995142739B37ACA7AFEA6BFF"/>
+    <w:rsid w:val="00884290"/>
   </w:style>
-  <w:style w:type="paragraph" w:customStyle="1" w:styleId="60A636A6D7AB49F29C006B3634EA8229">
-    <w:name w:val="60A636A6D7AB49F29C006B3634EA8229"/>
-    <w:rsid w:val="00B93D3E"/>
+  <w:style w:type="paragraph" w:customStyle="1" w:styleId="619CD5F2E412427CA285A84D8E061E3E">
+    <w:name w:val="619CD5F2E412427CA285A84D8E061E3E"/>
+    <w:rsid w:val="00884290"/>
   </w:style>
-  <w:style w:type="paragraph" w:customStyle="1" w:styleId="891E451924484477A5210B71FE33C5E0">
-    <w:name w:val="891E451924484477A5210B71FE33C5E0"/>
-    <w:rsid w:val="00B93D3E"/>
+  <w:style w:type="paragraph" w:customStyle="1" w:styleId="915F116B3F644E2D9FF2C33967F65CFB">
+    <w:name w:val="915F116B3F644E2D9FF2C33967F65CFB"/>
+    <w:rsid w:val="00884290"/>
   </w:style>
-  <w:style w:type="paragraph" w:customStyle="1" w:styleId="9CB65150BFDB43B4A655726BE56009D7">
-    <w:name w:val="9CB65150BFDB43B4A655726BE56009D7"/>
-    <w:rsid w:val="00B93D3E"/>
+  <w:style w:type="paragraph" w:customStyle="1" w:styleId="11577F2D7CDB478381C39E605B9AA2D9">
+    <w:name w:val="11577F2D7CDB478381C39E605B9AA2D9"/>
+    <w:rsid w:val="00884290"/>
   </w:style>
-  <w:style w:type="paragraph" w:customStyle="1" w:styleId="00F089EADE1C47E0912B6D2391354F3F">
-    <w:name w:val="00F089EADE1C47E0912B6D2391354F3F"/>
-    <w:rsid w:val="00B93D3E"/>
+  <w:style w:type="paragraph" w:customStyle="1" w:styleId="F0FE2D89833B467B8F71AE2D40749386">
+    <w:name w:val="F0FE2D89833B467B8F71AE2D40749386"/>
+    <w:rsid w:val="00884290"/>
   </w:style>
-  <w:style w:type="paragraph" w:customStyle="1" w:styleId="51162FD60223426586D852C9B3DBE47D">
-    <w:name w:val="51162FD60223426586D852C9B3DBE47D"/>
-    <w:rsid w:val="00B93D3E"/>
+  <w:style w:type="paragraph" w:customStyle="1" w:styleId="95E09B854936423BB660865E4B2CCF84">
+    <w:name w:val="95E09B854936423BB660865E4B2CCF84"/>
+    <w:rsid w:val="00884290"/>
   </w:style>
-  <w:style w:type="paragraph" w:customStyle="1" w:styleId="0930F70D751C451E94D7FDD7990EC212">
-    <w:name w:val="0930F70D751C451E94D7FDD7990EC212"/>
-    <w:rsid w:val="00B93D3E"/>
+  <w:style w:type="paragraph" w:customStyle="1" w:styleId="4C9373E5D68D47B18281FE8B26CE2814">
+    <w:name w:val="4C9373E5D68D47B18281FE8B26CE2814"/>
+    <w:rsid w:val="00884290"/>
   </w:style>
-  <w:style w:type="paragraph" w:customStyle="1" w:styleId="797D4ACAC02F4FF68D348B5FF679ADF2">
-    <w:name w:val="797D4ACAC02F4FF68D348B5FF679ADF2"/>
-    <w:rsid w:val="00B93D3E"/>
+  <w:style w:type="paragraph" w:customStyle="1" w:styleId="BDAF6BE210B04597AC7351BF6E2D2ED4">
+    <w:name w:val="BDAF6BE210B04597AC7351BF6E2D2ED4"/>
+    <w:rsid w:val="00884290"/>
   </w:style>
-  <w:style w:type="paragraph" w:customStyle="1" w:styleId="91F97F3366F04D49B3A2047795C94F09">
-    <w:name w:val="91F97F3366F04D49B3A2047795C94F09"/>
-    <w:rsid w:val="00B93D3E"/>
+  <w:style w:type="paragraph" w:customStyle="1" w:styleId="F70D5AF6E26F423981B3F3AE949574F5">
+    <w:name w:val="F70D5AF6E26F423981B3F3AE949574F5"/>
+    <w:rsid w:val="00884290"/>
+  </w:style>
+  <w:style w:type="paragraph" w:customStyle="1" w:styleId="FB00502197C94187A770A9D7272E0F66">
+    <w:name w:val="FB00502197C94187A770A9D7272E0F66"/>
+    <w:rsid w:val="00884290"/>
+  </w:style>
+  <w:style w:type="paragraph" w:customStyle="1" w:styleId="5014A892229E4B02B2120781E199E840">
+    <w:name w:val="5014A892229E4B02B2120781E199E840"/>
+    <w:rsid w:val="00884290"/>
+  </w:style>
+  <w:style w:type="paragraph" w:customStyle="1" w:styleId="FFAC20BE111649BDA8AF4CA54FB2F383">
+    <w:name w:val="FFAC20BE111649BDA8AF4CA54FB2F383"/>
+    <w:rsid w:val="00DE7FE0"/>
   </w:style>
 </w:styles>
 </file>
@@ -26977,7 +27092,7 @@
 </file>
 
 <file path=customXml/itemProps1.xml><?xml version="1.0" encoding="utf-8"?>
-<ds:datastoreItem xmlns:ds="http://schemas.openxmlformats.org/officeDocument/2006/customXml" ds:itemID="{6BB2F6A0-AD48-44A1-8DFD-7F6CD0D8CE64}">
+<ds:datastoreItem xmlns:ds="http://schemas.openxmlformats.org/officeDocument/2006/customXml" ds:itemID="{4A298D3E-D460-4E43-B054-01DC1243DBAA}">
   <ds:schemaRefs>
     <ds:schemaRef ds:uri="http://schemas.openxmlformats.org/officeDocument/2006/bibliography"/>
   </ds:schemaRefs>
